--- a/10-应急管理/流程制度规范类文件/JXTX-10-01-运维应急管理制度.docx
+++ b/10-应急管理/流程制度规范类文件/JXTX-10-01-运维应急管理制度.docx
@@ -22,6 +22,57 @@
         <w:textAlignment w:val="baseline"/>
       </w:pPr>
       <w:bookmarkStart w:id="0" w:name="_Toc531"/>
+      <w:r>
+        <w:drawing>
+          <wp:anchor distT="0" distB="0" distL="114300" distR="114300" simplePos="0" relativeHeight="251661312" behindDoc="1" locked="0" layoutInCell="1" allowOverlap="1">
+            <wp:simplePos x="0" y="0"/>
+            <wp:positionH relativeFrom="column">
+              <wp:posOffset>-19050</wp:posOffset>
+            </wp:positionH>
+            <wp:positionV relativeFrom="paragraph">
+              <wp:posOffset>-22225</wp:posOffset>
+            </wp:positionV>
+            <wp:extent cx="5304790" cy="8893810"/>
+            <wp:effectExtent l="0" t="0" r="13970" b="6350"/>
+            <wp:wrapNone/>
+            <wp:docPr id="1" name="图片 1"/>
+            <wp:cNvGraphicFramePr>
+              <a:graphicFrameLocks xmlns:a="http://schemas.openxmlformats.org/drawingml/2006/main" noChangeAspect="1"/>
+            </wp:cNvGraphicFramePr>
+            <a:graphic xmlns:a="http://schemas.openxmlformats.org/drawingml/2006/main">
+              <a:graphicData uri="http://schemas.openxmlformats.org/drawingml/2006/picture">
+                <pic:pic xmlns:pic="http://schemas.openxmlformats.org/drawingml/2006/picture">
+                  <pic:nvPicPr>
+                    <pic:cNvPr id="1" name="图片 1"/>
+                    <pic:cNvPicPr>
+                      <a:picLocks noChangeAspect="1"/>
+                    </pic:cNvPicPr>
+                  </pic:nvPicPr>
+                  <pic:blipFill>
+                    <a:blip r:embed="rId7"/>
+                    <a:stretch>
+                      <a:fillRect/>
+                    </a:stretch>
+                  </pic:blipFill>
+                  <pic:spPr>
+                    <a:xfrm>
+                      <a:off x="0" y="0"/>
+                      <a:ext cx="5304790" cy="8893810"/>
+                    </a:xfrm>
+                    <a:prstGeom prst="rect">
+                      <a:avLst/>
+                    </a:prstGeom>
+                    <a:noFill/>
+                    <a:ln>
+                      <a:noFill/>
+                    </a:ln>
+                  </pic:spPr>
+                </pic:pic>
+              </a:graphicData>
+            </a:graphic>
+          </wp:anchor>
+        </w:drawing>
+      </w:r>
       <w:r>
         <w:drawing>
           <wp:anchor distT="0" distB="0" distL="114300" distR="114300" simplePos="0" relativeHeight="251660288" behindDoc="1" locked="0" layoutInCell="1" allowOverlap="1">
@@ -49,7 +100,7 @@
                     </pic:cNvPicPr>
                   </pic:nvPicPr>
                   <pic:blipFill>
-                    <a:blip r:embed="rId7"/>
+                    <a:blip r:embed="rId8"/>
                     <a:stretch>
                       <a:fillRect/>
                     </a:stretch>
@@ -104,7 +155,7 @@
                     </pic:cNvPicPr>
                   </pic:nvPicPr>
                   <pic:blipFill>
-                    <a:blip r:embed="rId8">
+                    <a:blip r:embed="rId9">
                       <a:alphaModFix amt="58000"/>
                       <a:lum contrast="-52000"/>
                     </a:blip>
@@ -1928,8 +1979,6 @@
         <w:snapToGrid w:val="0"/>
         <w:textAlignment w:val="baseline"/>
       </w:pPr>
-      <w:bookmarkStart w:id="25" w:name="_GoBack"/>
-      <w:bookmarkEnd w:id="25"/>
       <w:r>
         <w:br w:type="page"/>
       </w:r>
@@ -5482,6 +5531,515 @@
       <w:bookmarkStart w:id="24" w:name="_Toc4430"/>
       <w:r>
         <w:rPr>
+          <w:rFonts w:hint="eastAsia"/>
+          <w:lang w:val="en-US" w:eastAsia="zh-CN"/>
+        </w:rPr>
+        <w:t>考核指标</w:t>
+      </w:r>
+    </w:p>
+    <w:tbl>
+      <w:tblPr>
+        <w:tblW w:w="8504" w:type="dxa"/>
+        <w:tblInd w:w="96" w:type="dxa"/>
+        <w:tblBorders>
+          <w:top w:val="none" w:color="auto" w:sz="0" w:space="0"/>
+          <w:left w:val="none" w:color="auto" w:sz="0" w:space="0"/>
+          <w:bottom w:val="none" w:color="auto" w:sz="0" w:space="0"/>
+          <w:right w:val="none" w:color="auto" w:sz="0" w:space="0"/>
+          <w:insideH w:val="none" w:color="auto" w:sz="0" w:space="0"/>
+          <w:insideV w:val="none" w:color="auto" w:sz="0" w:space="0"/>
+        </w:tblBorders>
+        <w:shd w:val="clear"/>
+        <w:tblLayout w:type="autofit"/>
+        <w:tblCellMar>
+          <w:top w:w="0" w:type="dxa"/>
+          <w:left w:w="108" w:type="dxa"/>
+          <w:bottom w:w="0" w:type="dxa"/>
+          <w:right w:w="108" w:type="dxa"/>
+        </w:tblCellMar>
+      </w:tblPr>
+      <w:tblGrid>
+        <w:gridCol w:w="1267"/>
+        <w:gridCol w:w="1276"/>
+        <w:gridCol w:w="5035"/>
+        <w:gridCol w:w="926"/>
+      </w:tblGrid>
+      <w:tr>
+        <w:tblPrEx>
+          <w:tblBorders>
+            <w:top w:val="none" w:color="auto" w:sz="0" w:space="0"/>
+            <w:left w:val="none" w:color="auto" w:sz="0" w:space="0"/>
+            <w:bottom w:val="none" w:color="auto" w:sz="0" w:space="0"/>
+            <w:right w:val="none" w:color="auto" w:sz="0" w:space="0"/>
+            <w:insideH w:val="none" w:color="auto" w:sz="0" w:space="0"/>
+            <w:insideV w:val="none" w:color="auto" w:sz="0" w:space="0"/>
+          </w:tblBorders>
+          <w:shd w:val="clear"/>
+          <w:tblCellMar>
+            <w:top w:w="0" w:type="dxa"/>
+            <w:left w:w="108" w:type="dxa"/>
+            <w:bottom w:w="0" w:type="dxa"/>
+            <w:right w:w="108" w:type="dxa"/>
+          </w:tblCellMar>
+        </w:tblPrEx>
+        <w:trPr>
+          <w:trHeight w:val="493" w:hRule="atLeast"/>
+        </w:trPr>
+        <w:tc>
+          <w:tcPr>
+            <w:tcW w:w="1267" w:type="dxa"/>
+            <w:tcBorders>
+              <w:top w:val="single" w:color="000000" w:sz="4" w:space="0"/>
+              <w:left w:val="single" w:color="000000" w:sz="4" w:space="0"/>
+              <w:bottom w:val="single" w:color="000000" w:sz="4" w:space="0"/>
+              <w:right w:val="single" w:color="000000" w:sz="4" w:space="0"/>
+            </w:tcBorders>
+            <w:shd w:val="clear" w:color="auto" w:fill="C0C0C0"/>
+            <w:vAlign w:val="center"/>
+          </w:tcPr>
+          <w:p>
+            <w:pPr>
+              <w:keepNext w:val="0"/>
+              <w:keepLines w:val="0"/>
+              <w:widowControl/>
+              <w:suppressLineNumbers w:val="0"/>
+              <w:jc w:val="center"/>
+              <w:textAlignment w:val="center"/>
+              <w:rPr>
+                <w:rFonts w:ascii="楷体_GB2312" w:hAnsi="宋体" w:eastAsia="楷体_GB2312" w:cs="楷体_GB2312"/>
+                <w:b/>
+                <w:bCs/>
+                <w:i w:val="0"/>
+                <w:iCs w:val="0"/>
+                <w:color w:val="000000"/>
+                <w:sz w:val="22"/>
+                <w:szCs w:val="22"/>
+                <w:u w:val="none"/>
+              </w:rPr>
+            </w:pPr>
+            <w:r>
+              <w:rPr>
+                <w:rFonts w:hint="default" w:ascii="楷体_GB2312" w:hAnsi="宋体" w:eastAsia="楷体_GB2312" w:cs="楷体_GB2312"/>
+                <w:b/>
+                <w:bCs/>
+                <w:i w:val="0"/>
+                <w:iCs w:val="0"/>
+                <w:snapToGrid w:val="0"/>
+                <w:color w:val="000000"/>
+                <w:kern w:val="0"/>
+                <w:sz w:val="22"/>
+                <w:szCs w:val="22"/>
+                <w:u w:val="none"/>
+                <w:bdr w:val="none" w:color="auto" w:sz="0" w:space="0"/>
+                <w:lang w:val="en-US" w:eastAsia="zh-CN" w:bidi="ar"/>
+              </w:rPr>
+              <w:t>KPI</w:t>
+            </w:r>
+          </w:p>
+        </w:tc>
+        <w:tc>
+          <w:tcPr>
+            <w:tcW w:w="1276" w:type="dxa"/>
+            <w:tcBorders>
+              <w:top w:val="single" w:color="000000" w:sz="4" w:space="0"/>
+              <w:left w:val="single" w:color="000000" w:sz="4" w:space="0"/>
+              <w:bottom w:val="single" w:color="000000" w:sz="4" w:space="0"/>
+              <w:right w:val="single" w:color="000000" w:sz="4" w:space="0"/>
+            </w:tcBorders>
+            <w:shd w:val="clear" w:color="auto" w:fill="C0C0C0"/>
+            <w:vAlign w:val="center"/>
+          </w:tcPr>
+          <w:p>
+            <w:pPr>
+              <w:keepNext w:val="0"/>
+              <w:keepLines w:val="0"/>
+              <w:widowControl/>
+              <w:suppressLineNumbers w:val="0"/>
+              <w:jc w:val="center"/>
+              <w:textAlignment w:val="center"/>
+              <w:rPr>
+                <w:rFonts w:hint="default" w:ascii="楷体_GB2312" w:hAnsi="宋体" w:eastAsia="楷体_GB2312" w:cs="楷体_GB2312"/>
+                <w:b/>
+                <w:bCs/>
+                <w:i w:val="0"/>
+                <w:iCs w:val="0"/>
+                <w:color w:val="000000"/>
+                <w:sz w:val="22"/>
+                <w:szCs w:val="22"/>
+                <w:u w:val="none"/>
+              </w:rPr>
+            </w:pPr>
+            <w:r>
+              <w:rPr>
+                <w:rFonts w:hint="default" w:ascii="楷体_GB2312" w:hAnsi="宋体" w:eastAsia="楷体_GB2312" w:cs="楷体_GB2312"/>
+                <w:b/>
+                <w:bCs/>
+                <w:i w:val="0"/>
+                <w:iCs w:val="0"/>
+                <w:snapToGrid w:val="0"/>
+                <w:color w:val="000000"/>
+                <w:kern w:val="0"/>
+                <w:sz w:val="22"/>
+                <w:szCs w:val="22"/>
+                <w:u w:val="none"/>
+                <w:bdr w:val="none" w:color="auto" w:sz="0" w:space="0"/>
+                <w:lang w:val="en-US" w:eastAsia="zh-CN" w:bidi="ar"/>
+              </w:rPr>
+              <w:t>目标值</w:t>
+            </w:r>
+          </w:p>
+        </w:tc>
+        <w:tc>
+          <w:tcPr>
+            <w:tcW w:w="5035" w:type="dxa"/>
+            <w:tcBorders>
+              <w:top w:val="single" w:color="000000" w:sz="4" w:space="0"/>
+              <w:left w:val="single" w:color="000000" w:sz="4" w:space="0"/>
+              <w:bottom w:val="single" w:color="000000" w:sz="4" w:space="0"/>
+              <w:right w:val="single" w:color="000000" w:sz="4" w:space="0"/>
+            </w:tcBorders>
+            <w:shd w:val="clear" w:color="auto" w:fill="C0C0C0"/>
+            <w:vAlign w:val="center"/>
+          </w:tcPr>
+          <w:p>
+            <w:pPr>
+              <w:keepNext w:val="0"/>
+              <w:keepLines w:val="0"/>
+              <w:widowControl/>
+              <w:suppressLineNumbers w:val="0"/>
+              <w:jc w:val="center"/>
+              <w:textAlignment w:val="center"/>
+              <w:rPr>
+                <w:rFonts w:hint="default" w:ascii="楷体_GB2312" w:hAnsi="宋体" w:eastAsia="楷体_GB2312" w:cs="楷体_GB2312"/>
+                <w:b/>
+                <w:bCs/>
+                <w:i w:val="0"/>
+                <w:iCs w:val="0"/>
+                <w:color w:val="000000"/>
+                <w:sz w:val="22"/>
+                <w:szCs w:val="22"/>
+                <w:u w:val="none"/>
+              </w:rPr>
+            </w:pPr>
+            <w:r>
+              <w:rPr>
+                <w:rFonts w:hint="default" w:ascii="楷体_GB2312" w:hAnsi="宋体" w:eastAsia="楷体_GB2312" w:cs="楷体_GB2312"/>
+                <w:b/>
+                <w:bCs/>
+                <w:i w:val="0"/>
+                <w:iCs w:val="0"/>
+                <w:snapToGrid w:val="0"/>
+                <w:color w:val="000000"/>
+                <w:kern w:val="0"/>
+                <w:sz w:val="22"/>
+                <w:szCs w:val="22"/>
+                <w:u w:val="none"/>
+                <w:bdr w:val="none" w:color="auto" w:sz="0" w:space="0"/>
+                <w:lang w:val="en-US" w:eastAsia="zh-CN" w:bidi="ar"/>
+              </w:rPr>
+              <w:t>计算公式/方法</w:t>
+            </w:r>
+          </w:p>
+        </w:tc>
+        <w:tc>
+          <w:tcPr>
+            <w:tcW w:w="926" w:type="dxa"/>
+            <w:tcBorders>
+              <w:top w:val="single" w:color="000000" w:sz="4" w:space="0"/>
+              <w:left w:val="single" w:color="000000" w:sz="4" w:space="0"/>
+              <w:bottom w:val="single" w:color="000000" w:sz="4" w:space="0"/>
+              <w:right w:val="single" w:color="000000" w:sz="4" w:space="0"/>
+            </w:tcBorders>
+            <w:shd w:val="clear" w:color="auto" w:fill="C0C0C0"/>
+            <w:vAlign w:val="center"/>
+          </w:tcPr>
+          <w:p>
+            <w:pPr>
+              <w:keepNext w:val="0"/>
+              <w:keepLines w:val="0"/>
+              <w:widowControl/>
+              <w:suppressLineNumbers w:val="0"/>
+              <w:jc w:val="center"/>
+              <w:textAlignment w:val="center"/>
+              <w:rPr>
+                <w:rFonts w:hint="default" w:ascii="楷体_GB2312" w:hAnsi="宋体" w:eastAsia="楷体_GB2312" w:cs="楷体_GB2312"/>
+                <w:b/>
+                <w:bCs/>
+                <w:i w:val="0"/>
+                <w:iCs w:val="0"/>
+                <w:color w:val="000000"/>
+                <w:sz w:val="22"/>
+                <w:szCs w:val="22"/>
+                <w:u w:val="none"/>
+              </w:rPr>
+            </w:pPr>
+            <w:r>
+              <w:rPr>
+                <w:rFonts w:hint="default" w:ascii="楷体_GB2312" w:hAnsi="宋体" w:eastAsia="楷体_GB2312" w:cs="楷体_GB2312"/>
+                <w:b/>
+                <w:bCs/>
+                <w:i w:val="0"/>
+                <w:iCs w:val="0"/>
+                <w:snapToGrid w:val="0"/>
+                <w:color w:val="000000"/>
+                <w:kern w:val="0"/>
+                <w:sz w:val="22"/>
+                <w:szCs w:val="22"/>
+                <w:u w:val="none"/>
+                <w:bdr w:val="none" w:color="auto" w:sz="0" w:space="0"/>
+                <w:lang w:val="en-US" w:eastAsia="zh-CN" w:bidi="ar"/>
+              </w:rPr>
+              <w:t>频度</w:t>
+            </w:r>
+          </w:p>
+        </w:tc>
+      </w:tr>
+      <w:tr>
+        <w:tblPrEx>
+          <w:tblBorders>
+            <w:top w:val="none" w:color="auto" w:sz="0" w:space="0"/>
+            <w:left w:val="none" w:color="auto" w:sz="0" w:space="0"/>
+            <w:bottom w:val="none" w:color="auto" w:sz="0" w:space="0"/>
+            <w:right w:val="none" w:color="auto" w:sz="0" w:space="0"/>
+            <w:insideH w:val="none" w:color="auto" w:sz="0" w:space="0"/>
+            <w:insideV w:val="none" w:color="auto" w:sz="0" w:space="0"/>
+          </w:tblBorders>
+          <w:shd w:val="clear"/>
+          <w:tblCellMar>
+            <w:top w:w="0" w:type="dxa"/>
+            <w:left w:w="108" w:type="dxa"/>
+            <w:bottom w:w="0" w:type="dxa"/>
+            <w:right w:w="108" w:type="dxa"/>
+          </w:tblCellMar>
+        </w:tblPrEx>
+        <w:trPr>
+          <w:trHeight w:val="493" w:hRule="atLeast"/>
+        </w:trPr>
+        <w:tc>
+          <w:tcPr>
+            <w:tcW w:w="1267" w:type="dxa"/>
+            <w:tcBorders>
+              <w:top w:val="single" w:color="000000" w:sz="4" w:space="0"/>
+              <w:left w:val="single" w:color="000000" w:sz="4" w:space="0"/>
+              <w:bottom w:val="single" w:color="000000" w:sz="4" w:space="0"/>
+              <w:right w:val="single" w:color="000000" w:sz="4" w:space="0"/>
+            </w:tcBorders>
+            <w:shd w:val="clear" w:color="auto" w:fill="auto"/>
+            <w:vAlign w:val="center"/>
+          </w:tcPr>
+          <w:p>
+            <w:pPr>
+              <w:keepNext w:val="0"/>
+              <w:keepLines w:val="0"/>
+              <w:widowControl/>
+              <w:suppressLineNumbers w:val="0"/>
+              <w:jc w:val="left"/>
+              <w:textAlignment w:val="center"/>
+              <w:rPr>
+                <w:rFonts w:hint="default" w:ascii="楷体_GB2312" w:hAnsi="宋体" w:eastAsia="楷体_GB2312" w:cs="楷体_GB2312"/>
+                <w:b/>
+                <w:bCs/>
+                <w:i w:val="0"/>
+                <w:iCs w:val="0"/>
+                <w:snapToGrid w:val="0"/>
+                <w:color w:val="000000"/>
+                <w:kern w:val="0"/>
+                <w:sz w:val="22"/>
+                <w:szCs w:val="22"/>
+                <w:u w:val="none"/>
+                <w:bdr w:val="none" w:color="auto" w:sz="0" w:space="0"/>
+                <w:lang w:val="en-US" w:eastAsia="zh-CN" w:bidi="ar"/>
+              </w:rPr>
+            </w:pPr>
+            <w:r>
+              <w:rPr>
+                <w:rFonts w:hint="eastAsia" w:ascii="宋体" w:hAnsi="宋体" w:eastAsia="宋体" w:cs="宋体"/>
+                <w:i w:val="0"/>
+                <w:iCs w:val="0"/>
+                <w:snapToGrid w:val="0"/>
+                <w:color w:val="000000"/>
+                <w:kern w:val="0"/>
+                <w:sz w:val="21"/>
+                <w:szCs w:val="21"/>
+                <w:u w:val="none"/>
+                <w:lang w:val="en-US" w:eastAsia="zh-CN" w:bidi="ar"/>
+              </w:rPr>
+              <w:t>项目应急演练次数</w:t>
+            </w:r>
+          </w:p>
+        </w:tc>
+        <w:tc>
+          <w:tcPr>
+            <w:tcW w:w="1276" w:type="dxa"/>
+            <w:tcBorders>
+              <w:top w:val="single" w:color="000000" w:sz="4" w:space="0"/>
+              <w:left w:val="single" w:color="000000" w:sz="4" w:space="0"/>
+              <w:bottom w:val="single" w:color="000000" w:sz="4" w:space="0"/>
+              <w:right w:val="single" w:color="000000" w:sz="4" w:space="0"/>
+            </w:tcBorders>
+            <w:shd w:val="clear" w:color="auto" w:fill="auto"/>
+            <w:vAlign w:val="center"/>
+          </w:tcPr>
+          <w:p>
+            <w:pPr>
+              <w:keepNext w:val="0"/>
+              <w:keepLines w:val="0"/>
+              <w:widowControl/>
+              <w:suppressLineNumbers w:val="0"/>
+              <w:jc w:val="left"/>
+              <w:textAlignment w:val="center"/>
+              <w:rPr>
+                <w:rFonts w:hint="default" w:ascii="楷体_GB2312" w:hAnsi="宋体" w:eastAsia="楷体_GB2312" w:cs="楷体_GB2312"/>
+                <w:b/>
+                <w:bCs/>
+                <w:i w:val="0"/>
+                <w:iCs w:val="0"/>
+                <w:snapToGrid w:val="0"/>
+                <w:color w:val="000000"/>
+                <w:kern w:val="0"/>
+                <w:sz w:val="22"/>
+                <w:szCs w:val="22"/>
+                <w:u w:val="none"/>
+                <w:bdr w:val="none" w:color="auto" w:sz="0" w:space="0"/>
+                <w:lang w:val="en-US" w:eastAsia="zh-CN" w:bidi="ar"/>
+              </w:rPr>
+            </w:pPr>
+            <w:r>
+              <w:rPr>
+                <w:rFonts w:hint="eastAsia" w:ascii="宋体" w:hAnsi="宋体" w:eastAsia="宋体" w:cs="宋体"/>
+                <w:i w:val="0"/>
+                <w:iCs w:val="0"/>
+                <w:snapToGrid w:val="0"/>
+                <w:color w:val="000000"/>
+                <w:kern w:val="0"/>
+                <w:sz w:val="21"/>
+                <w:szCs w:val="21"/>
+                <w:u w:val="none"/>
+                <w:lang w:val="en-US" w:eastAsia="zh-CN" w:bidi="ar"/>
+              </w:rPr>
+              <w:t>≥1次</w:t>
+            </w:r>
+          </w:p>
+        </w:tc>
+        <w:tc>
+          <w:tcPr>
+            <w:tcW w:w="5035" w:type="dxa"/>
+            <w:tcBorders>
+              <w:top w:val="single" w:color="000000" w:sz="4" w:space="0"/>
+              <w:left w:val="single" w:color="000000" w:sz="4" w:space="0"/>
+              <w:bottom w:val="single" w:color="000000" w:sz="4" w:space="0"/>
+              <w:right w:val="single" w:color="000000" w:sz="4" w:space="0"/>
+            </w:tcBorders>
+            <w:shd w:val="clear" w:color="auto" w:fill="auto"/>
+            <w:vAlign w:val="center"/>
+          </w:tcPr>
+          <w:p>
+            <w:pPr>
+              <w:keepNext w:val="0"/>
+              <w:keepLines w:val="0"/>
+              <w:widowControl/>
+              <w:suppressLineNumbers w:val="0"/>
+              <w:jc w:val="left"/>
+              <w:textAlignment w:val="center"/>
+              <w:rPr>
+                <w:rFonts w:hint="default" w:ascii="楷体_GB2312" w:hAnsi="宋体" w:eastAsia="楷体_GB2312" w:cs="楷体_GB2312"/>
+                <w:b/>
+                <w:bCs/>
+                <w:i w:val="0"/>
+                <w:iCs w:val="0"/>
+                <w:snapToGrid w:val="0"/>
+                <w:color w:val="000000"/>
+                <w:kern w:val="0"/>
+                <w:sz w:val="22"/>
+                <w:szCs w:val="22"/>
+                <w:u w:val="none"/>
+                <w:bdr w:val="none" w:color="auto" w:sz="0" w:space="0"/>
+                <w:lang w:val="en-US" w:eastAsia="zh-CN" w:bidi="ar"/>
+              </w:rPr>
+            </w:pPr>
+            <w:r>
+              <w:rPr>
+                <w:rFonts w:hint="eastAsia" w:ascii="宋体" w:hAnsi="宋体" w:eastAsia="宋体" w:cs="宋体"/>
+                <w:i w:val="0"/>
+                <w:iCs w:val="0"/>
+                <w:snapToGrid w:val="0"/>
+                <w:color w:val="000000"/>
+                <w:kern w:val="0"/>
+                <w:sz w:val="21"/>
+                <w:szCs w:val="21"/>
+                <w:u w:val="none"/>
+                <w:lang w:val="en-US" w:eastAsia="zh-CN" w:bidi="ar"/>
+              </w:rPr>
+              <w:t>数量，应急演练报告数量</w:t>
+            </w:r>
+          </w:p>
+        </w:tc>
+        <w:tc>
+          <w:tcPr>
+            <w:tcW w:w="926" w:type="dxa"/>
+            <w:tcBorders>
+              <w:top w:val="single" w:color="000000" w:sz="4" w:space="0"/>
+              <w:left w:val="single" w:color="000000" w:sz="4" w:space="0"/>
+              <w:bottom w:val="single" w:color="000000" w:sz="4" w:space="0"/>
+              <w:right w:val="single" w:color="000000" w:sz="4" w:space="0"/>
+            </w:tcBorders>
+            <w:shd w:val="clear" w:color="auto" w:fill="auto"/>
+            <w:vAlign w:val="center"/>
+          </w:tcPr>
+          <w:p>
+            <w:pPr>
+              <w:keepNext w:val="0"/>
+              <w:keepLines w:val="0"/>
+              <w:widowControl/>
+              <w:suppressLineNumbers w:val="0"/>
+              <w:jc w:val="left"/>
+              <w:textAlignment w:val="center"/>
+              <w:rPr>
+                <w:rFonts w:hint="default" w:ascii="楷体_GB2312" w:hAnsi="宋体" w:eastAsia="楷体_GB2312" w:cs="楷体_GB2312"/>
+                <w:b/>
+                <w:bCs/>
+                <w:i w:val="0"/>
+                <w:iCs w:val="0"/>
+                <w:snapToGrid w:val="0"/>
+                <w:color w:val="000000"/>
+                <w:kern w:val="0"/>
+                <w:sz w:val="22"/>
+                <w:szCs w:val="22"/>
+                <w:u w:val="none"/>
+                <w:bdr w:val="none" w:color="auto" w:sz="0" w:space="0"/>
+                <w:lang w:val="en-US" w:eastAsia="zh-CN" w:bidi="ar"/>
+              </w:rPr>
+            </w:pPr>
+            <w:r>
+              <w:rPr>
+                <w:rFonts w:hint="eastAsia" w:ascii="宋体" w:hAnsi="宋体" w:eastAsia="宋体" w:cs="宋体"/>
+                <w:i w:val="0"/>
+                <w:iCs w:val="0"/>
+                <w:snapToGrid w:val="0"/>
+                <w:color w:val="000000"/>
+                <w:kern w:val="0"/>
+                <w:sz w:val="21"/>
+                <w:szCs w:val="21"/>
+                <w:u w:val="none"/>
+                <w:lang w:val="en-US" w:eastAsia="zh-CN" w:bidi="ar"/>
+              </w:rPr>
+              <w:t>年度</w:t>
+            </w:r>
+          </w:p>
+        </w:tc>
+      </w:tr>
+    </w:tbl>
+    <w:p>
+      <w:pPr>
+        <w:pStyle w:val="28"/>
+        <w:bidi w:val="0"/>
+        <w:rPr>
+          <w:rFonts w:hint="default"/>
+          <w:lang w:val="en-US" w:eastAsia="zh-CN"/>
+        </w:rPr>
+      </w:pPr>
+      <w:r>
+        <w:rPr>
           <w:rFonts w:hint="default"/>
           <w:lang w:val="en-US" w:eastAsia="zh-CN"/>
         </w:rPr>
@@ -5515,7 +6073,16 @@
           <w:rFonts w:hint="default"/>
           <w:lang w:val="en-US" w:eastAsia="zh-CN"/>
         </w:rPr>
-        <w:t>本制度自发布之日起执行，由应急管理部负责解释与修订。本制度与《服务台管理制度》、《服务交付管理制度》等配套执行。</w:t>
+        <w:t>本制度自发布之日起执行，由应急管理部负责解释与修订。本制度与《服务台管</w:t>
+      </w:r>
+      <w:bookmarkStart w:id="25" w:name="_GoBack"/>
+      <w:bookmarkEnd w:id="25"/>
+      <w:r>
+        <w:rPr>
+          <w:rFonts w:hint="default"/>
+          <w:lang w:val="en-US" w:eastAsia="zh-CN"/>
+        </w:rPr>
+        <w:t>理制度》、《服务交付管理制度》等配套执行。</w:t>
       </w:r>
     </w:p>
     <w:sectPr>

--- a/10-应急管理/流程制度规范类文件/JXTX-10-01-运维应急管理制度.docx
+++ b/10-应急管理/流程制度规范类文件/JXTX-10-01-运维应急管理制度.docx
@@ -1,10 +1,11 @@
 
 <file path=word/document.xml><?xml version="1.0" encoding="utf-8"?>
-<w:document xmlns:wpc="http://schemas.microsoft.com/office/word/2010/wordprocessingCanvas" xmlns:mc="http://schemas.openxmlformats.org/markup-compatibility/2006" xmlns:o="urn:schemas-microsoft-com:office:office" xmlns:r="http://schemas.openxmlformats.org/officeDocument/2006/relationships" xmlns:m="http://schemas.openxmlformats.org/officeDocument/2006/math" xmlns:v="urn:schemas-microsoft-com:vml" xmlns:wp14="http://schemas.microsoft.com/office/word/2010/wordprocessingDrawing" xmlns:wp="http://schemas.openxmlformats.org/drawingml/2006/wordprocessingDrawing" xmlns:w="http://schemas.openxmlformats.org/wordprocessingml/2006/main" xmlns:w14="http://schemas.microsoft.com/office/word/2010/wordml" xmlns:w10="urn:schemas-microsoft-com:office:word" xmlns:w15="http://schemas.microsoft.com/office/word/2012/wordml" xmlns:wpg="http://schemas.microsoft.com/office/word/2010/wordprocessingGroup" xmlns:wpi="http://schemas.microsoft.com/office/word/2010/wordprocessingInk" xmlns:wne="http://schemas.microsoft.com/office/word/2006/wordml" xmlns:wps="http://schemas.microsoft.com/office/word/2010/wordprocessingShape" xmlns:wpsCustomData="http://www.wps.cn/officeDocument/2013/wpsCustomData" mc:Ignorable="w14 w15 wp14">
+<w:document xmlns:wpc="http://schemas.microsoft.com/office/word/2010/wordprocessingCanvas" xmlns:mc="http://schemas.openxmlformats.org/markup-compatibility/2006" xmlns:o="urn:schemas-microsoft-com:office:office" xmlns:r="http://schemas.openxmlformats.org/officeDocument/2006/relationships" xmlns:m="http://schemas.openxmlformats.org/officeDocument/2006/math" xmlns:v="urn:schemas-microsoft-com:vml" xmlns:wp14="http://schemas.microsoft.com/office/word/2010/wordprocessingDrawing" xmlns:wp="http://schemas.openxmlformats.org/drawingml/2006/wordprocessingDrawing" xmlns:w10="urn:schemas-microsoft-com:office:word" xmlns:w="http://schemas.openxmlformats.org/wordprocessingml/2006/main" xmlns:w14="http://schemas.microsoft.com/office/word/2010/wordml" xmlns:w15="http://schemas.microsoft.com/office/word/2012/wordml" xmlns:wne="http://schemas.microsoft.com/office/word/2006/wordml" xmlns:wpg="http://schemas.microsoft.com/office/word/2010/wordprocessingGroup" xmlns:wpi="http://schemas.microsoft.com/office/word/2010/wordprocessingInk" xmlns:wps="http://schemas.microsoft.com/office/word/2010/wordprocessingShape" mc:Ignorable="w14 w15 wp14">
+  <!-- Generated by Aspose.Words for .NET 13.3.0.1 -->
   <w:body>
     <w:p>
       <w:pPr>
-        <w:pStyle w:val="24"/>
+        <w:pStyle w:val="a"/>
         <w:keepNext w:val="0"/>
         <w:keepLines w:val="0"/>
         <w:pageBreakBefore w:val="0"/>
@@ -24,7 +25,7 @@
       <w:bookmarkStart w:id="0" w:name="_Toc531"/>
       <w:r>
         <w:drawing>
-          <wp:anchor distT="0" distB="0" distL="114300" distR="114300" simplePos="0" relativeHeight="251661312" behindDoc="1" locked="0" layoutInCell="1" allowOverlap="1">
+          <wp:anchor distT="0" distB="0" distL="114300" distR="114300" simplePos="0" relativeHeight="251660288" behindDoc="1" locked="0" layoutInCell="1" allowOverlap="1">
             <wp:simplePos x="0" y="0"/>
             <wp:positionH relativeFrom="column">
               <wp:posOffset>-19050</wp:posOffset>
@@ -49,7 +50,7 @@
                     </pic:cNvPicPr>
                   </pic:nvPicPr>
                   <pic:blipFill>
-                    <a:blip r:embed="rId7"/>
+                    <a:blip xmlns:r="http://schemas.openxmlformats.org/officeDocument/2006/relationships" r:embed="rId4"/>
                     <a:stretch>
                       <a:fillRect/>
                     </a:stretch>
@@ -75,7 +76,7 @@
       </w:r>
       <w:r>
         <w:drawing>
-          <wp:anchor distT="0" distB="0" distL="114300" distR="114300" simplePos="0" relativeHeight="251660288" behindDoc="1" locked="0" layoutInCell="1" allowOverlap="1">
+          <wp:anchor distT="0" distB="0" distL="114300" distR="114300" simplePos="0" relativeHeight="251659264" behindDoc="1" locked="0" layoutInCell="1" allowOverlap="1">
             <wp:simplePos x="0" y="0"/>
             <wp:positionH relativeFrom="column">
               <wp:posOffset>0</wp:posOffset>
@@ -100,7 +101,7 @@
                     </pic:cNvPicPr>
                   </pic:nvPicPr>
                   <pic:blipFill>
-                    <a:blip r:embed="rId8"/>
+                    <a:blip xmlns:r="http://schemas.openxmlformats.org/officeDocument/2006/relationships" r:embed="rId5"/>
                     <a:stretch>
                       <a:fillRect/>
                     </a:stretch>
@@ -130,7 +131,7 @@
           <w:lang w:val="en-US" w:eastAsia="zh-CN"/>
         </w:rPr>
         <w:drawing>
-          <wp:anchor distT="0" distB="0" distL="114300" distR="114300" simplePos="0" relativeHeight="251659264" behindDoc="1" locked="0" layoutInCell="1" allowOverlap="1">
+          <wp:anchor distT="0" distB="0" distL="114300" distR="114300" simplePos="0" relativeHeight="251658240" behindDoc="1" locked="0" layoutInCell="1" allowOverlap="1">
             <wp:simplePos x="0" y="0"/>
             <wp:positionH relativeFrom="column">
               <wp:posOffset>635</wp:posOffset>
@@ -155,7 +156,7 @@
                     </pic:cNvPicPr>
                   </pic:nvPicPr>
                   <pic:blipFill>
-                    <a:blip r:embed="rId9">
+                    <a:blip xmlns:r="http://schemas.openxmlformats.org/officeDocument/2006/relationships" r:embed="rId6">
                       <a:alphaModFix amt="58000"/>
                       <a:lum contrast="-52000"/>
                     </a:blip>
@@ -189,7 +190,7 @@
     </w:p>
     <w:p>
       <w:pPr>
-        <w:pStyle w:val="25"/>
+        <w:pStyle w:val="a0"/>
         <w:keepNext w:val="0"/>
         <w:keepLines w:val="0"/>
         <w:pageBreakBefore w:val="0"/>
@@ -236,11 +237,11 @@
         <w:adjustRightInd w:val="0"/>
         <w:snapToGrid w:val="0"/>
         <w:spacing w:after="624" w:afterLines="200" w:line="219" w:lineRule="auto"/>
-        <w:ind w:left="0" w:leftChars="0" w:right="0" w:rightChars="0" w:firstLine="0" w:firstLineChars="0"/>
+        <w:ind w:left="0" w:right="0" w:firstLine="0" w:leftChars="0" w:rightChars="0" w:firstLineChars="0"/>
         <w:jc w:val="center"/>
         <w:textAlignment w:val="baseline"/>
         <w:rPr>
-          <w:rFonts w:hint="default" w:ascii="宋体" w:hAnsi="宋体" w:eastAsia="宋体" w:cs="宋体"/>
+          <w:rFonts w:ascii="宋体" w:eastAsia="宋体" w:hAnsi="宋体" w:cs="宋体" w:hint="default"/>
           <w:sz w:val="24"/>
           <w:szCs w:val="24"/>
           <w:lang w:val="en-US" w:eastAsia="zh-CN"/>
@@ -248,7 +249,7 @@
       </w:pPr>
       <w:r>
         <w:rPr>
-          <w:rFonts w:ascii="宋体" w:hAnsi="宋体" w:eastAsia="宋体" w:cs="宋体"/>
+          <w:rFonts w:ascii="宋体" w:eastAsia="宋体" w:hAnsi="宋体" w:cs="宋体"/>
           <w:b/>
           <w:bCs/>
           <w:spacing w:val="-3"/>
@@ -259,7 +260,7 @@
       </w:r>
       <w:r>
         <w:rPr>
-          <w:rFonts w:hint="eastAsia" w:ascii="宋体" w:hAnsi="宋体" w:eastAsia="宋体" w:cs="宋体"/>
+          <w:rFonts w:ascii="宋体" w:eastAsia="宋体" w:hAnsi="宋体" w:cs="宋体" w:hint="eastAsia"/>
           <w:b/>
           <w:bCs/>
           <w:spacing w:val="-3"/>
@@ -271,7 +272,7 @@
       </w:r>
       <w:r>
         <w:rPr>
-          <w:rFonts w:ascii="宋体" w:hAnsi="宋体" w:eastAsia="宋体" w:cs="宋体"/>
+          <w:rFonts w:ascii="宋体" w:eastAsia="宋体" w:hAnsi="宋体" w:cs="宋体"/>
           <w:b/>
           <w:bCs/>
           <w:spacing w:val="-3"/>
@@ -282,7 +283,7 @@
       </w:r>
       <w:r>
         <w:rPr>
-          <w:rFonts w:hint="eastAsia" w:ascii="宋体" w:hAnsi="宋体" w:cs="宋体"/>
+          <w:rFonts w:ascii="宋体" w:hAnsi="宋体" w:cs="宋体" w:hint="eastAsia"/>
           <w:b/>
           <w:bCs/>
           <w:spacing w:val="-3"/>
@@ -294,7 +295,7 @@
       </w:r>
       <w:r>
         <w:rPr>
-          <w:rFonts w:ascii="宋体" w:hAnsi="宋体" w:eastAsia="宋体" w:cs="宋体"/>
+          <w:rFonts w:ascii="宋体" w:eastAsia="宋体" w:hAnsi="宋体" w:cs="宋体"/>
           <w:b/>
           <w:bCs/>
           <w:spacing w:val="-3"/>
@@ -306,18 +307,17 @@
     </w:p>
     <w:tbl>
       <w:tblPr>
-        <w:tblStyle w:val="21"/>
+        <w:tblStyle w:val="TableGrid"/>
         <w:tblW w:w="0" w:type="auto"/>
         <w:jc w:val="center"/>
         <w:tblBorders>
-          <w:top w:val="none" w:color="auto" w:sz="0" w:space="0"/>
-          <w:left w:val="none" w:color="auto" w:sz="0" w:space="0"/>
-          <w:bottom w:val="none" w:color="auto" w:sz="0" w:space="0"/>
-          <w:right w:val="none" w:color="auto" w:sz="0" w:space="0"/>
-          <w:insideH w:val="none" w:color="auto" w:sz="0" w:space="0"/>
-          <w:insideV w:val="none" w:color="auto" w:sz="0" w:space="0"/>
+          <w:top w:val="nil"/>
+          <w:left w:val="nil"/>
+          <w:bottom w:val="nil"/>
+          <w:right w:val="nil"/>
+          <w:insideH w:val="nil"/>
+          <w:insideV w:val="nil"/>
         </w:tblBorders>
-        <w:tblLayout w:type="autofit"/>
         <w:tblCellMar>
           <w:top w:w="0" w:type="dxa"/>
           <w:left w:w="108" w:type="dxa"/>
@@ -331,13 +331,15 @@
       </w:tblGrid>
       <w:tr>
         <w:tblPrEx>
+          <w:tblW w:w="0" w:type="auto"/>
+          <w:jc w:val="center"/>
           <w:tblBorders>
-            <w:top w:val="none" w:color="auto" w:sz="0" w:space="0"/>
-            <w:left w:val="none" w:color="auto" w:sz="0" w:space="0"/>
-            <w:bottom w:val="none" w:color="auto" w:sz="0" w:space="0"/>
-            <w:right w:val="none" w:color="auto" w:sz="0" w:space="0"/>
-            <w:insideH w:val="none" w:color="auto" w:sz="0" w:space="0"/>
-            <w:insideV w:val="none" w:color="auto" w:sz="0" w:space="0"/>
+            <w:top w:val="nil"/>
+            <w:left w:val="nil"/>
+            <w:bottom w:val="nil"/>
+            <w:right w:val="nil"/>
+            <w:insideH w:val="nil"/>
+            <w:insideV w:val="nil"/>
           </w:tblBorders>
           <w:tblCellMar>
             <w:top w:w="0" w:type="dxa"/>
@@ -347,7 +349,7 @@
           </w:tblCellMar>
         </w:tblPrEx>
         <w:trPr>
-          <w:trHeight w:val="810" w:hRule="atLeast"/>
+          <w:trHeight w:val="810"/>
           <w:jc w:val="center"/>
         </w:trPr>
         <w:tc>
@@ -385,7 +387,7 @@
             </w:r>
             <w:r>
               <w:rPr>
-                <w:rFonts w:hint="default" w:asciiTheme="minorAscii" w:hAnsiTheme="minorAscii" w:eastAsiaTheme="minorEastAsia"/>
+                <w:rFonts w:asciiTheme="minorAscii" w:eastAsiaTheme="minorEastAsia" w:hAnsiTheme="minorAscii" w:hint="default"/>
                 <w:spacing w:val="227"/>
                 <w:sz w:val="21"/>
                 <w:vertAlign w:val="baseline"/>
@@ -439,7 +441,7 @@
             </w:r>
             <w:r>
               <w:rPr>
-                <w:rFonts w:hint="eastAsia" w:asciiTheme="minorAscii" w:hAnsiTheme="minorAscii" w:eastAsiaTheme="minorEastAsia"/>
+                <w:rFonts w:asciiTheme="minorAscii" w:eastAsiaTheme="minorEastAsia" w:hAnsiTheme="minorAscii" w:hint="eastAsia"/>
                 <w:spacing w:val="227"/>
                 <w:sz w:val="21"/>
                 <w:vertAlign w:val="baseline"/>
@@ -461,14 +463,8 @@
       </w:tr>
       <w:tr>
         <w:tblPrEx>
-          <w:tblBorders>
-            <w:top w:val="none" w:color="auto" w:sz="0" w:space="0"/>
-            <w:left w:val="none" w:color="auto" w:sz="0" w:space="0"/>
-            <w:bottom w:val="none" w:color="auto" w:sz="0" w:space="0"/>
-            <w:right w:val="none" w:color="auto" w:sz="0" w:space="0"/>
-            <w:insideH w:val="none" w:color="auto" w:sz="0" w:space="0"/>
-            <w:insideV w:val="none" w:color="auto" w:sz="0" w:space="0"/>
-          </w:tblBorders>
+          <w:tblW w:w="0" w:type="auto"/>
+          <w:jc w:val="center"/>
           <w:tblCellMar>
             <w:top w:w="0" w:type="dxa"/>
             <w:left w:w="108" w:type="dxa"/>
@@ -477,7 +473,7 @@
           </w:tblCellMar>
         </w:tblPrEx>
         <w:trPr>
-          <w:trHeight w:val="810" w:hRule="atLeast"/>
+          <w:trHeight w:val="810"/>
           <w:jc w:val="center"/>
         </w:trPr>
         <w:tc>
@@ -501,7 +497,7 @@
               <w:snapToGrid w:val="0"/>
               <w:textAlignment w:val="baseline"/>
               <w:rPr>
-                <w:rFonts w:hint="default" w:ascii="Arial" w:hAnsi="Arial" w:eastAsia="Arial" w:cs="Arial"/>
+                <w:rFonts w:ascii="Arial" w:eastAsia="Arial" w:hAnsi="Arial" w:cs="Arial" w:hint="default"/>
                 <w:snapToGrid w:val="0"/>
                 <w:color w:val="000000"/>
                 <w:kern w:val="0"/>
@@ -533,7 +529,7 @@
             </w:r>
             <w:r>
               <w:rPr>
-                <w:rFonts w:hint="default" w:asciiTheme="minorAscii" w:hAnsiTheme="minorAscii" w:eastAsiaTheme="minorEastAsia"/>
+                <w:rFonts w:asciiTheme="minorAscii" w:eastAsiaTheme="minorEastAsia" w:hAnsiTheme="minorAscii" w:hint="default"/>
                 <w:spacing w:val="227"/>
                 <w:sz w:val="21"/>
                 <w:vertAlign w:val="baseline"/>
@@ -586,7 +582,7 @@
               <w:snapToGrid w:val="0"/>
               <w:textAlignment w:val="baseline"/>
               <w:rPr>
-                <w:rFonts w:hint="default" w:ascii="Arial" w:hAnsi="Arial" w:eastAsia="Arial" w:cs="Arial"/>
+                <w:rFonts w:ascii="Arial" w:eastAsia="Arial" w:hAnsi="Arial" w:cs="Arial" w:hint="default"/>
                 <w:snapToGrid w:val="0"/>
                 <w:color w:val="000000"/>
                 <w:kern w:val="0"/>
@@ -606,7 +602,7 @@
             </w:r>
             <w:r>
               <w:rPr>
-                <w:rFonts w:hint="eastAsia" w:asciiTheme="minorAscii" w:hAnsiTheme="minorAscii" w:eastAsiaTheme="minorEastAsia"/>
+                <w:rFonts w:asciiTheme="minorAscii" w:eastAsiaTheme="minorEastAsia" w:hAnsiTheme="minorAscii" w:hint="eastAsia"/>
                 <w:spacing w:val="227"/>
                 <w:sz w:val="21"/>
                 <w:vertAlign w:val="baseline"/>
@@ -628,14 +624,8 @@
       </w:tr>
       <w:tr>
         <w:tblPrEx>
-          <w:tblBorders>
-            <w:top w:val="none" w:color="auto" w:sz="0" w:space="0"/>
-            <w:left w:val="none" w:color="auto" w:sz="0" w:space="0"/>
-            <w:bottom w:val="none" w:color="auto" w:sz="0" w:space="0"/>
-            <w:right w:val="none" w:color="auto" w:sz="0" w:space="0"/>
-            <w:insideH w:val="none" w:color="auto" w:sz="0" w:space="0"/>
-            <w:insideV w:val="none" w:color="auto" w:sz="0" w:space="0"/>
-          </w:tblBorders>
+          <w:tblW w:w="0" w:type="auto"/>
+          <w:jc w:val="center"/>
           <w:tblCellMar>
             <w:top w:w="0" w:type="dxa"/>
             <w:left w:w="108" w:type="dxa"/>
@@ -644,7 +634,7 @@
           </w:tblCellMar>
         </w:tblPrEx>
         <w:trPr>
-          <w:trHeight w:val="635" w:hRule="atLeast"/>
+          <w:trHeight w:val="635"/>
           <w:jc w:val="center"/>
         </w:trPr>
         <w:tc>
@@ -694,7 +684,7 @@
             </w:r>
             <w:r>
               <w:rPr>
-                <w:rFonts w:hint="eastAsia" w:asciiTheme="minorAscii" w:hAnsiTheme="minorAscii" w:eastAsiaTheme="minorEastAsia"/>
+                <w:rFonts w:asciiTheme="minorAscii" w:eastAsiaTheme="minorEastAsia" w:hAnsiTheme="minorAscii" w:hint="eastAsia"/>
                 <w:spacing w:val="227"/>
                 <w:sz w:val="21"/>
                 <w:vertAlign w:val="baseline"/>
@@ -747,7 +737,7 @@
             </w:r>
             <w:r>
               <w:rPr>
-                <w:rFonts w:hint="eastAsia" w:asciiTheme="minorAscii" w:hAnsiTheme="minorAscii" w:eastAsiaTheme="minorEastAsia"/>
+                <w:rFonts w:asciiTheme="minorAscii" w:eastAsiaTheme="minorEastAsia" w:hAnsiTheme="minorAscii" w:hint="eastAsia"/>
                 <w:spacing w:val="227"/>
                 <w:sz w:val="21"/>
                 <w:vertAlign w:val="baseline"/>
@@ -806,14 +796,14 @@
         <w:ind w:left="3634"/>
         <w:textAlignment w:val="baseline"/>
         <w:rPr>
-          <w:rFonts w:ascii="宋体" w:hAnsi="宋体" w:eastAsia="宋体" w:cs="宋体"/>
+          <w:rFonts w:ascii="宋体" w:eastAsia="宋体" w:hAnsi="宋体" w:cs="宋体"/>
           <w:sz w:val="31"/>
           <w:szCs w:val="31"/>
         </w:rPr>
       </w:pPr>
       <w:r>
         <w:rPr>
-          <w:rFonts w:ascii="宋体" w:hAnsi="宋体" w:eastAsia="宋体" w:cs="宋体"/>
+          <w:rFonts w:ascii="宋体" w:eastAsia="宋体" w:hAnsi="宋体" w:cs="宋体"/>
           <w:b/>
           <w:bCs/>
           <w:spacing w:val="4"/>
@@ -825,16 +815,16 @@
     </w:p>
     <w:tbl>
       <w:tblPr>
-        <w:tblStyle w:val="26"/>
+        <w:tblStyle w:val="TableNormal0"/>
         <w:tblW w:w="8214" w:type="dxa"/>
         <w:jc w:val="center"/>
         <w:tblBorders>
-          <w:top w:val="single" w:color="000000" w:sz="2" w:space="0"/>
-          <w:left w:val="single" w:color="000000" w:sz="2" w:space="0"/>
-          <w:bottom w:val="single" w:color="000000" w:sz="2" w:space="0"/>
-          <w:right w:val="single" w:color="000000" w:sz="2" w:space="0"/>
-          <w:insideH w:val="single" w:color="000000" w:sz="2" w:space="0"/>
-          <w:insideV w:val="single" w:color="000000" w:sz="2" w:space="0"/>
+          <w:top w:val="single" w:sz="2" w:space="0" w:color="000000"/>
+          <w:left w:val="single" w:sz="2" w:space="0" w:color="000000"/>
+          <w:bottom w:val="single" w:sz="2" w:space="0" w:color="000000"/>
+          <w:right w:val="single" w:sz="2" w:space="0" w:color="000000"/>
+          <w:insideH w:val="single" w:sz="2" w:space="0" w:color="000000"/>
+          <w:insideV w:val="single" w:sz="2" w:space="0" w:color="000000"/>
         </w:tblBorders>
         <w:tblLayout w:type="fixed"/>
         <w:tblCellMar>
@@ -854,14 +844,17 @@
       </w:tblGrid>
       <w:tr>
         <w:tblPrEx>
+          <w:tblW w:w="8214" w:type="dxa"/>
+          <w:jc w:val="center"/>
           <w:tblBorders>
-            <w:top w:val="single" w:color="000000" w:sz="2" w:space="0"/>
-            <w:left w:val="single" w:color="000000" w:sz="2" w:space="0"/>
-            <w:bottom w:val="single" w:color="000000" w:sz="2" w:space="0"/>
-            <w:right w:val="single" w:color="000000" w:sz="2" w:space="0"/>
-            <w:insideH w:val="single" w:color="000000" w:sz="2" w:space="0"/>
-            <w:insideV w:val="single" w:color="000000" w:sz="2" w:space="0"/>
+            <w:top w:val="single" w:sz="2" w:space="0" w:color="000000"/>
+            <w:left w:val="single" w:sz="2" w:space="0" w:color="000000"/>
+            <w:bottom w:val="single" w:sz="2" w:space="0" w:color="000000"/>
+            <w:right w:val="single" w:sz="2" w:space="0" w:color="000000"/>
+            <w:insideH w:val="single" w:sz="2" w:space="0" w:color="000000"/>
+            <w:insideV w:val="single" w:sz="2" w:space="0" w:color="000000"/>
           </w:tblBorders>
+          <w:tblLayout w:type="fixed"/>
           <w:tblCellMar>
             <w:top w:w="0" w:type="dxa"/>
             <w:left w:w="0" w:type="dxa"/>
@@ -870,7 +863,7 @@
           </w:tblCellMar>
         </w:tblPrEx>
         <w:trPr>
-          <w:trHeight w:val="593" w:hRule="atLeast"/>
+          <w:trHeight w:val="593"/>
           <w:jc w:val="center"/>
         </w:trPr>
         <w:tc>
@@ -892,18 +885,18 @@
               <w:adjustRightInd w:val="0"/>
               <w:snapToGrid w:val="0"/>
               <w:spacing w:before="176" w:line="228" w:lineRule="auto"/>
-              <w:ind w:left="0" w:leftChars="0" w:right="0" w:rightChars="0" w:firstLine="0" w:firstLineChars="0"/>
+              <w:ind w:left="0" w:right="0" w:firstLine="0" w:leftChars="0" w:rightChars="0" w:firstLineChars="0"/>
               <w:jc w:val="center"/>
               <w:textAlignment w:val="baseline"/>
               <w:rPr>
-                <w:rFonts w:ascii="宋体" w:hAnsi="宋体" w:eastAsia="宋体" w:cs="宋体"/>
+                <w:rFonts w:ascii="宋体" w:eastAsia="宋体" w:hAnsi="宋体" w:cs="宋体"/>
                 <w:sz w:val="20"/>
                 <w:szCs w:val="20"/>
               </w:rPr>
             </w:pPr>
             <w:r>
               <w:rPr>
-                <w:rFonts w:hint="eastAsia" w:ascii="宋体" w:hAnsi="宋体" w:cs="宋体"/>
+                <w:rFonts w:ascii="宋体" w:hAnsi="宋体" w:cs="宋体" w:hint="eastAsia"/>
                 <w:spacing w:val="-14"/>
                 <w:sz w:val="20"/>
                 <w:szCs w:val="20"/>
@@ -913,7 +906,7 @@
             </w:r>
             <w:r>
               <w:rPr>
-                <w:rFonts w:ascii="宋体" w:hAnsi="宋体" w:eastAsia="宋体" w:cs="宋体"/>
+                <w:rFonts w:ascii="宋体" w:eastAsia="宋体" w:hAnsi="宋体" w:cs="宋体"/>
                 <w:spacing w:val="-14"/>
                 <w:sz w:val="20"/>
                 <w:szCs w:val="20"/>
@@ -941,18 +934,18 @@
               <w:adjustRightInd w:val="0"/>
               <w:snapToGrid w:val="0"/>
               <w:spacing w:before="175" w:line="227" w:lineRule="auto"/>
-              <w:ind w:left="0" w:leftChars="0" w:right="0" w:rightChars="0" w:firstLine="0" w:firstLineChars="0"/>
+              <w:ind w:left="0" w:right="0" w:firstLine="0" w:leftChars="0" w:rightChars="0" w:firstLineChars="0"/>
               <w:jc w:val="center"/>
               <w:textAlignment w:val="baseline"/>
               <w:rPr>
-                <w:rFonts w:ascii="宋体" w:hAnsi="宋体" w:eastAsia="宋体" w:cs="宋体"/>
+                <w:rFonts w:ascii="宋体" w:eastAsia="宋体" w:hAnsi="宋体" w:cs="宋体"/>
                 <w:sz w:val="20"/>
                 <w:szCs w:val="20"/>
               </w:rPr>
             </w:pPr>
             <w:r>
               <w:rPr>
-                <w:rFonts w:ascii="宋体" w:hAnsi="宋体" w:eastAsia="宋体" w:cs="宋体"/>
+                <w:rFonts w:ascii="宋体" w:eastAsia="宋体" w:hAnsi="宋体" w:cs="宋体"/>
                 <w:spacing w:val="4"/>
                 <w:sz w:val="20"/>
                 <w:szCs w:val="20"/>
@@ -980,18 +973,18 @@
               <w:adjustRightInd w:val="0"/>
               <w:snapToGrid w:val="0"/>
               <w:spacing w:before="175" w:line="228" w:lineRule="auto"/>
-              <w:ind w:left="0" w:leftChars="0" w:right="0" w:rightChars="0" w:firstLine="0" w:firstLineChars="0"/>
+              <w:ind w:left="0" w:right="0" w:firstLine="0" w:leftChars="0" w:rightChars="0" w:firstLineChars="0"/>
               <w:jc w:val="center"/>
               <w:textAlignment w:val="baseline"/>
               <w:rPr>
-                <w:rFonts w:ascii="宋体" w:hAnsi="宋体" w:eastAsia="宋体" w:cs="宋体"/>
+                <w:rFonts w:ascii="宋体" w:eastAsia="宋体" w:hAnsi="宋体" w:cs="宋体"/>
                 <w:sz w:val="20"/>
                 <w:szCs w:val="20"/>
               </w:rPr>
             </w:pPr>
             <w:r>
               <w:rPr>
-                <w:rFonts w:ascii="宋体" w:hAnsi="宋体" w:eastAsia="宋体" w:cs="宋体"/>
+                <w:rFonts w:ascii="宋体" w:eastAsia="宋体" w:hAnsi="宋体" w:cs="宋体"/>
                 <w:spacing w:val="7"/>
                 <w:sz w:val="20"/>
                 <w:szCs w:val="20"/>
@@ -1019,11 +1012,11 @@
               <w:adjustRightInd w:val="0"/>
               <w:snapToGrid w:val="0"/>
               <w:spacing w:before="175" w:line="228" w:lineRule="auto"/>
-              <w:ind w:left="0" w:leftChars="0" w:right="0" w:rightChars="0" w:firstLine="0" w:firstLineChars="0"/>
+              <w:ind w:left="0" w:right="0" w:firstLine="0" w:leftChars="0" w:rightChars="0" w:firstLineChars="0"/>
               <w:jc w:val="center"/>
               <w:textAlignment w:val="baseline"/>
               <w:rPr>
-                <w:rFonts w:hint="eastAsia" w:ascii="宋体" w:hAnsi="宋体" w:eastAsia="宋体" w:cs="宋体"/>
+                <w:rFonts w:ascii="宋体" w:eastAsia="宋体" w:hAnsi="宋体" w:cs="宋体" w:hint="eastAsia"/>
                 <w:spacing w:val="7"/>
                 <w:sz w:val="20"/>
                 <w:szCs w:val="20"/>
@@ -1032,7 +1025,7 @@
             </w:pPr>
             <w:r>
               <w:rPr>
-                <w:rFonts w:hint="eastAsia" w:ascii="宋体" w:hAnsi="宋体" w:cs="宋体"/>
+                <w:rFonts w:ascii="宋体" w:hAnsi="宋体" w:cs="宋体" w:hint="eastAsia"/>
                 <w:spacing w:val="7"/>
                 <w:sz w:val="20"/>
                 <w:szCs w:val="20"/>
@@ -1061,11 +1054,11 @@
               <w:adjustRightInd w:val="0"/>
               <w:snapToGrid w:val="0"/>
               <w:spacing w:before="175" w:line="228" w:lineRule="auto"/>
-              <w:ind w:left="0" w:leftChars="0" w:right="0" w:rightChars="0" w:firstLine="0" w:firstLineChars="0"/>
+              <w:ind w:left="0" w:right="0" w:firstLine="0" w:leftChars="0" w:rightChars="0" w:firstLineChars="0"/>
               <w:jc w:val="center"/>
               <w:textAlignment w:val="baseline"/>
               <w:rPr>
-                <w:rFonts w:hint="default" w:ascii="宋体" w:hAnsi="宋体" w:cs="宋体"/>
+                <w:rFonts w:ascii="宋体" w:hAnsi="宋体" w:cs="宋体" w:hint="default"/>
                 <w:spacing w:val="7"/>
                 <w:sz w:val="20"/>
                 <w:szCs w:val="20"/>
@@ -1074,7 +1067,7 @@
             </w:pPr>
             <w:r>
               <w:rPr>
-                <w:rFonts w:hint="eastAsia" w:ascii="宋体" w:hAnsi="宋体" w:cs="宋体"/>
+                <w:rFonts w:ascii="宋体" w:hAnsi="宋体" w:cs="宋体" w:hint="eastAsia"/>
                 <w:spacing w:val="7"/>
                 <w:sz w:val="20"/>
                 <w:szCs w:val="20"/>
@@ -1103,18 +1096,18 @@
               <w:adjustRightInd w:val="0"/>
               <w:snapToGrid w:val="0"/>
               <w:spacing w:before="176" w:line="229" w:lineRule="auto"/>
-              <w:ind w:left="0" w:leftChars="0" w:right="0" w:rightChars="0" w:firstLine="0" w:firstLineChars="0"/>
+              <w:ind w:left="0" w:right="0" w:firstLine="0" w:leftChars="0" w:rightChars="0" w:firstLineChars="0"/>
               <w:jc w:val="center"/>
               <w:textAlignment w:val="baseline"/>
               <w:rPr>
-                <w:rFonts w:ascii="宋体" w:hAnsi="宋体" w:eastAsia="宋体" w:cs="宋体"/>
+                <w:rFonts w:ascii="宋体" w:eastAsia="宋体" w:hAnsi="宋体" w:cs="宋体"/>
                 <w:sz w:val="20"/>
                 <w:szCs w:val="20"/>
               </w:rPr>
             </w:pPr>
             <w:r>
               <w:rPr>
-                <w:rFonts w:ascii="宋体" w:hAnsi="宋体" w:eastAsia="宋体" w:cs="宋体"/>
+                <w:rFonts w:ascii="宋体" w:eastAsia="宋体" w:hAnsi="宋体" w:cs="宋体"/>
                 <w:spacing w:val="7"/>
                 <w:sz w:val="20"/>
                 <w:szCs w:val="20"/>
@@ -1126,14 +1119,9 @@
       </w:tr>
       <w:tr>
         <w:tblPrEx>
-          <w:tblBorders>
-            <w:top w:val="single" w:color="000000" w:sz="2" w:space="0"/>
-            <w:left w:val="single" w:color="000000" w:sz="2" w:space="0"/>
-            <w:bottom w:val="single" w:color="000000" w:sz="2" w:space="0"/>
-            <w:right w:val="single" w:color="000000" w:sz="2" w:space="0"/>
-            <w:insideH w:val="single" w:color="000000" w:sz="2" w:space="0"/>
-            <w:insideV w:val="single" w:color="000000" w:sz="2" w:space="0"/>
-          </w:tblBorders>
+          <w:tblW w:w="8214" w:type="dxa"/>
+          <w:jc w:val="center"/>
+          <w:tblLayout w:type="fixed"/>
           <w:tblCellMar>
             <w:top w:w="0" w:type="dxa"/>
             <w:left w:w="0" w:type="dxa"/>
@@ -1142,7 +1130,7 @@
           </w:tblCellMar>
         </w:tblPrEx>
         <w:trPr>
-          <w:trHeight w:val="516" w:hRule="atLeast"/>
+          <w:trHeight w:val="516"/>
           <w:jc w:val="center"/>
         </w:trPr>
         <w:tc>
@@ -1164,11 +1152,11 @@
               <w:adjustRightInd w:val="0"/>
               <w:snapToGrid w:val="0"/>
               <w:spacing w:before="173" w:line="267" w:lineRule="exact"/>
-              <w:ind w:left="0" w:leftChars="0" w:right="0" w:rightChars="0" w:firstLine="0" w:firstLineChars="0"/>
+              <w:ind w:left="0" w:right="0" w:firstLine="0" w:leftChars="0" w:rightChars="0" w:firstLineChars="0"/>
               <w:jc w:val="center"/>
               <w:textAlignment w:val="baseline"/>
               <w:rPr>
-                <w:rFonts w:hint="default" w:ascii="宋体" w:hAnsi="宋体" w:eastAsia="宋体" w:cs="宋体"/>
+                <w:rFonts w:ascii="宋体" w:eastAsia="宋体" w:hAnsi="宋体" w:cs="宋体" w:hint="default"/>
                 <w:sz w:val="20"/>
                 <w:szCs w:val="20"/>
                 <w:lang w:val="en-US"/>
@@ -1176,7 +1164,7 @@
             </w:pPr>
             <w:r>
               <w:rPr>
-                <w:rFonts w:ascii="宋体" w:hAnsi="宋体" w:eastAsia="宋体" w:cs="宋体"/>
+                <w:rFonts w:ascii="宋体" w:eastAsia="宋体" w:hAnsi="宋体" w:cs="宋体"/>
                 <w:spacing w:val="3"/>
                 <w:position w:val="1"/>
                 <w:sz w:val="20"/>
@@ -1186,7 +1174,7 @@
             </w:r>
             <w:r>
               <w:rPr>
-                <w:rFonts w:hint="eastAsia" w:ascii="宋体" w:hAnsi="宋体" w:cs="宋体"/>
+                <w:rFonts w:ascii="宋体" w:hAnsi="宋体" w:cs="宋体" w:hint="eastAsia"/>
                 <w:spacing w:val="3"/>
                 <w:position w:val="1"/>
                 <w:sz w:val="20"/>
@@ -1197,7 +1185,7 @@
             </w:r>
             <w:r>
               <w:rPr>
-                <w:rFonts w:ascii="宋体" w:hAnsi="宋体" w:eastAsia="宋体" w:cs="宋体"/>
+                <w:rFonts w:ascii="宋体" w:eastAsia="宋体" w:hAnsi="宋体" w:cs="宋体"/>
                 <w:spacing w:val="3"/>
                 <w:position w:val="1"/>
                 <w:sz w:val="20"/>
@@ -1207,7 +1195,7 @@
             </w:r>
             <w:r>
               <w:rPr>
-                <w:rFonts w:hint="eastAsia" w:ascii="宋体" w:hAnsi="宋体" w:cs="宋体"/>
+                <w:rFonts w:ascii="宋体" w:hAnsi="宋体" w:cs="宋体" w:hint="eastAsia"/>
                 <w:spacing w:val="3"/>
                 <w:position w:val="1"/>
                 <w:sz w:val="20"/>
@@ -1237,18 +1225,18 @@
               <w:adjustRightInd w:val="0"/>
               <w:snapToGrid w:val="0"/>
               <w:spacing w:before="173" w:line="267" w:lineRule="exact"/>
-              <w:ind w:left="0" w:leftChars="0" w:right="0" w:rightChars="0" w:firstLine="0" w:firstLineChars="0"/>
+              <w:ind w:left="0" w:right="0" w:firstLine="0" w:leftChars="0" w:rightChars="0" w:firstLineChars="0"/>
               <w:jc w:val="center"/>
               <w:textAlignment w:val="baseline"/>
               <w:rPr>
-                <w:rFonts w:ascii="宋体" w:hAnsi="宋体" w:eastAsia="宋体" w:cs="宋体"/>
+                <w:rFonts w:ascii="宋体" w:eastAsia="宋体" w:hAnsi="宋体" w:cs="宋体"/>
                 <w:sz w:val="20"/>
                 <w:szCs w:val="20"/>
               </w:rPr>
             </w:pPr>
             <w:r>
               <w:rPr>
-                <w:rFonts w:ascii="宋体" w:hAnsi="宋体" w:eastAsia="宋体" w:cs="宋体"/>
+                <w:rFonts w:ascii="宋体" w:eastAsia="宋体" w:hAnsi="宋体" w:cs="宋体"/>
                 <w:spacing w:val="4"/>
                 <w:position w:val="1"/>
                 <w:sz w:val="20"/>
@@ -1277,18 +1265,18 @@
               <w:adjustRightInd w:val="0"/>
               <w:snapToGrid w:val="0"/>
               <w:spacing w:before="172" w:line="228" w:lineRule="auto"/>
-              <w:ind w:left="0" w:leftChars="0" w:right="0" w:rightChars="0" w:firstLine="0" w:firstLineChars="0"/>
+              <w:ind w:left="0" w:right="0" w:firstLine="0" w:leftChars="0" w:rightChars="0" w:firstLineChars="0"/>
               <w:jc w:val="center"/>
               <w:textAlignment w:val="baseline"/>
               <w:rPr>
-                <w:rFonts w:ascii="宋体" w:hAnsi="宋体" w:eastAsia="宋体" w:cs="宋体"/>
+                <w:rFonts w:ascii="宋体" w:eastAsia="宋体" w:hAnsi="宋体" w:cs="宋体"/>
                 <w:sz w:val="20"/>
                 <w:szCs w:val="20"/>
               </w:rPr>
             </w:pPr>
             <w:r>
               <w:rPr>
-                <w:rFonts w:ascii="宋体" w:hAnsi="宋体" w:eastAsia="宋体" w:cs="宋体"/>
+                <w:rFonts w:ascii="宋体" w:eastAsia="宋体" w:hAnsi="宋体" w:cs="宋体"/>
                 <w:spacing w:val="200"/>
                 <w:kern w:val="0"/>
                 <w:sz w:val="20"/>
@@ -1298,7 +1286,7 @@
             </w:r>
             <w:r>
               <w:rPr>
-                <w:rFonts w:ascii="宋体" w:hAnsi="宋体" w:eastAsia="宋体" w:cs="宋体"/>
+                <w:rFonts w:ascii="宋体" w:eastAsia="宋体" w:hAnsi="宋体" w:cs="宋体"/>
                 <w:spacing w:val="0"/>
                 <w:kern w:val="0"/>
                 <w:sz w:val="20"/>
@@ -1327,11 +1315,11 @@
               <w:adjustRightInd w:val="0"/>
               <w:snapToGrid w:val="0"/>
               <w:spacing w:before="173" w:line="229" w:lineRule="auto"/>
-              <w:ind w:left="0" w:leftChars="0" w:right="0" w:rightChars="0" w:firstLine="0" w:firstLineChars="0"/>
+              <w:ind w:left="0" w:right="0" w:firstLine="0" w:leftChars="0" w:rightChars="0" w:firstLineChars="0"/>
               <w:jc w:val="center"/>
               <w:textAlignment w:val="baseline"/>
               <w:rPr>
-                <w:rFonts w:ascii="宋体" w:hAnsi="宋体" w:eastAsia="宋体" w:cs="宋体"/>
+                <w:rFonts w:ascii="宋体" w:eastAsia="宋体" w:hAnsi="宋体" w:cs="宋体"/>
                 <w:spacing w:val="200"/>
                 <w:kern w:val="0"/>
                 <w:sz w:val="20"/>
@@ -1340,7 +1328,7 @@
             </w:pPr>
             <w:r>
               <w:rPr>
-                <w:rFonts w:hint="eastAsia" w:asciiTheme="minorAscii" w:hAnsiTheme="minorAscii" w:eastAsiaTheme="minorEastAsia"/>
+                <w:rFonts w:asciiTheme="minorAscii" w:eastAsiaTheme="minorEastAsia" w:hAnsiTheme="minorAscii" w:hint="eastAsia"/>
                 <w:spacing w:val="0"/>
                 <w:kern w:val="0"/>
                 <w:sz w:val="21"/>
@@ -1370,11 +1358,11 @@
               <w:adjustRightInd w:val="0"/>
               <w:snapToGrid w:val="0"/>
               <w:spacing w:before="172" w:line="228" w:lineRule="auto"/>
-              <w:ind w:left="0" w:leftChars="0" w:right="0" w:rightChars="0" w:firstLine="0" w:firstLineChars="0"/>
+              <w:ind w:left="0" w:right="0" w:firstLine="0" w:leftChars="0" w:rightChars="0" w:firstLineChars="0"/>
               <w:jc w:val="center"/>
               <w:textAlignment w:val="baseline"/>
               <w:rPr>
-                <w:rFonts w:ascii="宋体" w:hAnsi="宋体" w:eastAsia="宋体" w:cs="宋体"/>
+                <w:rFonts w:ascii="宋体" w:eastAsia="宋体" w:hAnsi="宋体" w:cs="宋体"/>
                 <w:spacing w:val="200"/>
                 <w:kern w:val="0"/>
                 <w:sz w:val="20"/>
@@ -1383,7 +1371,7 @@
             </w:pPr>
             <w:r>
               <w:rPr>
-                <w:rFonts w:hint="eastAsia" w:ascii="宋体" w:hAnsi="宋体" w:eastAsia="宋体" w:cs="宋体"/>
+                <w:rFonts w:ascii="宋体" w:eastAsia="宋体" w:hAnsi="宋体" w:cs="宋体" w:hint="eastAsia"/>
                 <w:spacing w:val="200"/>
                 <w:kern w:val="0"/>
                 <w:sz w:val="20"/>
@@ -1393,7 +1381,7 @@
             </w:r>
             <w:r>
               <w:rPr>
-                <w:rFonts w:hint="eastAsia" w:asciiTheme="minorAscii" w:hAnsiTheme="minorAscii" w:eastAsiaTheme="minorEastAsia"/>
+                <w:rFonts w:asciiTheme="minorAscii" w:eastAsiaTheme="minorEastAsia" w:hAnsiTheme="minorAscii" w:hint="eastAsia"/>
                 <w:spacing w:val="0"/>
                 <w:kern w:val="0"/>
                 <w:sz w:val="21"/>
@@ -1423,18 +1411,18 @@
               <w:adjustRightInd w:val="0"/>
               <w:snapToGrid w:val="0"/>
               <w:spacing w:before="173" w:line="229" w:lineRule="auto"/>
-              <w:ind w:left="0" w:leftChars="0" w:right="0" w:rightChars="0" w:firstLine="0" w:firstLineChars="0"/>
+              <w:ind w:left="0" w:right="0" w:firstLine="0" w:leftChars="0" w:rightChars="0" w:firstLineChars="0"/>
               <w:jc w:val="center"/>
               <w:textAlignment w:val="baseline"/>
               <w:rPr>
-                <w:rFonts w:ascii="宋体" w:hAnsi="宋体" w:eastAsia="宋体" w:cs="宋体"/>
+                <w:rFonts w:ascii="宋体" w:eastAsia="宋体" w:hAnsi="宋体" w:cs="宋体"/>
                 <w:sz w:val="20"/>
                 <w:szCs w:val="20"/>
               </w:rPr>
             </w:pPr>
             <w:r>
               <w:rPr>
-                <w:rFonts w:hint="eastAsia" w:asciiTheme="minorAscii" w:hAnsiTheme="minorAscii" w:eastAsiaTheme="minorEastAsia"/>
+                <w:rFonts w:asciiTheme="minorAscii" w:eastAsiaTheme="minorEastAsia" w:hAnsiTheme="minorAscii" w:hint="eastAsia"/>
                 <w:spacing w:val="0"/>
                 <w:kern w:val="0"/>
                 <w:sz w:val="21"/>
@@ -1448,14 +1436,9 @@
       </w:tr>
       <w:tr>
         <w:tblPrEx>
-          <w:tblBorders>
-            <w:top w:val="single" w:color="000000" w:sz="2" w:space="0"/>
-            <w:left w:val="single" w:color="000000" w:sz="2" w:space="0"/>
-            <w:bottom w:val="single" w:color="000000" w:sz="2" w:space="0"/>
-            <w:right w:val="single" w:color="000000" w:sz="2" w:space="0"/>
-            <w:insideH w:val="single" w:color="000000" w:sz="2" w:space="0"/>
-            <w:insideV w:val="single" w:color="000000" w:sz="2" w:space="0"/>
-          </w:tblBorders>
+          <w:tblW w:w="8214" w:type="dxa"/>
+          <w:jc w:val="center"/>
+          <w:tblLayout w:type="fixed"/>
           <w:tblCellMar>
             <w:top w:w="0" w:type="dxa"/>
             <w:left w:w="0" w:type="dxa"/>
@@ -1464,7 +1447,7 @@
           </w:tblCellMar>
         </w:tblPrEx>
         <w:trPr>
-          <w:trHeight w:val="556" w:hRule="atLeast"/>
+          <w:trHeight w:val="556"/>
           <w:jc w:val="center"/>
         </w:trPr>
         <w:tc>
@@ -1473,7 +1456,7 @@
           </w:tcPr>
           <w:p>
             <w:pPr>
-              <w:pStyle w:val="27"/>
+              <w:pStyle w:val="TableText"/>
               <w:keepNext w:val="0"/>
               <w:keepLines w:val="0"/>
               <w:pageBreakBefore w:val="0"/>
@@ -1486,7 +1469,7 @@
               <w:bidi w:val="0"/>
               <w:adjustRightInd w:val="0"/>
               <w:snapToGrid w:val="0"/>
-              <w:ind w:left="0" w:leftChars="0" w:right="0" w:rightChars="0" w:firstLine="0" w:firstLineChars="0"/>
+              <w:ind w:left="0" w:right="0" w:firstLine="0" w:leftChars="0" w:rightChars="0" w:firstLineChars="0"/>
               <w:jc w:val="center"/>
               <w:textAlignment w:val="baseline"/>
             </w:pPr>
@@ -1498,7 +1481,7 @@
           </w:tcPr>
           <w:p>
             <w:pPr>
-              <w:pStyle w:val="27"/>
+              <w:pStyle w:val="TableText"/>
               <w:keepNext w:val="0"/>
               <w:keepLines w:val="0"/>
               <w:pageBreakBefore w:val="0"/>
@@ -1511,7 +1494,7 @@
               <w:bidi w:val="0"/>
               <w:adjustRightInd w:val="0"/>
               <w:snapToGrid w:val="0"/>
-              <w:ind w:left="0" w:leftChars="0" w:right="0" w:rightChars="0" w:firstLine="0" w:firstLineChars="0"/>
+              <w:ind w:left="0" w:right="0" w:firstLine="0" w:leftChars="0" w:rightChars="0" w:firstLineChars="0"/>
               <w:jc w:val="center"/>
               <w:textAlignment w:val="baseline"/>
             </w:pPr>
@@ -1523,7 +1506,7 @@
           </w:tcPr>
           <w:p>
             <w:pPr>
-              <w:pStyle w:val="27"/>
+              <w:pStyle w:val="TableText"/>
               <w:keepNext w:val="0"/>
               <w:keepLines w:val="0"/>
               <w:pageBreakBefore w:val="0"/>
@@ -1536,7 +1519,7 @@
               <w:bidi w:val="0"/>
               <w:adjustRightInd w:val="0"/>
               <w:snapToGrid w:val="0"/>
-              <w:ind w:left="0" w:leftChars="0" w:right="0" w:rightChars="0" w:firstLine="0" w:firstLineChars="0"/>
+              <w:ind w:left="0" w:right="0" w:firstLine="0" w:leftChars="0" w:rightChars="0" w:firstLineChars="0"/>
               <w:jc w:val="center"/>
               <w:textAlignment w:val="baseline"/>
             </w:pPr>
@@ -1548,7 +1531,7 @@
           </w:tcPr>
           <w:p>
             <w:pPr>
-              <w:pStyle w:val="27"/>
+              <w:pStyle w:val="TableText"/>
               <w:keepNext w:val="0"/>
               <w:keepLines w:val="0"/>
               <w:pageBreakBefore w:val="0"/>
@@ -1561,7 +1544,7 @@
               <w:bidi w:val="0"/>
               <w:adjustRightInd w:val="0"/>
               <w:snapToGrid w:val="0"/>
-              <w:ind w:left="0" w:leftChars="0" w:right="0" w:rightChars="0" w:firstLine="0" w:firstLineChars="0"/>
+              <w:ind w:left="0" w:right="0" w:firstLine="0" w:leftChars="0" w:rightChars="0" w:firstLineChars="0"/>
               <w:jc w:val="center"/>
               <w:textAlignment w:val="baseline"/>
             </w:pPr>
@@ -1573,7 +1556,7 @@
           </w:tcPr>
           <w:p>
             <w:pPr>
-              <w:pStyle w:val="27"/>
+              <w:pStyle w:val="TableText"/>
               <w:keepNext w:val="0"/>
               <w:keepLines w:val="0"/>
               <w:pageBreakBefore w:val="0"/>
@@ -1586,7 +1569,7 @@
               <w:bidi w:val="0"/>
               <w:adjustRightInd w:val="0"/>
               <w:snapToGrid w:val="0"/>
-              <w:ind w:left="0" w:leftChars="0" w:right="0" w:rightChars="0" w:firstLine="0" w:firstLineChars="0"/>
+              <w:ind w:left="0" w:right="0" w:firstLine="0" w:leftChars="0" w:rightChars="0" w:firstLineChars="0"/>
               <w:jc w:val="center"/>
               <w:textAlignment w:val="baseline"/>
             </w:pPr>
@@ -1598,7 +1581,7 @@
           </w:tcPr>
           <w:p>
             <w:pPr>
-              <w:pStyle w:val="27"/>
+              <w:pStyle w:val="TableText"/>
               <w:keepNext w:val="0"/>
               <w:keepLines w:val="0"/>
               <w:pageBreakBefore w:val="0"/>
@@ -1611,7 +1594,7 @@
               <w:bidi w:val="0"/>
               <w:adjustRightInd w:val="0"/>
               <w:snapToGrid w:val="0"/>
-              <w:ind w:left="0" w:leftChars="0" w:right="0" w:rightChars="0" w:firstLine="0" w:firstLineChars="0"/>
+              <w:ind w:left="0" w:right="0" w:firstLine="0" w:leftChars="0" w:rightChars="0" w:firstLineChars="0"/>
               <w:jc w:val="center"/>
               <w:textAlignment w:val="baseline"/>
             </w:pPr>
@@ -1620,14 +1603,9 @@
       </w:tr>
       <w:tr>
         <w:tblPrEx>
-          <w:tblBorders>
-            <w:top w:val="single" w:color="000000" w:sz="2" w:space="0"/>
-            <w:left w:val="single" w:color="000000" w:sz="2" w:space="0"/>
-            <w:bottom w:val="single" w:color="000000" w:sz="2" w:space="0"/>
-            <w:right w:val="single" w:color="000000" w:sz="2" w:space="0"/>
-            <w:insideH w:val="single" w:color="000000" w:sz="2" w:space="0"/>
-            <w:insideV w:val="single" w:color="000000" w:sz="2" w:space="0"/>
-          </w:tblBorders>
+          <w:tblW w:w="8214" w:type="dxa"/>
+          <w:jc w:val="center"/>
+          <w:tblLayout w:type="fixed"/>
           <w:tblCellMar>
             <w:top w:w="0" w:type="dxa"/>
             <w:left w:w="0" w:type="dxa"/>
@@ -1636,7 +1614,7 @@
           </w:tblCellMar>
         </w:tblPrEx>
         <w:trPr>
-          <w:trHeight w:val="556" w:hRule="atLeast"/>
+          <w:trHeight w:val="556"/>
           <w:jc w:val="center"/>
         </w:trPr>
         <w:tc>
@@ -1645,7 +1623,7 @@
           </w:tcPr>
           <w:p>
             <w:pPr>
-              <w:pStyle w:val="27"/>
+              <w:pStyle w:val="TableText"/>
               <w:keepNext w:val="0"/>
               <w:keepLines w:val="0"/>
               <w:pageBreakBefore w:val="0"/>
@@ -1658,7 +1636,7 @@
               <w:bidi w:val="0"/>
               <w:adjustRightInd w:val="0"/>
               <w:snapToGrid w:val="0"/>
-              <w:ind w:left="0" w:leftChars="0" w:right="0" w:rightChars="0" w:firstLine="0" w:firstLineChars="0"/>
+              <w:ind w:left="0" w:right="0" w:firstLine="0" w:leftChars="0" w:rightChars="0" w:firstLineChars="0"/>
               <w:jc w:val="center"/>
               <w:textAlignment w:val="baseline"/>
             </w:pPr>
@@ -1670,7 +1648,7 @@
           </w:tcPr>
           <w:p>
             <w:pPr>
-              <w:pStyle w:val="27"/>
+              <w:pStyle w:val="TableText"/>
               <w:keepNext w:val="0"/>
               <w:keepLines w:val="0"/>
               <w:pageBreakBefore w:val="0"/>
@@ -1683,7 +1661,7 @@
               <w:bidi w:val="0"/>
               <w:adjustRightInd w:val="0"/>
               <w:snapToGrid w:val="0"/>
-              <w:ind w:left="0" w:leftChars="0" w:right="0" w:rightChars="0" w:firstLine="0" w:firstLineChars="0"/>
+              <w:ind w:left="0" w:right="0" w:firstLine="0" w:leftChars="0" w:rightChars="0" w:firstLineChars="0"/>
               <w:jc w:val="center"/>
               <w:textAlignment w:val="baseline"/>
             </w:pPr>
@@ -1695,7 +1673,7 @@
           </w:tcPr>
           <w:p>
             <w:pPr>
-              <w:pStyle w:val="27"/>
+              <w:pStyle w:val="TableText"/>
               <w:keepNext w:val="0"/>
               <w:keepLines w:val="0"/>
               <w:pageBreakBefore w:val="0"/>
@@ -1708,7 +1686,7 @@
               <w:bidi w:val="0"/>
               <w:adjustRightInd w:val="0"/>
               <w:snapToGrid w:val="0"/>
-              <w:ind w:left="0" w:leftChars="0" w:right="0" w:rightChars="0" w:firstLine="0" w:firstLineChars="0"/>
+              <w:ind w:left="0" w:right="0" w:firstLine="0" w:leftChars="0" w:rightChars="0" w:firstLineChars="0"/>
               <w:jc w:val="center"/>
               <w:textAlignment w:val="baseline"/>
             </w:pPr>
@@ -1720,7 +1698,7 @@
           </w:tcPr>
           <w:p>
             <w:pPr>
-              <w:pStyle w:val="27"/>
+              <w:pStyle w:val="TableText"/>
               <w:keepNext w:val="0"/>
               <w:keepLines w:val="0"/>
               <w:pageBreakBefore w:val="0"/>
@@ -1733,7 +1711,7 @@
               <w:bidi w:val="0"/>
               <w:adjustRightInd w:val="0"/>
               <w:snapToGrid w:val="0"/>
-              <w:ind w:left="0" w:leftChars="0" w:right="0" w:rightChars="0" w:firstLine="0" w:firstLineChars="0"/>
+              <w:ind w:left="0" w:right="0" w:firstLine="0" w:leftChars="0" w:rightChars="0" w:firstLineChars="0"/>
               <w:jc w:val="center"/>
               <w:textAlignment w:val="baseline"/>
             </w:pPr>
@@ -1745,7 +1723,7 @@
           </w:tcPr>
           <w:p>
             <w:pPr>
-              <w:pStyle w:val="27"/>
+              <w:pStyle w:val="TableText"/>
               <w:keepNext w:val="0"/>
               <w:keepLines w:val="0"/>
               <w:pageBreakBefore w:val="0"/>
@@ -1758,7 +1736,7 @@
               <w:bidi w:val="0"/>
               <w:adjustRightInd w:val="0"/>
               <w:snapToGrid w:val="0"/>
-              <w:ind w:left="0" w:leftChars="0" w:right="0" w:rightChars="0" w:firstLine="0" w:firstLineChars="0"/>
+              <w:ind w:left="0" w:right="0" w:firstLine="0" w:leftChars="0" w:rightChars="0" w:firstLineChars="0"/>
               <w:jc w:val="center"/>
               <w:textAlignment w:val="baseline"/>
             </w:pPr>
@@ -1770,7 +1748,7 @@
           </w:tcPr>
           <w:p>
             <w:pPr>
-              <w:pStyle w:val="27"/>
+              <w:pStyle w:val="TableText"/>
               <w:keepNext w:val="0"/>
               <w:keepLines w:val="0"/>
               <w:pageBreakBefore w:val="0"/>
@@ -1783,7 +1761,7 @@
               <w:bidi w:val="0"/>
               <w:adjustRightInd w:val="0"/>
               <w:snapToGrid w:val="0"/>
-              <w:ind w:left="0" w:leftChars="0" w:right="0" w:rightChars="0" w:firstLine="0" w:firstLineChars="0"/>
+              <w:ind w:left="0" w:right="0" w:firstLine="0" w:leftChars="0" w:rightChars="0" w:firstLineChars="0"/>
               <w:jc w:val="center"/>
               <w:textAlignment w:val="baseline"/>
             </w:pPr>
@@ -1792,14 +1770,9 @@
       </w:tr>
       <w:tr>
         <w:tblPrEx>
-          <w:tblBorders>
-            <w:top w:val="single" w:color="000000" w:sz="2" w:space="0"/>
-            <w:left w:val="single" w:color="000000" w:sz="2" w:space="0"/>
-            <w:bottom w:val="single" w:color="000000" w:sz="2" w:space="0"/>
-            <w:right w:val="single" w:color="000000" w:sz="2" w:space="0"/>
-            <w:insideH w:val="single" w:color="000000" w:sz="2" w:space="0"/>
-            <w:insideV w:val="single" w:color="000000" w:sz="2" w:space="0"/>
-          </w:tblBorders>
+          <w:tblW w:w="8214" w:type="dxa"/>
+          <w:jc w:val="center"/>
+          <w:tblLayout w:type="fixed"/>
           <w:tblCellMar>
             <w:top w:w="0" w:type="dxa"/>
             <w:left w:w="0" w:type="dxa"/>
@@ -1808,7 +1781,7 @@
           </w:tblCellMar>
         </w:tblPrEx>
         <w:trPr>
-          <w:trHeight w:val="557" w:hRule="atLeast"/>
+          <w:trHeight w:val="557"/>
           <w:jc w:val="center"/>
         </w:trPr>
         <w:tc>
@@ -1817,7 +1790,7 @@
           </w:tcPr>
           <w:p>
             <w:pPr>
-              <w:pStyle w:val="27"/>
+              <w:pStyle w:val="TableText"/>
               <w:keepNext w:val="0"/>
               <w:keepLines w:val="0"/>
               <w:pageBreakBefore w:val="0"/>
@@ -1830,7 +1803,7 @@
               <w:bidi w:val="0"/>
               <w:adjustRightInd w:val="0"/>
               <w:snapToGrid w:val="0"/>
-              <w:ind w:left="0" w:leftChars="0" w:right="0" w:rightChars="0" w:firstLine="0" w:firstLineChars="0"/>
+              <w:ind w:left="0" w:right="0" w:firstLine="0" w:leftChars="0" w:rightChars="0" w:firstLineChars="0"/>
               <w:jc w:val="center"/>
               <w:textAlignment w:val="baseline"/>
             </w:pPr>
@@ -1842,7 +1815,7 @@
           </w:tcPr>
           <w:p>
             <w:pPr>
-              <w:pStyle w:val="27"/>
+              <w:pStyle w:val="TableText"/>
               <w:keepNext w:val="0"/>
               <w:keepLines w:val="0"/>
               <w:pageBreakBefore w:val="0"/>
@@ -1855,7 +1828,7 @@
               <w:bidi w:val="0"/>
               <w:adjustRightInd w:val="0"/>
               <w:snapToGrid w:val="0"/>
-              <w:ind w:left="0" w:leftChars="0" w:right="0" w:rightChars="0" w:firstLine="0" w:firstLineChars="0"/>
+              <w:ind w:left="0" w:right="0" w:firstLine="0" w:leftChars="0" w:rightChars="0" w:firstLineChars="0"/>
               <w:jc w:val="center"/>
               <w:textAlignment w:val="baseline"/>
             </w:pPr>
@@ -1867,7 +1840,7 @@
           </w:tcPr>
           <w:p>
             <w:pPr>
-              <w:pStyle w:val="27"/>
+              <w:pStyle w:val="TableText"/>
               <w:keepNext w:val="0"/>
               <w:keepLines w:val="0"/>
               <w:pageBreakBefore w:val="0"/>
@@ -1880,7 +1853,7 @@
               <w:bidi w:val="0"/>
               <w:adjustRightInd w:val="0"/>
               <w:snapToGrid w:val="0"/>
-              <w:ind w:left="0" w:leftChars="0" w:right="0" w:rightChars="0" w:firstLine="0" w:firstLineChars="0"/>
+              <w:ind w:left="0" w:right="0" w:firstLine="0" w:leftChars="0" w:rightChars="0" w:firstLineChars="0"/>
               <w:jc w:val="center"/>
               <w:textAlignment w:val="baseline"/>
             </w:pPr>
@@ -1892,7 +1865,7 @@
           </w:tcPr>
           <w:p>
             <w:pPr>
-              <w:pStyle w:val="27"/>
+              <w:pStyle w:val="TableText"/>
               <w:keepNext w:val="0"/>
               <w:keepLines w:val="0"/>
               <w:pageBreakBefore w:val="0"/>
@@ -1905,7 +1878,7 @@
               <w:bidi w:val="0"/>
               <w:adjustRightInd w:val="0"/>
               <w:snapToGrid w:val="0"/>
-              <w:ind w:left="0" w:leftChars="0" w:right="0" w:rightChars="0" w:firstLine="0" w:firstLineChars="0"/>
+              <w:ind w:left="0" w:right="0" w:firstLine="0" w:leftChars="0" w:rightChars="0" w:firstLineChars="0"/>
               <w:jc w:val="center"/>
               <w:textAlignment w:val="baseline"/>
             </w:pPr>
@@ -1917,7 +1890,7 @@
           </w:tcPr>
           <w:p>
             <w:pPr>
-              <w:pStyle w:val="27"/>
+              <w:pStyle w:val="TableText"/>
               <w:keepNext w:val="0"/>
               <w:keepLines w:val="0"/>
               <w:pageBreakBefore w:val="0"/>
@@ -1930,7 +1903,7 @@
               <w:bidi w:val="0"/>
               <w:adjustRightInd w:val="0"/>
               <w:snapToGrid w:val="0"/>
-              <w:ind w:left="0" w:leftChars="0" w:right="0" w:rightChars="0" w:firstLine="0" w:firstLineChars="0"/>
+              <w:ind w:left="0" w:right="0" w:firstLine="0" w:leftChars="0" w:rightChars="0" w:firstLineChars="0"/>
               <w:jc w:val="center"/>
               <w:textAlignment w:val="baseline"/>
             </w:pPr>
@@ -1942,7 +1915,7 @@
           </w:tcPr>
           <w:p>
             <w:pPr>
-              <w:pStyle w:val="27"/>
+              <w:pStyle w:val="TableText"/>
               <w:keepNext w:val="0"/>
               <w:keepLines w:val="0"/>
               <w:pageBreakBefore w:val="0"/>
@@ -1955,7 +1928,7 @@
               <w:bidi w:val="0"/>
               <w:adjustRightInd w:val="0"/>
               <w:snapToGrid w:val="0"/>
-              <w:ind w:left="0" w:leftChars="0" w:right="0" w:rightChars="0" w:firstLine="0" w:firstLineChars="0"/>
+              <w:ind w:left="0" w:right="0" w:firstLine="0" w:leftChars="0" w:rightChars="0" w:firstLineChars="0"/>
               <w:jc w:val="center"/>
               <w:textAlignment w:val="baseline"/>
             </w:pPr>
@@ -1986,7 +1959,7 @@
     <w:sdt>
       <w:sdtPr>
         <w:rPr>
-          <w:rFonts w:ascii="宋体" w:hAnsi="宋体" w:eastAsia="宋体" w:cs="Arial"/>
+          <w:rFonts w:ascii="宋体" w:eastAsia="宋体" w:hAnsi="宋体" w:cs="Arial"/>
           <w:snapToGrid w:val="0"/>
           <w:color w:val="000000"/>
           <w:kern w:val="0"/>
@@ -2002,7 +1975,7 @@
       </w:sdtPr>
       <w:sdtEndPr>
         <w:rPr>
-          <w:rFonts w:hint="eastAsia" w:ascii="宋体" w:hAnsi="宋体" w:eastAsia="宋体" w:cs="宋体"/>
+          <w:rFonts w:ascii="宋体" w:eastAsia="宋体" w:hAnsi="宋体" w:cs="宋体" w:hint="eastAsia"/>
           <w:snapToGrid w:val="0"/>
           <w:color w:val="000000"/>
           <w:kern w:val="0"/>
@@ -2027,18 +2000,18 @@
             <w:adjustRightInd w:val="0"/>
             <w:snapToGrid w:val="0"/>
             <w:spacing w:before="0" w:beforeLines="0" w:after="0" w:afterLines="0" w:line="240" w:lineRule="auto"/>
-            <w:ind w:left="0" w:leftChars="0" w:right="0" w:rightChars="0" w:firstLine="0" w:firstLineChars="0"/>
+            <w:ind w:left="0" w:right="0" w:firstLine="0" w:leftChars="0" w:rightChars="0" w:firstLineChars="0"/>
             <w:jc w:val="center"/>
             <w:textAlignment w:val="baseline"/>
             <w:rPr>
-              <w:rFonts w:hint="eastAsia" w:ascii="宋体" w:hAnsi="宋体" w:eastAsia="宋体" w:cs="宋体"/>
+              <w:rFonts w:ascii="宋体" w:eastAsia="宋体" w:hAnsi="宋体" w:cs="宋体" w:hint="eastAsia"/>
               <w:sz w:val="24"/>
               <w:szCs w:val="24"/>
             </w:rPr>
           </w:pPr>
           <w:r>
             <w:rPr>
-              <w:rFonts w:hint="eastAsia" w:ascii="宋体" w:hAnsi="宋体" w:eastAsia="宋体" w:cs="宋体"/>
+              <w:rFonts w:ascii="宋体" w:eastAsia="宋体" w:hAnsi="宋体" w:cs="宋体" w:hint="eastAsia"/>
               <w:sz w:val="24"/>
               <w:szCs w:val="24"/>
             </w:rPr>
@@ -2047,14 +2020,14 @@
         </w:p>
         <w:p>
           <w:pPr>
-            <w:pStyle w:val="16"/>
+            <w:pStyle w:val="TOC1"/>
             <w:tabs>
               <w:tab w:val="right" w:leader="dot" w:pos="8306"/>
             </w:tabs>
           </w:pPr>
           <w:r>
             <w:rPr>
-              <w:rFonts w:hint="eastAsia" w:ascii="宋体" w:hAnsi="宋体" w:eastAsia="宋体" w:cs="宋体"/>
+              <w:rFonts w:ascii="宋体" w:eastAsia="宋体" w:hAnsi="宋体" w:cs="宋体" w:hint="eastAsia"/>
               <w:sz w:val="24"/>
               <w:szCs w:val="24"/>
             </w:rPr>
@@ -2062,7 +2035,7 @@
           </w:r>
           <w:r>
             <w:rPr>
-              <w:rFonts w:hint="eastAsia" w:ascii="宋体" w:hAnsi="宋体" w:eastAsia="宋体" w:cs="宋体"/>
+              <w:rFonts w:ascii="宋体" w:eastAsia="宋体" w:hAnsi="宋体" w:cs="宋体" w:hint="eastAsia"/>
               <w:sz w:val="24"/>
               <w:szCs w:val="24"/>
             </w:rPr>
@@ -2070,7 +2043,7 @@
           </w:r>
           <w:r>
             <w:rPr>
-              <w:rFonts w:hint="eastAsia" w:ascii="宋体" w:hAnsi="宋体" w:eastAsia="宋体" w:cs="宋体"/>
+              <w:rFonts w:ascii="宋体" w:eastAsia="宋体" w:hAnsi="宋体" w:cs="宋体" w:hint="eastAsia"/>
               <w:sz w:val="24"/>
               <w:szCs w:val="24"/>
             </w:rPr>
@@ -2078,21 +2051,21 @@
           </w:r>
           <w:r>
             <w:rPr>
-              <w:rFonts w:hint="eastAsia" w:ascii="宋体" w:hAnsi="宋体" w:eastAsia="宋体" w:cs="宋体"/>
+              <w:rFonts w:ascii="宋体" w:eastAsia="宋体" w:hAnsi="宋体" w:cs="宋体" w:hint="eastAsia"/>
               <w:szCs w:val="24"/>
             </w:rPr>
             <w:fldChar w:fldCharType="begin"/>
           </w:r>
           <w:r>
             <w:rPr>
-              <w:rFonts w:hint="eastAsia" w:ascii="宋体" w:hAnsi="宋体" w:eastAsia="宋体" w:cs="宋体"/>
+              <w:rFonts w:ascii="宋体" w:eastAsia="宋体" w:hAnsi="宋体" w:cs="宋体" w:hint="eastAsia"/>
               <w:szCs w:val="24"/>
             </w:rPr>
             <w:instrText xml:space="preserve"> HYPERLINK \l _Toc531 </w:instrText>
           </w:r>
           <w:r>
             <w:rPr>
-              <w:rFonts w:hint="eastAsia" w:ascii="宋体" w:hAnsi="宋体" w:eastAsia="宋体" w:cs="宋体"/>
+              <w:rFonts w:ascii="宋体" w:eastAsia="宋体" w:hAnsi="宋体" w:cs="宋体" w:hint="eastAsia"/>
               <w:szCs w:val="24"/>
             </w:rPr>
             <w:fldChar w:fldCharType="separate"/>
@@ -2124,7 +2097,7 @@
           </w:r>
           <w:r>
             <w:rPr>
-              <w:rFonts w:hint="eastAsia" w:ascii="宋体" w:hAnsi="宋体" w:eastAsia="宋体" w:cs="宋体"/>
+              <w:rFonts w:ascii="宋体" w:eastAsia="宋体" w:hAnsi="宋体" w:cs="宋体" w:hint="eastAsia"/>
               <w:szCs w:val="24"/>
             </w:rPr>
             <w:fldChar w:fldCharType="end"/>
@@ -2132,28 +2105,28 @@
         </w:p>
         <w:p>
           <w:pPr>
-            <w:pStyle w:val="16"/>
+            <w:pStyle w:val="TOC1"/>
             <w:tabs>
               <w:tab w:val="right" w:leader="dot" w:pos="8306"/>
             </w:tabs>
           </w:pPr>
           <w:r>
             <w:rPr>
-              <w:rFonts w:hint="eastAsia" w:ascii="宋体" w:hAnsi="宋体" w:eastAsia="宋体" w:cs="宋体"/>
+              <w:rFonts w:ascii="宋体" w:eastAsia="宋体" w:hAnsi="宋体" w:cs="宋体" w:hint="eastAsia"/>
               <w:szCs w:val="24"/>
             </w:rPr>
             <w:fldChar w:fldCharType="begin"/>
           </w:r>
           <w:r>
             <w:rPr>
-              <w:rFonts w:hint="eastAsia" w:ascii="宋体" w:hAnsi="宋体" w:eastAsia="宋体" w:cs="宋体"/>
+              <w:rFonts w:ascii="宋体" w:eastAsia="宋体" w:hAnsi="宋体" w:cs="宋体" w:hint="eastAsia"/>
               <w:szCs w:val="24"/>
             </w:rPr>
             <w:instrText xml:space="preserve"> HYPERLINK \l _Toc11784 </w:instrText>
           </w:r>
           <w:r>
             <w:rPr>
-              <w:rFonts w:hint="eastAsia" w:ascii="宋体" w:hAnsi="宋体" w:eastAsia="宋体" w:cs="宋体"/>
+              <w:rFonts w:ascii="宋体" w:eastAsia="宋体" w:hAnsi="宋体" w:cs="宋体" w:hint="eastAsia"/>
               <w:szCs w:val="24"/>
             </w:rPr>
             <w:fldChar w:fldCharType="separate"/>
@@ -2185,7 +2158,7 @@
           </w:r>
           <w:r>
             <w:rPr>
-              <w:rFonts w:hint="eastAsia" w:ascii="宋体" w:hAnsi="宋体" w:eastAsia="宋体" w:cs="宋体"/>
+              <w:rFonts w:ascii="宋体" w:eastAsia="宋体" w:hAnsi="宋体" w:cs="宋体" w:hint="eastAsia"/>
               <w:szCs w:val="24"/>
             </w:rPr>
             <w:fldChar w:fldCharType="end"/>
@@ -2193,28 +2166,28 @@
         </w:p>
         <w:p>
           <w:pPr>
-            <w:pStyle w:val="16"/>
+            <w:pStyle w:val="TOC1"/>
             <w:tabs>
               <w:tab w:val="right" w:leader="dot" w:pos="8306"/>
             </w:tabs>
           </w:pPr>
           <w:r>
             <w:rPr>
-              <w:rFonts w:hint="eastAsia" w:ascii="宋体" w:hAnsi="宋体" w:eastAsia="宋体" w:cs="宋体"/>
+              <w:rFonts w:ascii="宋体" w:eastAsia="宋体" w:hAnsi="宋体" w:cs="宋体" w:hint="eastAsia"/>
               <w:szCs w:val="24"/>
             </w:rPr>
             <w:fldChar w:fldCharType="begin"/>
           </w:r>
           <w:r>
             <w:rPr>
-              <w:rFonts w:hint="eastAsia" w:ascii="宋体" w:hAnsi="宋体" w:eastAsia="宋体" w:cs="宋体"/>
+              <w:rFonts w:ascii="宋体" w:eastAsia="宋体" w:hAnsi="宋体" w:cs="宋体" w:hint="eastAsia"/>
               <w:szCs w:val="24"/>
             </w:rPr>
             <w:instrText xml:space="preserve"> HYPERLINK \l _Toc11293 </w:instrText>
           </w:r>
           <w:r>
             <w:rPr>
-              <w:rFonts w:hint="eastAsia" w:ascii="宋体" w:hAnsi="宋体" w:eastAsia="宋体" w:cs="宋体"/>
+              <w:rFonts w:ascii="宋体" w:eastAsia="宋体" w:hAnsi="宋体" w:cs="宋体" w:hint="eastAsia"/>
               <w:szCs w:val="24"/>
             </w:rPr>
             <w:fldChar w:fldCharType="separate"/>
@@ -2246,7 +2219,7 @@
           </w:r>
           <w:r>
             <w:rPr>
-              <w:rFonts w:hint="eastAsia" w:ascii="宋体" w:hAnsi="宋体" w:eastAsia="宋体" w:cs="宋体"/>
+              <w:rFonts w:ascii="宋体" w:eastAsia="宋体" w:hAnsi="宋体" w:cs="宋体" w:hint="eastAsia"/>
               <w:szCs w:val="24"/>
             </w:rPr>
             <w:fldChar w:fldCharType="end"/>
@@ -2254,28 +2227,28 @@
         </w:p>
         <w:p>
           <w:pPr>
-            <w:pStyle w:val="16"/>
+            <w:pStyle w:val="TOC1"/>
             <w:tabs>
               <w:tab w:val="right" w:leader="dot" w:pos="8306"/>
             </w:tabs>
           </w:pPr>
           <w:r>
             <w:rPr>
-              <w:rFonts w:hint="eastAsia" w:ascii="宋体" w:hAnsi="宋体" w:eastAsia="宋体" w:cs="宋体"/>
+              <w:rFonts w:ascii="宋体" w:eastAsia="宋体" w:hAnsi="宋体" w:cs="宋体" w:hint="eastAsia"/>
               <w:szCs w:val="24"/>
             </w:rPr>
             <w:fldChar w:fldCharType="begin"/>
           </w:r>
           <w:r>
             <w:rPr>
-              <w:rFonts w:hint="eastAsia" w:ascii="宋体" w:hAnsi="宋体" w:eastAsia="宋体" w:cs="宋体"/>
+              <w:rFonts w:ascii="宋体" w:eastAsia="宋体" w:hAnsi="宋体" w:cs="宋体" w:hint="eastAsia"/>
               <w:szCs w:val="24"/>
             </w:rPr>
             <w:instrText xml:space="preserve"> HYPERLINK \l _Toc1649 </w:instrText>
           </w:r>
           <w:r>
             <w:rPr>
-              <w:rFonts w:hint="eastAsia" w:ascii="宋体" w:hAnsi="宋体" w:eastAsia="宋体" w:cs="宋体"/>
+              <w:rFonts w:ascii="宋体" w:eastAsia="宋体" w:hAnsi="宋体" w:cs="宋体" w:hint="eastAsia"/>
               <w:szCs w:val="24"/>
             </w:rPr>
             <w:fldChar w:fldCharType="separate"/>
@@ -2307,7 +2280,7 @@
           </w:r>
           <w:r>
             <w:rPr>
-              <w:rFonts w:hint="eastAsia" w:ascii="宋体" w:hAnsi="宋体" w:eastAsia="宋体" w:cs="宋体"/>
+              <w:rFonts w:ascii="宋体" w:eastAsia="宋体" w:hAnsi="宋体" w:cs="宋体" w:hint="eastAsia"/>
               <w:szCs w:val="24"/>
             </w:rPr>
             <w:fldChar w:fldCharType="end"/>
@@ -2315,28 +2288,28 @@
         </w:p>
         <w:p>
           <w:pPr>
-            <w:pStyle w:val="16"/>
+            <w:pStyle w:val="TOC1"/>
             <w:tabs>
               <w:tab w:val="right" w:leader="dot" w:pos="8306"/>
             </w:tabs>
           </w:pPr>
           <w:r>
             <w:rPr>
-              <w:rFonts w:hint="eastAsia" w:ascii="宋体" w:hAnsi="宋体" w:eastAsia="宋体" w:cs="宋体"/>
+              <w:rFonts w:ascii="宋体" w:eastAsia="宋体" w:hAnsi="宋体" w:cs="宋体" w:hint="eastAsia"/>
               <w:szCs w:val="24"/>
             </w:rPr>
             <w:fldChar w:fldCharType="begin"/>
           </w:r>
           <w:r>
             <w:rPr>
-              <w:rFonts w:hint="eastAsia" w:ascii="宋体" w:hAnsi="宋体" w:eastAsia="宋体" w:cs="宋体"/>
+              <w:rFonts w:ascii="宋体" w:eastAsia="宋体" w:hAnsi="宋体" w:cs="宋体" w:hint="eastAsia"/>
               <w:szCs w:val="24"/>
             </w:rPr>
             <w:instrText xml:space="preserve"> HYPERLINK \l _Toc10855 </w:instrText>
           </w:r>
           <w:r>
             <w:rPr>
-              <w:rFonts w:hint="eastAsia" w:ascii="宋体" w:hAnsi="宋体" w:eastAsia="宋体" w:cs="宋体"/>
+              <w:rFonts w:ascii="宋体" w:eastAsia="宋体" w:hAnsi="宋体" w:cs="宋体" w:hint="eastAsia"/>
               <w:szCs w:val="24"/>
             </w:rPr>
             <w:fldChar w:fldCharType="separate"/>
@@ -2368,7 +2341,7 @@
           </w:r>
           <w:r>
             <w:rPr>
-              <w:rFonts w:hint="eastAsia" w:ascii="宋体" w:hAnsi="宋体" w:eastAsia="宋体" w:cs="宋体"/>
+              <w:rFonts w:ascii="宋体" w:eastAsia="宋体" w:hAnsi="宋体" w:cs="宋体" w:hint="eastAsia"/>
               <w:szCs w:val="24"/>
             </w:rPr>
             <w:fldChar w:fldCharType="end"/>
@@ -2376,28 +2349,28 @@
         </w:p>
         <w:p>
           <w:pPr>
-            <w:pStyle w:val="16"/>
+            <w:pStyle w:val="TOC1"/>
             <w:tabs>
               <w:tab w:val="right" w:leader="dot" w:pos="8306"/>
             </w:tabs>
           </w:pPr>
           <w:r>
             <w:rPr>
-              <w:rFonts w:hint="eastAsia" w:ascii="宋体" w:hAnsi="宋体" w:eastAsia="宋体" w:cs="宋体"/>
+              <w:rFonts w:ascii="宋体" w:eastAsia="宋体" w:hAnsi="宋体" w:cs="宋体" w:hint="eastAsia"/>
               <w:szCs w:val="24"/>
             </w:rPr>
             <w:fldChar w:fldCharType="begin"/>
           </w:r>
           <w:r>
             <w:rPr>
-              <w:rFonts w:hint="eastAsia" w:ascii="宋体" w:hAnsi="宋体" w:eastAsia="宋体" w:cs="宋体"/>
+              <w:rFonts w:ascii="宋体" w:eastAsia="宋体" w:hAnsi="宋体" w:cs="宋体" w:hint="eastAsia"/>
               <w:szCs w:val="24"/>
             </w:rPr>
             <w:instrText xml:space="preserve"> HYPERLINK \l _Toc21405 </w:instrText>
           </w:r>
           <w:r>
             <w:rPr>
-              <w:rFonts w:hint="eastAsia" w:ascii="宋体" w:hAnsi="宋体" w:eastAsia="宋体" w:cs="宋体"/>
+              <w:rFonts w:ascii="宋体" w:eastAsia="宋体" w:hAnsi="宋体" w:cs="宋体" w:hint="eastAsia"/>
               <w:szCs w:val="24"/>
             </w:rPr>
             <w:fldChar w:fldCharType="separate"/>
@@ -2429,7 +2402,7 @@
           </w:r>
           <w:r>
             <w:rPr>
-              <w:rFonts w:hint="eastAsia" w:ascii="宋体" w:hAnsi="宋体" w:eastAsia="宋体" w:cs="宋体"/>
+              <w:rFonts w:ascii="宋体" w:eastAsia="宋体" w:hAnsi="宋体" w:cs="宋体" w:hint="eastAsia"/>
               <w:szCs w:val="24"/>
             </w:rPr>
             <w:fldChar w:fldCharType="end"/>
@@ -2437,28 +2410,28 @@
         </w:p>
         <w:p>
           <w:pPr>
-            <w:pStyle w:val="16"/>
+            <w:pStyle w:val="TOC1"/>
             <w:tabs>
               <w:tab w:val="right" w:leader="dot" w:pos="8306"/>
             </w:tabs>
           </w:pPr>
           <w:r>
             <w:rPr>
-              <w:rFonts w:hint="eastAsia" w:ascii="宋体" w:hAnsi="宋体" w:eastAsia="宋体" w:cs="宋体"/>
+              <w:rFonts w:ascii="宋体" w:eastAsia="宋体" w:hAnsi="宋体" w:cs="宋体" w:hint="eastAsia"/>
               <w:szCs w:val="24"/>
             </w:rPr>
             <w:fldChar w:fldCharType="begin"/>
           </w:r>
           <w:r>
             <w:rPr>
-              <w:rFonts w:hint="eastAsia" w:ascii="宋体" w:hAnsi="宋体" w:eastAsia="宋体" w:cs="宋体"/>
+              <w:rFonts w:ascii="宋体" w:eastAsia="宋体" w:hAnsi="宋体" w:cs="宋体" w:hint="eastAsia"/>
               <w:szCs w:val="24"/>
             </w:rPr>
             <w:instrText xml:space="preserve"> HYPERLINK \l _Toc20196 </w:instrText>
           </w:r>
           <w:r>
             <w:rPr>
-              <w:rFonts w:hint="eastAsia" w:ascii="宋体" w:hAnsi="宋体" w:eastAsia="宋体" w:cs="宋体"/>
+              <w:rFonts w:ascii="宋体" w:eastAsia="宋体" w:hAnsi="宋体" w:cs="宋体" w:hint="eastAsia"/>
               <w:szCs w:val="24"/>
             </w:rPr>
             <w:fldChar w:fldCharType="separate"/>
@@ -2490,7 +2463,7 @@
           </w:r>
           <w:r>
             <w:rPr>
-              <w:rFonts w:hint="eastAsia" w:ascii="宋体" w:hAnsi="宋体" w:eastAsia="宋体" w:cs="宋体"/>
+              <w:rFonts w:ascii="宋体" w:eastAsia="宋体" w:hAnsi="宋体" w:cs="宋体" w:hint="eastAsia"/>
               <w:szCs w:val="24"/>
             </w:rPr>
             <w:fldChar w:fldCharType="end"/>
@@ -2498,28 +2471,28 @@
         </w:p>
         <w:p>
           <w:pPr>
-            <w:pStyle w:val="17"/>
+            <w:pStyle w:val="TOC2"/>
             <w:tabs>
               <w:tab w:val="right" w:leader="dot" w:pos="8306"/>
             </w:tabs>
           </w:pPr>
           <w:r>
             <w:rPr>
-              <w:rFonts w:hint="eastAsia" w:ascii="宋体" w:hAnsi="宋体" w:eastAsia="宋体" w:cs="宋体"/>
+              <w:rFonts w:ascii="宋体" w:eastAsia="宋体" w:hAnsi="宋体" w:cs="宋体" w:hint="eastAsia"/>
               <w:szCs w:val="24"/>
             </w:rPr>
             <w:fldChar w:fldCharType="begin"/>
           </w:r>
           <w:r>
             <w:rPr>
-              <w:rFonts w:hint="eastAsia" w:ascii="宋体" w:hAnsi="宋体" w:eastAsia="宋体" w:cs="宋体"/>
+              <w:rFonts w:ascii="宋体" w:eastAsia="宋体" w:hAnsi="宋体" w:cs="宋体" w:hint="eastAsia"/>
               <w:szCs w:val="24"/>
             </w:rPr>
             <w:instrText xml:space="preserve"> HYPERLINK \l _Toc5575 </w:instrText>
           </w:r>
           <w:r>
             <w:rPr>
-              <w:rFonts w:hint="eastAsia" w:ascii="宋体" w:hAnsi="宋体" w:eastAsia="宋体" w:cs="宋体"/>
+              <w:rFonts w:ascii="宋体" w:eastAsia="宋体" w:hAnsi="宋体" w:cs="宋体" w:hint="eastAsia"/>
               <w:szCs w:val="24"/>
             </w:rPr>
             <w:fldChar w:fldCharType="separate"/>
@@ -2551,7 +2524,7 @@
           </w:r>
           <w:r>
             <w:rPr>
-              <w:rFonts w:hint="eastAsia" w:ascii="宋体" w:hAnsi="宋体" w:eastAsia="宋体" w:cs="宋体"/>
+              <w:rFonts w:ascii="宋体" w:eastAsia="宋体" w:hAnsi="宋体" w:cs="宋体" w:hint="eastAsia"/>
               <w:szCs w:val="24"/>
             </w:rPr>
             <w:fldChar w:fldCharType="end"/>
@@ -2559,28 +2532,28 @@
         </w:p>
         <w:p>
           <w:pPr>
-            <w:pStyle w:val="17"/>
+            <w:pStyle w:val="TOC2"/>
             <w:tabs>
               <w:tab w:val="right" w:leader="dot" w:pos="8306"/>
             </w:tabs>
           </w:pPr>
           <w:r>
             <w:rPr>
-              <w:rFonts w:hint="eastAsia" w:ascii="宋体" w:hAnsi="宋体" w:eastAsia="宋体" w:cs="宋体"/>
+              <w:rFonts w:ascii="宋体" w:eastAsia="宋体" w:hAnsi="宋体" w:cs="宋体" w:hint="eastAsia"/>
               <w:szCs w:val="24"/>
             </w:rPr>
             <w:fldChar w:fldCharType="begin"/>
           </w:r>
           <w:r>
             <w:rPr>
-              <w:rFonts w:hint="eastAsia" w:ascii="宋体" w:hAnsi="宋体" w:eastAsia="宋体" w:cs="宋体"/>
+              <w:rFonts w:ascii="宋体" w:eastAsia="宋体" w:hAnsi="宋体" w:cs="宋体" w:hint="eastAsia"/>
               <w:szCs w:val="24"/>
             </w:rPr>
             <w:instrText xml:space="preserve"> HYPERLINK \l _Toc32428 </w:instrText>
           </w:r>
           <w:r>
             <w:rPr>
-              <w:rFonts w:hint="eastAsia" w:ascii="宋体" w:hAnsi="宋体" w:eastAsia="宋体" w:cs="宋体"/>
+              <w:rFonts w:ascii="宋体" w:eastAsia="宋体" w:hAnsi="宋体" w:cs="宋体" w:hint="eastAsia"/>
               <w:szCs w:val="24"/>
             </w:rPr>
             <w:fldChar w:fldCharType="separate"/>
@@ -2612,7 +2585,7 @@
           </w:r>
           <w:r>
             <w:rPr>
-              <w:rFonts w:hint="eastAsia" w:ascii="宋体" w:hAnsi="宋体" w:eastAsia="宋体" w:cs="宋体"/>
+              <w:rFonts w:ascii="宋体" w:eastAsia="宋体" w:hAnsi="宋体" w:cs="宋体" w:hint="eastAsia"/>
               <w:szCs w:val="24"/>
             </w:rPr>
             <w:fldChar w:fldCharType="end"/>
@@ -2620,28 +2593,28 @@
         </w:p>
         <w:p>
           <w:pPr>
-            <w:pStyle w:val="17"/>
+            <w:pStyle w:val="TOC2"/>
             <w:tabs>
               <w:tab w:val="right" w:leader="dot" w:pos="8306"/>
             </w:tabs>
           </w:pPr>
           <w:r>
             <w:rPr>
-              <w:rFonts w:hint="eastAsia" w:ascii="宋体" w:hAnsi="宋体" w:eastAsia="宋体" w:cs="宋体"/>
+              <w:rFonts w:ascii="宋体" w:eastAsia="宋体" w:hAnsi="宋体" w:cs="宋体" w:hint="eastAsia"/>
               <w:szCs w:val="24"/>
             </w:rPr>
             <w:fldChar w:fldCharType="begin"/>
           </w:r>
           <w:r>
             <w:rPr>
-              <w:rFonts w:hint="eastAsia" w:ascii="宋体" w:hAnsi="宋体" w:eastAsia="宋体" w:cs="宋体"/>
+              <w:rFonts w:ascii="宋体" w:eastAsia="宋体" w:hAnsi="宋体" w:cs="宋体" w:hint="eastAsia"/>
               <w:szCs w:val="24"/>
             </w:rPr>
             <w:instrText xml:space="preserve"> HYPERLINK \l _Toc5187 </w:instrText>
           </w:r>
           <w:r>
             <w:rPr>
-              <w:rFonts w:hint="eastAsia" w:ascii="宋体" w:hAnsi="宋体" w:eastAsia="宋体" w:cs="宋体"/>
+              <w:rFonts w:ascii="宋体" w:eastAsia="宋体" w:hAnsi="宋体" w:cs="宋体" w:hint="eastAsia"/>
               <w:szCs w:val="24"/>
             </w:rPr>
             <w:fldChar w:fldCharType="separate"/>
@@ -2673,7 +2646,7 @@
           </w:r>
           <w:r>
             <w:rPr>
-              <w:rFonts w:hint="eastAsia" w:ascii="宋体" w:hAnsi="宋体" w:eastAsia="宋体" w:cs="宋体"/>
+              <w:rFonts w:ascii="宋体" w:eastAsia="宋体" w:hAnsi="宋体" w:cs="宋体" w:hint="eastAsia"/>
               <w:szCs w:val="24"/>
             </w:rPr>
             <w:fldChar w:fldCharType="end"/>
@@ -2681,28 +2654,28 @@
         </w:p>
         <w:p>
           <w:pPr>
-            <w:pStyle w:val="16"/>
+            <w:pStyle w:val="TOC1"/>
             <w:tabs>
               <w:tab w:val="right" w:leader="dot" w:pos="8306"/>
             </w:tabs>
           </w:pPr>
           <w:r>
             <w:rPr>
-              <w:rFonts w:hint="eastAsia" w:ascii="宋体" w:hAnsi="宋体" w:eastAsia="宋体" w:cs="宋体"/>
+              <w:rFonts w:ascii="宋体" w:eastAsia="宋体" w:hAnsi="宋体" w:cs="宋体" w:hint="eastAsia"/>
               <w:szCs w:val="24"/>
             </w:rPr>
             <w:fldChar w:fldCharType="begin"/>
           </w:r>
           <w:r>
             <w:rPr>
-              <w:rFonts w:hint="eastAsia" w:ascii="宋体" w:hAnsi="宋体" w:eastAsia="宋体" w:cs="宋体"/>
+              <w:rFonts w:ascii="宋体" w:eastAsia="宋体" w:hAnsi="宋体" w:cs="宋体" w:hint="eastAsia"/>
               <w:szCs w:val="24"/>
             </w:rPr>
             <w:instrText xml:space="preserve"> HYPERLINK \l _Toc2007 </w:instrText>
           </w:r>
           <w:r>
             <w:rPr>
-              <w:rFonts w:hint="eastAsia" w:ascii="宋体" w:hAnsi="宋体" w:eastAsia="宋体" w:cs="宋体"/>
+              <w:rFonts w:ascii="宋体" w:eastAsia="宋体" w:hAnsi="宋体" w:cs="宋体" w:hint="eastAsia"/>
               <w:szCs w:val="24"/>
             </w:rPr>
             <w:fldChar w:fldCharType="separate"/>
@@ -2734,7 +2707,7 @@
           </w:r>
           <w:r>
             <w:rPr>
-              <w:rFonts w:hint="eastAsia" w:ascii="宋体" w:hAnsi="宋体" w:eastAsia="宋体" w:cs="宋体"/>
+              <w:rFonts w:ascii="宋体" w:eastAsia="宋体" w:hAnsi="宋体" w:cs="宋体" w:hint="eastAsia"/>
               <w:szCs w:val="24"/>
             </w:rPr>
             <w:fldChar w:fldCharType="end"/>
@@ -2742,28 +2715,28 @@
         </w:p>
         <w:p>
           <w:pPr>
-            <w:pStyle w:val="17"/>
+            <w:pStyle w:val="TOC2"/>
             <w:tabs>
               <w:tab w:val="right" w:leader="dot" w:pos="8306"/>
             </w:tabs>
           </w:pPr>
           <w:r>
             <w:rPr>
-              <w:rFonts w:hint="eastAsia" w:ascii="宋体" w:hAnsi="宋体" w:eastAsia="宋体" w:cs="宋体"/>
+              <w:rFonts w:ascii="宋体" w:eastAsia="宋体" w:hAnsi="宋体" w:cs="宋体" w:hint="eastAsia"/>
               <w:szCs w:val="24"/>
             </w:rPr>
             <w:fldChar w:fldCharType="begin"/>
           </w:r>
           <w:r>
             <w:rPr>
-              <w:rFonts w:hint="eastAsia" w:ascii="宋体" w:hAnsi="宋体" w:eastAsia="宋体" w:cs="宋体"/>
+              <w:rFonts w:ascii="宋体" w:eastAsia="宋体" w:hAnsi="宋体" w:cs="宋体" w:hint="eastAsia"/>
               <w:szCs w:val="24"/>
             </w:rPr>
             <w:instrText xml:space="preserve"> HYPERLINK \l _Toc24704 </w:instrText>
           </w:r>
           <w:r>
             <w:rPr>
-              <w:rFonts w:hint="eastAsia" w:ascii="宋体" w:hAnsi="宋体" w:eastAsia="宋体" w:cs="宋体"/>
+              <w:rFonts w:ascii="宋体" w:eastAsia="宋体" w:hAnsi="宋体" w:cs="宋体" w:hint="eastAsia"/>
               <w:szCs w:val="24"/>
             </w:rPr>
             <w:fldChar w:fldCharType="separate"/>
@@ -2795,7 +2768,7 @@
           </w:r>
           <w:r>
             <w:rPr>
-              <w:rFonts w:hint="eastAsia" w:ascii="宋体" w:hAnsi="宋体" w:eastAsia="宋体" w:cs="宋体"/>
+              <w:rFonts w:ascii="宋体" w:eastAsia="宋体" w:hAnsi="宋体" w:cs="宋体" w:hint="eastAsia"/>
               <w:szCs w:val="24"/>
             </w:rPr>
             <w:fldChar w:fldCharType="end"/>
@@ -2803,28 +2776,28 @@
         </w:p>
         <w:p>
           <w:pPr>
-            <w:pStyle w:val="17"/>
+            <w:pStyle w:val="TOC2"/>
             <w:tabs>
               <w:tab w:val="right" w:leader="dot" w:pos="8306"/>
             </w:tabs>
           </w:pPr>
           <w:r>
             <w:rPr>
-              <w:rFonts w:hint="eastAsia" w:ascii="宋体" w:hAnsi="宋体" w:eastAsia="宋体" w:cs="宋体"/>
+              <w:rFonts w:ascii="宋体" w:eastAsia="宋体" w:hAnsi="宋体" w:cs="宋体" w:hint="eastAsia"/>
               <w:szCs w:val="24"/>
             </w:rPr>
             <w:fldChar w:fldCharType="begin"/>
           </w:r>
           <w:r>
             <w:rPr>
-              <w:rFonts w:hint="eastAsia" w:ascii="宋体" w:hAnsi="宋体" w:eastAsia="宋体" w:cs="宋体"/>
+              <w:rFonts w:ascii="宋体" w:eastAsia="宋体" w:hAnsi="宋体" w:cs="宋体" w:hint="eastAsia"/>
               <w:szCs w:val="24"/>
             </w:rPr>
             <w:instrText xml:space="preserve"> HYPERLINK \l _Toc2826 </w:instrText>
           </w:r>
           <w:r>
             <w:rPr>
-              <w:rFonts w:hint="eastAsia" w:ascii="宋体" w:hAnsi="宋体" w:eastAsia="宋体" w:cs="宋体"/>
+              <w:rFonts w:ascii="宋体" w:eastAsia="宋体" w:hAnsi="宋体" w:cs="宋体" w:hint="eastAsia"/>
               <w:szCs w:val="24"/>
             </w:rPr>
             <w:fldChar w:fldCharType="separate"/>
@@ -2856,7 +2829,7 @@
           </w:r>
           <w:r>
             <w:rPr>
-              <w:rFonts w:hint="eastAsia" w:ascii="宋体" w:hAnsi="宋体" w:eastAsia="宋体" w:cs="宋体"/>
+              <w:rFonts w:ascii="宋体" w:eastAsia="宋体" w:hAnsi="宋体" w:cs="宋体" w:hint="eastAsia"/>
               <w:szCs w:val="24"/>
             </w:rPr>
             <w:fldChar w:fldCharType="end"/>
@@ -2864,28 +2837,28 @@
         </w:p>
         <w:p>
           <w:pPr>
-            <w:pStyle w:val="17"/>
+            <w:pStyle w:val="TOC2"/>
             <w:tabs>
               <w:tab w:val="right" w:leader="dot" w:pos="8306"/>
             </w:tabs>
           </w:pPr>
           <w:r>
             <w:rPr>
-              <w:rFonts w:hint="eastAsia" w:ascii="宋体" w:hAnsi="宋体" w:eastAsia="宋体" w:cs="宋体"/>
+              <w:rFonts w:ascii="宋体" w:eastAsia="宋体" w:hAnsi="宋体" w:cs="宋体" w:hint="eastAsia"/>
               <w:szCs w:val="24"/>
             </w:rPr>
             <w:fldChar w:fldCharType="begin"/>
           </w:r>
           <w:r>
             <w:rPr>
-              <w:rFonts w:hint="eastAsia" w:ascii="宋体" w:hAnsi="宋体" w:eastAsia="宋体" w:cs="宋体"/>
+              <w:rFonts w:ascii="宋体" w:eastAsia="宋体" w:hAnsi="宋体" w:cs="宋体" w:hint="eastAsia"/>
               <w:szCs w:val="24"/>
             </w:rPr>
             <w:instrText xml:space="preserve"> HYPERLINK \l _Toc16845 </w:instrText>
           </w:r>
           <w:r>
             <w:rPr>
-              <w:rFonts w:hint="eastAsia" w:ascii="宋体" w:hAnsi="宋体" w:eastAsia="宋体" w:cs="宋体"/>
+              <w:rFonts w:ascii="宋体" w:eastAsia="宋体" w:hAnsi="宋体" w:cs="宋体" w:hint="eastAsia"/>
               <w:szCs w:val="24"/>
             </w:rPr>
             <w:fldChar w:fldCharType="separate"/>
@@ -2917,7 +2890,7 @@
           </w:r>
           <w:r>
             <w:rPr>
-              <w:rFonts w:hint="eastAsia" w:ascii="宋体" w:hAnsi="宋体" w:eastAsia="宋体" w:cs="宋体"/>
+              <w:rFonts w:ascii="宋体" w:eastAsia="宋体" w:hAnsi="宋体" w:cs="宋体" w:hint="eastAsia"/>
               <w:szCs w:val="24"/>
             </w:rPr>
             <w:fldChar w:fldCharType="end"/>
@@ -2925,28 +2898,28 @@
         </w:p>
         <w:p>
           <w:pPr>
-            <w:pStyle w:val="16"/>
+            <w:pStyle w:val="TOC1"/>
             <w:tabs>
               <w:tab w:val="right" w:leader="dot" w:pos="8306"/>
             </w:tabs>
           </w:pPr>
           <w:r>
             <w:rPr>
-              <w:rFonts w:hint="eastAsia" w:ascii="宋体" w:hAnsi="宋体" w:eastAsia="宋体" w:cs="宋体"/>
+              <w:rFonts w:ascii="宋体" w:eastAsia="宋体" w:hAnsi="宋体" w:cs="宋体" w:hint="eastAsia"/>
               <w:szCs w:val="24"/>
             </w:rPr>
             <w:fldChar w:fldCharType="begin"/>
           </w:r>
           <w:r>
             <w:rPr>
-              <w:rFonts w:hint="eastAsia" w:ascii="宋体" w:hAnsi="宋体" w:eastAsia="宋体" w:cs="宋体"/>
+              <w:rFonts w:ascii="宋体" w:eastAsia="宋体" w:hAnsi="宋体" w:cs="宋体" w:hint="eastAsia"/>
               <w:szCs w:val="24"/>
             </w:rPr>
             <w:instrText xml:space="preserve"> HYPERLINK \l _Toc16011 </w:instrText>
           </w:r>
           <w:r>
             <w:rPr>
-              <w:rFonts w:hint="eastAsia" w:ascii="宋体" w:hAnsi="宋体" w:eastAsia="宋体" w:cs="宋体"/>
+              <w:rFonts w:ascii="宋体" w:eastAsia="宋体" w:hAnsi="宋体" w:cs="宋体" w:hint="eastAsia"/>
               <w:szCs w:val="24"/>
             </w:rPr>
             <w:fldChar w:fldCharType="separate"/>
@@ -2978,7 +2951,7 @@
           </w:r>
           <w:r>
             <w:rPr>
-              <w:rFonts w:hint="eastAsia" w:ascii="宋体" w:hAnsi="宋体" w:eastAsia="宋体" w:cs="宋体"/>
+              <w:rFonts w:ascii="宋体" w:eastAsia="宋体" w:hAnsi="宋体" w:cs="宋体" w:hint="eastAsia"/>
               <w:szCs w:val="24"/>
             </w:rPr>
             <w:fldChar w:fldCharType="end"/>
@@ -2986,28 +2959,28 @@
         </w:p>
         <w:p>
           <w:pPr>
-            <w:pStyle w:val="17"/>
+            <w:pStyle w:val="TOC2"/>
             <w:tabs>
               <w:tab w:val="right" w:leader="dot" w:pos="8306"/>
             </w:tabs>
           </w:pPr>
           <w:r>
             <w:rPr>
-              <w:rFonts w:hint="eastAsia" w:ascii="宋体" w:hAnsi="宋体" w:eastAsia="宋体" w:cs="宋体"/>
+              <w:rFonts w:ascii="宋体" w:eastAsia="宋体" w:hAnsi="宋体" w:cs="宋体" w:hint="eastAsia"/>
               <w:szCs w:val="24"/>
             </w:rPr>
             <w:fldChar w:fldCharType="begin"/>
           </w:r>
           <w:r>
             <w:rPr>
-              <w:rFonts w:hint="eastAsia" w:ascii="宋体" w:hAnsi="宋体" w:eastAsia="宋体" w:cs="宋体"/>
+              <w:rFonts w:ascii="宋体" w:eastAsia="宋体" w:hAnsi="宋体" w:cs="宋体" w:hint="eastAsia"/>
               <w:szCs w:val="24"/>
             </w:rPr>
             <w:instrText xml:space="preserve"> HYPERLINK \l _Toc22704 </w:instrText>
           </w:r>
           <w:r>
             <w:rPr>
-              <w:rFonts w:hint="eastAsia" w:ascii="宋体" w:hAnsi="宋体" w:eastAsia="宋体" w:cs="宋体"/>
+              <w:rFonts w:ascii="宋体" w:eastAsia="宋体" w:hAnsi="宋体" w:cs="宋体" w:hint="eastAsia"/>
               <w:szCs w:val="24"/>
             </w:rPr>
             <w:fldChar w:fldCharType="separate"/>
@@ -3039,7 +3012,7 @@
           </w:r>
           <w:r>
             <w:rPr>
-              <w:rFonts w:hint="eastAsia" w:ascii="宋体" w:hAnsi="宋体" w:eastAsia="宋体" w:cs="宋体"/>
+              <w:rFonts w:ascii="宋体" w:eastAsia="宋体" w:hAnsi="宋体" w:cs="宋体" w:hint="eastAsia"/>
               <w:szCs w:val="24"/>
             </w:rPr>
             <w:fldChar w:fldCharType="end"/>
@@ -3047,28 +3020,28 @@
         </w:p>
         <w:p>
           <w:pPr>
-            <w:pStyle w:val="17"/>
+            <w:pStyle w:val="TOC2"/>
             <w:tabs>
               <w:tab w:val="right" w:leader="dot" w:pos="8306"/>
             </w:tabs>
           </w:pPr>
           <w:r>
             <w:rPr>
-              <w:rFonts w:hint="eastAsia" w:ascii="宋体" w:hAnsi="宋体" w:eastAsia="宋体" w:cs="宋体"/>
+              <w:rFonts w:ascii="宋体" w:eastAsia="宋体" w:hAnsi="宋体" w:cs="宋体" w:hint="eastAsia"/>
               <w:szCs w:val="24"/>
             </w:rPr>
             <w:fldChar w:fldCharType="begin"/>
           </w:r>
           <w:r>
             <w:rPr>
-              <w:rFonts w:hint="eastAsia" w:ascii="宋体" w:hAnsi="宋体" w:eastAsia="宋体" w:cs="宋体"/>
+              <w:rFonts w:ascii="宋体" w:eastAsia="宋体" w:hAnsi="宋体" w:cs="宋体" w:hint="eastAsia"/>
               <w:szCs w:val="24"/>
             </w:rPr>
             <w:instrText xml:space="preserve"> HYPERLINK \l _Toc16086 </w:instrText>
           </w:r>
           <w:r>
             <w:rPr>
-              <w:rFonts w:hint="eastAsia" w:ascii="宋体" w:hAnsi="宋体" w:eastAsia="宋体" w:cs="宋体"/>
+              <w:rFonts w:ascii="宋体" w:eastAsia="宋体" w:hAnsi="宋体" w:cs="宋体" w:hint="eastAsia"/>
               <w:szCs w:val="24"/>
             </w:rPr>
             <w:fldChar w:fldCharType="separate"/>
@@ -3100,7 +3073,7 @@
           </w:r>
           <w:r>
             <w:rPr>
-              <w:rFonts w:hint="eastAsia" w:ascii="宋体" w:hAnsi="宋体" w:eastAsia="宋体" w:cs="宋体"/>
+              <w:rFonts w:ascii="宋体" w:eastAsia="宋体" w:hAnsi="宋体" w:cs="宋体" w:hint="eastAsia"/>
               <w:szCs w:val="24"/>
             </w:rPr>
             <w:fldChar w:fldCharType="end"/>
@@ -3108,28 +3081,28 @@
         </w:p>
         <w:p>
           <w:pPr>
-            <w:pStyle w:val="17"/>
+            <w:pStyle w:val="TOC2"/>
             <w:tabs>
               <w:tab w:val="right" w:leader="dot" w:pos="8306"/>
             </w:tabs>
           </w:pPr>
           <w:r>
             <w:rPr>
-              <w:rFonts w:hint="eastAsia" w:ascii="宋体" w:hAnsi="宋体" w:eastAsia="宋体" w:cs="宋体"/>
+              <w:rFonts w:ascii="宋体" w:eastAsia="宋体" w:hAnsi="宋体" w:cs="宋体" w:hint="eastAsia"/>
               <w:szCs w:val="24"/>
             </w:rPr>
             <w:fldChar w:fldCharType="begin"/>
           </w:r>
           <w:r>
             <w:rPr>
-              <w:rFonts w:hint="eastAsia" w:ascii="宋体" w:hAnsi="宋体" w:eastAsia="宋体" w:cs="宋体"/>
+              <w:rFonts w:ascii="宋体" w:eastAsia="宋体" w:hAnsi="宋体" w:cs="宋体" w:hint="eastAsia"/>
               <w:szCs w:val="24"/>
             </w:rPr>
             <w:instrText xml:space="preserve"> HYPERLINK \l _Toc32145 </w:instrText>
           </w:r>
           <w:r>
             <w:rPr>
-              <w:rFonts w:hint="eastAsia" w:ascii="宋体" w:hAnsi="宋体" w:eastAsia="宋体" w:cs="宋体"/>
+              <w:rFonts w:ascii="宋体" w:eastAsia="宋体" w:hAnsi="宋体" w:cs="宋体" w:hint="eastAsia"/>
               <w:szCs w:val="24"/>
             </w:rPr>
             <w:fldChar w:fldCharType="separate"/>
@@ -3161,7 +3134,7 @@
           </w:r>
           <w:r>
             <w:rPr>
-              <w:rFonts w:hint="eastAsia" w:ascii="宋体" w:hAnsi="宋体" w:eastAsia="宋体" w:cs="宋体"/>
+              <w:rFonts w:ascii="宋体" w:eastAsia="宋体" w:hAnsi="宋体" w:cs="宋体" w:hint="eastAsia"/>
               <w:szCs w:val="24"/>
             </w:rPr>
             <w:fldChar w:fldCharType="end"/>
@@ -3169,28 +3142,28 @@
         </w:p>
         <w:p>
           <w:pPr>
-            <w:pStyle w:val="17"/>
+            <w:pStyle w:val="TOC2"/>
             <w:tabs>
               <w:tab w:val="right" w:leader="dot" w:pos="8306"/>
             </w:tabs>
           </w:pPr>
           <w:r>
             <w:rPr>
-              <w:rFonts w:hint="eastAsia" w:ascii="宋体" w:hAnsi="宋体" w:eastAsia="宋体" w:cs="宋体"/>
+              <w:rFonts w:ascii="宋体" w:eastAsia="宋体" w:hAnsi="宋体" w:cs="宋体" w:hint="eastAsia"/>
               <w:szCs w:val="24"/>
             </w:rPr>
             <w:fldChar w:fldCharType="begin"/>
           </w:r>
           <w:r>
             <w:rPr>
-              <w:rFonts w:hint="eastAsia" w:ascii="宋体" w:hAnsi="宋体" w:eastAsia="宋体" w:cs="宋体"/>
+              <w:rFonts w:ascii="宋体" w:eastAsia="宋体" w:hAnsi="宋体" w:cs="宋体" w:hint="eastAsia"/>
               <w:szCs w:val="24"/>
             </w:rPr>
             <w:instrText xml:space="preserve"> HYPERLINK \l _Toc271 </w:instrText>
           </w:r>
           <w:r>
             <w:rPr>
-              <w:rFonts w:hint="eastAsia" w:ascii="宋体" w:hAnsi="宋体" w:eastAsia="宋体" w:cs="宋体"/>
+              <w:rFonts w:ascii="宋体" w:eastAsia="宋体" w:hAnsi="宋体" w:cs="宋体" w:hint="eastAsia"/>
               <w:szCs w:val="24"/>
             </w:rPr>
             <w:fldChar w:fldCharType="separate"/>
@@ -3222,7 +3195,7 @@
           </w:r>
           <w:r>
             <w:rPr>
-              <w:rFonts w:hint="eastAsia" w:ascii="宋体" w:hAnsi="宋体" w:eastAsia="宋体" w:cs="宋体"/>
+              <w:rFonts w:ascii="宋体" w:eastAsia="宋体" w:hAnsi="宋体" w:cs="宋体" w:hint="eastAsia"/>
               <w:szCs w:val="24"/>
             </w:rPr>
             <w:fldChar w:fldCharType="end"/>
@@ -3230,28 +3203,28 @@
         </w:p>
         <w:p>
           <w:pPr>
-            <w:pStyle w:val="16"/>
+            <w:pStyle w:val="TOC1"/>
             <w:tabs>
               <w:tab w:val="right" w:leader="dot" w:pos="8306"/>
             </w:tabs>
           </w:pPr>
           <w:r>
             <w:rPr>
-              <w:rFonts w:hint="eastAsia" w:ascii="宋体" w:hAnsi="宋体" w:eastAsia="宋体" w:cs="宋体"/>
+              <w:rFonts w:ascii="宋体" w:eastAsia="宋体" w:hAnsi="宋体" w:cs="宋体" w:hint="eastAsia"/>
               <w:szCs w:val="24"/>
             </w:rPr>
             <w:fldChar w:fldCharType="begin"/>
           </w:r>
           <w:r>
             <w:rPr>
-              <w:rFonts w:hint="eastAsia" w:ascii="宋体" w:hAnsi="宋体" w:eastAsia="宋体" w:cs="宋体"/>
+              <w:rFonts w:ascii="宋体" w:eastAsia="宋体" w:hAnsi="宋体" w:cs="宋体" w:hint="eastAsia"/>
               <w:szCs w:val="24"/>
             </w:rPr>
             <w:instrText xml:space="preserve"> HYPERLINK \l _Toc15865 </w:instrText>
           </w:r>
           <w:r>
             <w:rPr>
-              <w:rFonts w:hint="eastAsia" w:ascii="宋体" w:hAnsi="宋体" w:eastAsia="宋体" w:cs="宋体"/>
+              <w:rFonts w:ascii="宋体" w:eastAsia="宋体" w:hAnsi="宋体" w:cs="宋体" w:hint="eastAsia"/>
               <w:szCs w:val="24"/>
             </w:rPr>
             <w:fldChar w:fldCharType="separate"/>
@@ -3283,7 +3256,7 @@
           </w:r>
           <w:r>
             <w:rPr>
-              <w:rFonts w:hint="eastAsia" w:ascii="宋体" w:hAnsi="宋体" w:eastAsia="宋体" w:cs="宋体"/>
+              <w:rFonts w:ascii="宋体" w:eastAsia="宋体" w:hAnsi="宋体" w:cs="宋体" w:hint="eastAsia"/>
               <w:szCs w:val="24"/>
             </w:rPr>
             <w:fldChar w:fldCharType="end"/>
@@ -3291,28 +3264,28 @@
         </w:p>
         <w:p>
           <w:pPr>
-            <w:pStyle w:val="17"/>
+            <w:pStyle w:val="TOC2"/>
             <w:tabs>
               <w:tab w:val="right" w:leader="dot" w:pos="8306"/>
             </w:tabs>
           </w:pPr>
           <w:r>
             <w:rPr>
-              <w:rFonts w:hint="eastAsia" w:ascii="宋体" w:hAnsi="宋体" w:eastAsia="宋体" w:cs="宋体"/>
+              <w:rFonts w:ascii="宋体" w:eastAsia="宋体" w:hAnsi="宋体" w:cs="宋体" w:hint="eastAsia"/>
               <w:szCs w:val="24"/>
             </w:rPr>
             <w:fldChar w:fldCharType="begin"/>
           </w:r>
           <w:r>
             <w:rPr>
-              <w:rFonts w:hint="eastAsia" w:ascii="宋体" w:hAnsi="宋体" w:eastAsia="宋体" w:cs="宋体"/>
+              <w:rFonts w:ascii="宋体" w:eastAsia="宋体" w:hAnsi="宋体" w:cs="宋体" w:hint="eastAsia"/>
               <w:szCs w:val="24"/>
             </w:rPr>
             <w:instrText xml:space="preserve"> HYPERLINK \l _Toc24000 </w:instrText>
           </w:r>
           <w:r>
             <w:rPr>
-              <w:rFonts w:hint="eastAsia" w:ascii="宋体" w:hAnsi="宋体" w:eastAsia="宋体" w:cs="宋体"/>
+              <w:rFonts w:ascii="宋体" w:eastAsia="宋体" w:hAnsi="宋体" w:cs="宋体" w:hint="eastAsia"/>
               <w:szCs w:val="24"/>
             </w:rPr>
             <w:fldChar w:fldCharType="separate"/>
@@ -3344,7 +3317,7 @@
           </w:r>
           <w:r>
             <w:rPr>
-              <w:rFonts w:hint="eastAsia" w:ascii="宋体" w:hAnsi="宋体" w:eastAsia="宋体" w:cs="宋体"/>
+              <w:rFonts w:ascii="宋体" w:eastAsia="宋体" w:hAnsi="宋体" w:cs="宋体" w:hint="eastAsia"/>
               <w:szCs w:val="24"/>
             </w:rPr>
             <w:fldChar w:fldCharType="end"/>
@@ -3352,28 +3325,28 @@
         </w:p>
         <w:p>
           <w:pPr>
-            <w:pStyle w:val="17"/>
+            <w:pStyle w:val="TOC2"/>
             <w:tabs>
               <w:tab w:val="right" w:leader="dot" w:pos="8306"/>
             </w:tabs>
           </w:pPr>
           <w:r>
             <w:rPr>
-              <w:rFonts w:hint="eastAsia" w:ascii="宋体" w:hAnsi="宋体" w:eastAsia="宋体" w:cs="宋体"/>
+              <w:rFonts w:ascii="宋体" w:eastAsia="宋体" w:hAnsi="宋体" w:cs="宋体" w:hint="eastAsia"/>
               <w:szCs w:val="24"/>
             </w:rPr>
             <w:fldChar w:fldCharType="begin"/>
           </w:r>
           <w:r>
             <w:rPr>
-              <w:rFonts w:hint="eastAsia" w:ascii="宋体" w:hAnsi="宋体" w:eastAsia="宋体" w:cs="宋体"/>
+              <w:rFonts w:ascii="宋体" w:eastAsia="宋体" w:hAnsi="宋体" w:cs="宋体" w:hint="eastAsia"/>
               <w:szCs w:val="24"/>
             </w:rPr>
             <w:instrText xml:space="preserve"> HYPERLINK \l _Toc13512 </w:instrText>
           </w:r>
           <w:r>
             <w:rPr>
-              <w:rFonts w:hint="eastAsia" w:ascii="宋体" w:hAnsi="宋体" w:eastAsia="宋体" w:cs="宋体"/>
+              <w:rFonts w:ascii="宋体" w:eastAsia="宋体" w:hAnsi="宋体" w:cs="宋体" w:hint="eastAsia"/>
               <w:szCs w:val="24"/>
             </w:rPr>
             <w:fldChar w:fldCharType="separate"/>
@@ -3405,7 +3378,7 @@
           </w:r>
           <w:r>
             <w:rPr>
-              <w:rFonts w:hint="eastAsia" w:ascii="宋体" w:hAnsi="宋体" w:eastAsia="宋体" w:cs="宋体"/>
+              <w:rFonts w:ascii="宋体" w:eastAsia="宋体" w:hAnsi="宋体" w:cs="宋体" w:hint="eastAsia"/>
               <w:szCs w:val="24"/>
             </w:rPr>
             <w:fldChar w:fldCharType="end"/>
@@ -3413,28 +3386,28 @@
         </w:p>
         <w:p>
           <w:pPr>
-            <w:pStyle w:val="17"/>
+            <w:pStyle w:val="TOC2"/>
             <w:tabs>
               <w:tab w:val="right" w:leader="dot" w:pos="8306"/>
             </w:tabs>
           </w:pPr>
           <w:r>
             <w:rPr>
-              <w:rFonts w:hint="eastAsia" w:ascii="宋体" w:hAnsi="宋体" w:eastAsia="宋体" w:cs="宋体"/>
+              <w:rFonts w:ascii="宋体" w:eastAsia="宋体" w:hAnsi="宋体" w:cs="宋体" w:hint="eastAsia"/>
               <w:szCs w:val="24"/>
             </w:rPr>
             <w:fldChar w:fldCharType="begin"/>
           </w:r>
           <w:r>
             <w:rPr>
-              <w:rFonts w:hint="eastAsia" w:ascii="宋体" w:hAnsi="宋体" w:eastAsia="宋体" w:cs="宋体"/>
+              <w:rFonts w:ascii="宋体" w:eastAsia="宋体" w:hAnsi="宋体" w:cs="宋体" w:hint="eastAsia"/>
               <w:szCs w:val="24"/>
             </w:rPr>
             <w:instrText xml:space="preserve"> HYPERLINK \l _Toc7876 </w:instrText>
           </w:r>
           <w:r>
             <w:rPr>
-              <w:rFonts w:hint="eastAsia" w:ascii="宋体" w:hAnsi="宋体" w:eastAsia="宋体" w:cs="宋体"/>
+              <w:rFonts w:ascii="宋体" w:eastAsia="宋体" w:hAnsi="宋体" w:cs="宋体" w:hint="eastAsia"/>
               <w:szCs w:val="24"/>
             </w:rPr>
             <w:fldChar w:fldCharType="separate"/>
@@ -3466,7 +3439,7 @@
           </w:r>
           <w:r>
             <w:rPr>
-              <w:rFonts w:hint="eastAsia" w:ascii="宋体" w:hAnsi="宋体" w:eastAsia="宋体" w:cs="宋体"/>
+              <w:rFonts w:ascii="宋体" w:eastAsia="宋体" w:hAnsi="宋体" w:cs="宋体" w:hint="eastAsia"/>
               <w:szCs w:val="24"/>
             </w:rPr>
             <w:fldChar w:fldCharType="end"/>
@@ -3474,28 +3447,28 @@
         </w:p>
         <w:p>
           <w:pPr>
-            <w:pStyle w:val="16"/>
+            <w:pStyle w:val="TOC1"/>
             <w:tabs>
               <w:tab w:val="right" w:leader="dot" w:pos="8306"/>
             </w:tabs>
           </w:pPr>
           <w:r>
             <w:rPr>
-              <w:rFonts w:hint="eastAsia" w:ascii="宋体" w:hAnsi="宋体" w:eastAsia="宋体" w:cs="宋体"/>
+              <w:rFonts w:ascii="宋体" w:eastAsia="宋体" w:hAnsi="宋体" w:cs="宋体" w:hint="eastAsia"/>
               <w:szCs w:val="24"/>
             </w:rPr>
             <w:fldChar w:fldCharType="begin"/>
           </w:r>
           <w:r>
             <w:rPr>
-              <w:rFonts w:hint="eastAsia" w:ascii="宋体" w:hAnsi="宋体" w:eastAsia="宋体" w:cs="宋体"/>
+              <w:rFonts w:ascii="宋体" w:eastAsia="宋体" w:hAnsi="宋体" w:cs="宋体" w:hint="eastAsia"/>
               <w:szCs w:val="24"/>
             </w:rPr>
             <w:instrText xml:space="preserve"> HYPERLINK \l _Toc7431 </w:instrText>
           </w:r>
           <w:r>
             <w:rPr>
-              <w:rFonts w:hint="eastAsia" w:ascii="宋体" w:hAnsi="宋体" w:eastAsia="宋体" w:cs="宋体"/>
+              <w:rFonts w:ascii="宋体" w:eastAsia="宋体" w:hAnsi="宋体" w:cs="宋体" w:hint="eastAsia"/>
               <w:szCs w:val="24"/>
             </w:rPr>
             <w:fldChar w:fldCharType="separate"/>
@@ -3527,7 +3500,7 @@
           </w:r>
           <w:r>
             <w:rPr>
-              <w:rFonts w:hint="eastAsia" w:ascii="宋体" w:hAnsi="宋体" w:eastAsia="宋体" w:cs="宋体"/>
+              <w:rFonts w:ascii="宋体" w:eastAsia="宋体" w:hAnsi="宋体" w:cs="宋体" w:hint="eastAsia"/>
               <w:szCs w:val="24"/>
             </w:rPr>
             <w:fldChar w:fldCharType="end"/>
@@ -3535,28 +3508,28 @@
         </w:p>
         <w:p>
           <w:pPr>
-            <w:pStyle w:val="16"/>
+            <w:pStyle w:val="TOC1"/>
             <w:tabs>
               <w:tab w:val="right" w:leader="dot" w:pos="8306"/>
             </w:tabs>
           </w:pPr>
           <w:r>
             <w:rPr>
-              <w:rFonts w:hint="eastAsia" w:ascii="宋体" w:hAnsi="宋体" w:eastAsia="宋体" w:cs="宋体"/>
+              <w:rFonts w:ascii="宋体" w:eastAsia="宋体" w:hAnsi="宋体" w:cs="宋体" w:hint="eastAsia"/>
               <w:szCs w:val="24"/>
             </w:rPr>
             <w:fldChar w:fldCharType="begin"/>
           </w:r>
           <w:r>
             <w:rPr>
-              <w:rFonts w:hint="eastAsia" w:ascii="宋体" w:hAnsi="宋体" w:eastAsia="宋体" w:cs="宋体"/>
+              <w:rFonts w:ascii="宋体" w:eastAsia="宋体" w:hAnsi="宋体" w:cs="宋体" w:hint="eastAsia"/>
               <w:szCs w:val="24"/>
             </w:rPr>
             <w:instrText xml:space="preserve"> HYPERLINK \l _Toc4430 </w:instrText>
           </w:r>
           <w:r>
             <w:rPr>
-              <w:rFonts w:hint="eastAsia" w:ascii="宋体" w:hAnsi="宋体" w:eastAsia="宋体" w:cs="宋体"/>
+              <w:rFonts w:ascii="宋体" w:eastAsia="宋体" w:hAnsi="宋体" w:cs="宋体" w:hint="eastAsia"/>
               <w:szCs w:val="24"/>
             </w:rPr>
             <w:fldChar w:fldCharType="separate"/>
@@ -3588,7 +3561,7 @@
           </w:r>
           <w:r>
             <w:rPr>
-              <w:rFonts w:hint="eastAsia" w:ascii="宋体" w:hAnsi="宋体" w:eastAsia="宋体" w:cs="宋体"/>
+              <w:rFonts w:ascii="宋体" w:eastAsia="宋体" w:hAnsi="宋体" w:cs="宋体" w:hint="eastAsia"/>
               <w:szCs w:val="24"/>
             </w:rPr>
             <w:fldChar w:fldCharType="end"/>
@@ -3610,7 +3583,7 @@
             <w:snapToGrid w:val="0"/>
             <w:textAlignment w:val="baseline"/>
             <w:rPr>
-              <w:rFonts w:hint="eastAsia" w:ascii="宋体" w:hAnsi="宋体" w:eastAsia="宋体" w:cs="宋体"/>
+              <w:rFonts w:ascii="宋体" w:eastAsia="宋体" w:hAnsi="宋体" w:cs="宋体" w:hint="eastAsia"/>
               <w:snapToGrid w:val="0"/>
               <w:color w:val="000000"/>
               <w:kern w:val="0"/>
@@ -3621,7 +3594,7 @@
           </w:pPr>
           <w:r>
             <w:rPr>
-              <w:rFonts w:hint="eastAsia" w:ascii="宋体" w:hAnsi="宋体" w:eastAsia="宋体" w:cs="宋体"/>
+              <w:rFonts w:ascii="宋体" w:eastAsia="宋体" w:hAnsi="宋体" w:cs="宋体" w:hint="eastAsia"/>
               <w:szCs w:val="24"/>
             </w:rPr>
             <w:fldChar w:fldCharType="end"/>
@@ -3645,7 +3618,7 @@
         <w:snapToGrid w:val="0"/>
         <w:textAlignment w:val="baseline"/>
         <w:rPr>
-          <w:rFonts w:ascii="Arial" w:hAnsi="Arial" w:eastAsia="Arial" w:cs="Arial"/>
+          <w:rFonts w:ascii="Arial" w:eastAsia="Arial" w:hAnsi="Arial" w:cs="Arial"/>
           <w:snapToGrid w:val="0"/>
           <w:color w:val="000000"/>
           <w:kern w:val="0"/>
@@ -3656,7 +3629,7 @@
       </w:pPr>
       <w:r>
         <w:rPr>
-          <w:rFonts w:ascii="Arial" w:hAnsi="Arial" w:eastAsia="Arial" w:cs="Arial"/>
+          <w:rFonts w:ascii="Arial" w:eastAsia="Arial" w:hAnsi="Arial" w:cs="Arial"/>
           <w:snapToGrid w:val="0"/>
           <w:color w:val="000000"/>
           <w:kern w:val="0"/>
@@ -3669,7 +3642,7 @@
     </w:p>
     <w:p>
       <w:pPr>
-        <w:pStyle w:val="28"/>
+        <w:pStyle w:val="1"/>
         <w:bidi w:val="0"/>
         <w:rPr>
           <w:rFonts w:hint="default"/>
@@ -3688,7 +3661,7 @@
     </w:p>
     <w:p>
       <w:pPr>
-        <w:pStyle w:val="29"/>
+        <w:pStyle w:val="a1"/>
         <w:keepNext w:val="0"/>
         <w:keepLines w:val="0"/>
         <w:pageBreakBefore w:val="0"/>
@@ -3717,7 +3690,7 @@
     </w:p>
     <w:p>
       <w:pPr>
-        <w:pStyle w:val="28"/>
+        <w:pStyle w:val="1"/>
         <w:bidi w:val="0"/>
         <w:rPr>
           <w:rFonts w:hint="default"/>
@@ -3736,7 +3709,7 @@
     </w:p>
     <w:p>
       <w:pPr>
-        <w:pStyle w:val="29"/>
+        <w:pStyle w:val="a1"/>
         <w:keepNext w:val="0"/>
         <w:keepLines w:val="0"/>
         <w:pageBreakBefore w:val="0"/>
@@ -3765,7 +3738,7 @@
     </w:p>
     <w:p>
       <w:pPr>
-        <w:pStyle w:val="28"/>
+        <w:pStyle w:val="1"/>
         <w:bidi w:val="0"/>
         <w:rPr>
           <w:rFonts w:hint="default"/>
@@ -3784,7 +3757,7 @@
     </w:p>
     <w:p>
       <w:pPr>
-        <w:pStyle w:val="29"/>
+        <w:pStyle w:val="a1"/>
         <w:keepNext w:val="0"/>
         <w:keepLines w:val="0"/>
         <w:pageBreakBefore w:val="0"/>
@@ -3813,7 +3786,7 @@
     </w:p>
     <w:p>
       <w:pPr>
-        <w:pStyle w:val="29"/>
+        <w:pStyle w:val="a1"/>
         <w:keepNext w:val="0"/>
         <w:keepLines w:val="0"/>
         <w:pageBreakBefore w:val="0"/>
@@ -3842,7 +3815,7 @@
     </w:p>
     <w:p>
       <w:pPr>
-        <w:pStyle w:val="29"/>
+        <w:pStyle w:val="a1"/>
         <w:keepNext w:val="0"/>
         <w:keepLines w:val="0"/>
         <w:pageBreakBefore w:val="0"/>
@@ -3878,7 +3851,7 @@
     </w:p>
     <w:p>
       <w:pPr>
-        <w:pStyle w:val="29"/>
+        <w:pStyle w:val="a1"/>
         <w:keepNext w:val="0"/>
         <w:keepLines w:val="0"/>
         <w:pageBreakBefore w:val="0"/>
@@ -3907,7 +3880,7 @@
     </w:p>
     <w:p>
       <w:pPr>
-        <w:pStyle w:val="28"/>
+        <w:pStyle w:val="1"/>
         <w:bidi w:val="0"/>
         <w:rPr>
           <w:rFonts w:hint="default"/>
@@ -3926,7 +3899,7 @@
     </w:p>
     <w:p>
       <w:pPr>
-        <w:pStyle w:val="29"/>
+        <w:pStyle w:val="a1"/>
         <w:keepNext w:val="0"/>
         <w:keepLines w:val="0"/>
         <w:pageBreakBefore w:val="0"/>
@@ -3955,7 +3928,7 @@
     </w:p>
     <w:p>
       <w:pPr>
-        <w:pStyle w:val="29"/>
+        <w:pStyle w:val="a1"/>
         <w:keepNext w:val="0"/>
         <w:keepLines w:val="0"/>
         <w:pageBreakBefore w:val="0"/>
@@ -3984,7 +3957,7 @@
     </w:p>
     <w:p>
       <w:pPr>
-        <w:pStyle w:val="29"/>
+        <w:pStyle w:val="a1"/>
         <w:keepNext w:val="0"/>
         <w:keepLines w:val="0"/>
         <w:pageBreakBefore w:val="0"/>
@@ -4013,7 +3986,7 @@
     </w:p>
     <w:p>
       <w:pPr>
-        <w:pStyle w:val="29"/>
+        <w:pStyle w:val="a1"/>
         <w:keepNext w:val="0"/>
         <w:keepLines w:val="0"/>
         <w:pageBreakBefore w:val="0"/>
@@ -4042,7 +4015,7 @@
     </w:p>
     <w:p>
       <w:pPr>
-        <w:pStyle w:val="28"/>
+        <w:pStyle w:val="1"/>
         <w:bidi w:val="0"/>
         <w:rPr>
           <w:rFonts w:hint="default"/>
@@ -4061,7 +4034,7 @@
     </w:p>
     <w:p>
       <w:pPr>
-        <w:pStyle w:val="30"/>
+        <w:pStyle w:val="2"/>
         <w:bidi w:val="0"/>
         <w:rPr>
           <w:rFonts w:hint="default"/>
@@ -4080,7 +4053,7 @@
     </w:p>
     <w:p>
       <w:pPr>
-        <w:pStyle w:val="29"/>
+        <w:pStyle w:val="a1"/>
         <w:rPr>
           <w:rFonts w:hint="default"/>
           <w:lang w:val="en-US" w:eastAsia="zh-CN"/>
@@ -4096,7 +4069,7 @@
     </w:p>
     <w:p>
       <w:pPr>
-        <w:pStyle w:val="29"/>
+        <w:pStyle w:val="a1"/>
         <w:rPr>
           <w:rFonts w:hint="default"/>
           <w:lang w:val="en-US" w:eastAsia="zh-CN"/>
@@ -4112,7 +4085,7 @@
     </w:p>
     <w:p>
       <w:pPr>
-        <w:pStyle w:val="29"/>
+        <w:pStyle w:val="a1"/>
         <w:rPr>
           <w:rFonts w:hint="default"/>
           <w:lang w:val="en-US" w:eastAsia="zh-CN"/>
@@ -4128,7 +4101,7 @@
     </w:p>
     <w:p>
       <w:pPr>
-        <w:pStyle w:val="29"/>
+        <w:pStyle w:val="a1"/>
         <w:rPr>
           <w:rFonts w:hint="default"/>
           <w:lang w:val="en-US" w:eastAsia="zh-CN"/>
@@ -4144,7 +4117,7 @@
     </w:p>
     <w:p>
       <w:pPr>
-        <w:pStyle w:val="29"/>
+        <w:pStyle w:val="a1"/>
         <w:rPr>
           <w:rFonts w:hint="default"/>
           <w:lang w:val="en-US" w:eastAsia="zh-CN"/>
@@ -4160,7 +4133,7 @@
     </w:p>
     <w:p>
       <w:pPr>
-        <w:pStyle w:val="29"/>
+        <w:pStyle w:val="a1"/>
         <w:rPr>
           <w:rFonts w:hint="default"/>
           <w:lang w:val="en-US" w:eastAsia="zh-CN"/>
@@ -4176,7 +4149,7 @@
     </w:p>
     <w:p>
       <w:pPr>
-        <w:pStyle w:val="29"/>
+        <w:pStyle w:val="a1"/>
         <w:rPr>
           <w:rFonts w:hint="default"/>
           <w:lang w:val="en-US" w:eastAsia="zh-CN"/>
@@ -4192,7 +4165,7 @@
     </w:p>
     <w:p>
       <w:pPr>
-        <w:pStyle w:val="29"/>
+        <w:pStyle w:val="a1"/>
         <w:rPr>
           <w:rFonts w:hint="default"/>
           <w:lang w:val="en-US" w:eastAsia="zh-CN"/>
@@ -4208,7 +4181,7 @@
     </w:p>
     <w:p>
       <w:pPr>
-        <w:pStyle w:val="29"/>
+        <w:pStyle w:val="a1"/>
         <w:rPr>
           <w:rFonts w:hint="default"/>
           <w:lang w:val="en-US" w:eastAsia="zh-CN"/>
@@ -4224,7 +4197,7 @@
     </w:p>
     <w:p>
       <w:pPr>
-        <w:pStyle w:val="29"/>
+        <w:pStyle w:val="a1"/>
         <w:rPr>
           <w:rFonts w:hint="default"/>
           <w:lang w:val="en-US" w:eastAsia="zh-CN"/>
@@ -4240,7 +4213,7 @@
     </w:p>
     <w:p>
       <w:pPr>
-        <w:pStyle w:val="30"/>
+        <w:pStyle w:val="2"/>
         <w:bidi w:val="0"/>
         <w:rPr>
           <w:rFonts w:hint="default"/>
@@ -4259,7 +4232,7 @@
     </w:p>
     <w:p>
       <w:pPr>
-        <w:pStyle w:val="29"/>
+        <w:pStyle w:val="a1"/>
         <w:rPr>
           <w:rFonts w:hint="default"/>
           <w:lang w:val="en-US" w:eastAsia="zh-CN"/>
@@ -4275,7 +4248,7 @@
     </w:p>
     <w:p>
       <w:pPr>
-        <w:pStyle w:val="29"/>
+        <w:pStyle w:val="a1"/>
         <w:rPr>
           <w:rFonts w:hint="default"/>
           <w:lang w:val="en-US" w:eastAsia="zh-CN"/>
@@ -4291,7 +4264,7 @@
     </w:p>
     <w:p>
       <w:pPr>
-        <w:pStyle w:val="30"/>
+        <w:pStyle w:val="2"/>
         <w:bidi w:val="0"/>
         <w:rPr>
           <w:rFonts w:hint="default"/>
@@ -4310,7 +4283,7 @@
     </w:p>
     <w:p>
       <w:pPr>
-        <w:pStyle w:val="29"/>
+        <w:pStyle w:val="a1"/>
         <w:rPr>
           <w:rFonts w:hint="default"/>
           <w:lang w:val="en-US" w:eastAsia="zh-CN"/>
@@ -4326,7 +4299,7 @@
     </w:p>
     <w:p>
       <w:pPr>
-        <w:pStyle w:val="29"/>
+        <w:pStyle w:val="a1"/>
         <w:rPr>
           <w:rFonts w:hint="default"/>
           <w:lang w:val="en-US" w:eastAsia="zh-CN"/>
@@ -4342,7 +4315,7 @@
     </w:p>
     <w:p>
       <w:pPr>
-        <w:pStyle w:val="28"/>
+        <w:pStyle w:val="1"/>
         <w:bidi w:val="0"/>
         <w:rPr>
           <w:rFonts w:hint="default"/>
@@ -4361,7 +4334,7 @@
     </w:p>
     <w:p>
       <w:pPr>
-        <w:pStyle w:val="30"/>
+        <w:pStyle w:val="2"/>
         <w:bidi w:val="0"/>
         <w:rPr>
           <w:rFonts w:hint="default"/>
@@ -4380,7 +4353,7 @@
     </w:p>
     <w:p>
       <w:pPr>
-        <w:pStyle w:val="29"/>
+        <w:pStyle w:val="a1"/>
         <w:keepNext w:val="0"/>
         <w:keepLines w:val="0"/>
         <w:pageBreakBefore w:val="0"/>
@@ -4409,7 +4382,7 @@
     </w:p>
     <w:p>
       <w:pPr>
-        <w:pStyle w:val="29"/>
+        <w:pStyle w:val="a1"/>
         <w:keepNext w:val="0"/>
         <w:keepLines w:val="0"/>
         <w:pageBreakBefore w:val="0"/>
@@ -4438,7 +4411,7 @@
     </w:p>
     <w:p>
       <w:pPr>
-        <w:pStyle w:val="29"/>
+        <w:pStyle w:val="a1"/>
         <w:keepNext w:val="0"/>
         <w:keepLines w:val="0"/>
         <w:pageBreakBefore w:val="0"/>
@@ -4467,7 +4440,7 @@
     </w:p>
     <w:p>
       <w:pPr>
-        <w:pStyle w:val="30"/>
+        <w:pStyle w:val="2"/>
         <w:bidi w:val="0"/>
         <w:rPr>
           <w:rFonts w:hint="default"/>
@@ -4486,7 +4459,7 @@
     </w:p>
     <w:p>
       <w:pPr>
-        <w:pStyle w:val="29"/>
+        <w:pStyle w:val="a1"/>
         <w:keepNext w:val="0"/>
         <w:keepLines w:val="0"/>
         <w:pageBreakBefore w:val="0"/>
@@ -4515,7 +4488,7 @@
     </w:p>
     <w:p>
       <w:pPr>
-        <w:pStyle w:val="29"/>
+        <w:pStyle w:val="a1"/>
         <w:keepNext w:val="0"/>
         <w:keepLines w:val="0"/>
         <w:pageBreakBefore w:val="0"/>
@@ -4544,7 +4517,7 @@
     </w:p>
     <w:p>
       <w:pPr>
-        <w:pStyle w:val="29"/>
+        <w:pStyle w:val="a1"/>
         <w:keepNext w:val="0"/>
         <w:keepLines w:val="0"/>
         <w:pageBreakBefore w:val="0"/>
@@ -4573,7 +4546,7 @@
     </w:p>
     <w:p>
       <w:pPr>
-        <w:pStyle w:val="29"/>
+        <w:pStyle w:val="a1"/>
         <w:keepNext w:val="0"/>
         <w:keepLines w:val="0"/>
         <w:pageBreakBefore w:val="0"/>
@@ -4602,7 +4575,7 @@
     </w:p>
     <w:p>
       <w:pPr>
-        <w:pStyle w:val="29"/>
+        <w:pStyle w:val="a1"/>
         <w:keepNext w:val="0"/>
         <w:keepLines w:val="0"/>
         <w:pageBreakBefore w:val="0"/>
@@ -4631,7 +4604,7 @@
     </w:p>
     <w:p>
       <w:pPr>
-        <w:pStyle w:val="29"/>
+        <w:pStyle w:val="a1"/>
         <w:keepNext w:val="0"/>
         <w:keepLines w:val="0"/>
         <w:pageBreakBefore w:val="0"/>
@@ -4660,7 +4633,7 @@
     </w:p>
     <w:p>
       <w:pPr>
-        <w:pStyle w:val="30"/>
+        <w:pStyle w:val="2"/>
         <w:bidi w:val="0"/>
         <w:rPr>
           <w:rFonts w:hint="default"/>
@@ -4679,7 +4652,7 @@
     </w:p>
     <w:p>
       <w:pPr>
-        <w:pStyle w:val="29"/>
+        <w:pStyle w:val="a1"/>
         <w:keepNext w:val="0"/>
         <w:keepLines w:val="0"/>
         <w:pageBreakBefore w:val="0"/>
@@ -4708,7 +4681,7 @@
     </w:p>
     <w:p>
       <w:pPr>
-        <w:pStyle w:val="29"/>
+        <w:pStyle w:val="a1"/>
         <w:keepNext w:val="0"/>
         <w:keepLines w:val="0"/>
         <w:pageBreakBefore w:val="0"/>
@@ -4737,7 +4710,7 @@
     </w:p>
     <w:p>
       <w:pPr>
-        <w:pStyle w:val="29"/>
+        <w:pStyle w:val="a1"/>
         <w:keepNext w:val="0"/>
         <w:keepLines w:val="0"/>
         <w:pageBreakBefore w:val="0"/>
@@ -4766,7 +4739,7 @@
     </w:p>
     <w:p>
       <w:pPr>
-        <w:pStyle w:val="28"/>
+        <w:pStyle w:val="1"/>
         <w:bidi w:val="0"/>
         <w:rPr>
           <w:rFonts w:hint="default"/>
@@ -4785,7 +4758,7 @@
     </w:p>
     <w:p>
       <w:pPr>
-        <w:pStyle w:val="30"/>
+        <w:pStyle w:val="2"/>
         <w:bidi w:val="0"/>
         <w:rPr>
           <w:rFonts w:hint="default"/>
@@ -4804,7 +4777,7 @@
     </w:p>
     <w:p>
       <w:pPr>
-        <w:pStyle w:val="29"/>
+        <w:pStyle w:val="a1"/>
         <w:keepNext w:val="0"/>
         <w:keepLines w:val="0"/>
         <w:pageBreakBefore w:val="0"/>
@@ -4833,7 +4806,7 @@
     </w:p>
     <w:p>
       <w:pPr>
-        <w:pStyle w:val="29"/>
+        <w:pStyle w:val="a1"/>
         <w:keepNext w:val="0"/>
         <w:keepLines w:val="0"/>
         <w:pageBreakBefore w:val="0"/>
@@ -4862,7 +4835,7 @@
     </w:p>
     <w:p>
       <w:pPr>
-        <w:pStyle w:val="30"/>
+        <w:pStyle w:val="2"/>
         <w:bidi w:val="0"/>
         <w:rPr>
           <w:rFonts w:hint="default"/>
@@ -4881,7 +4854,7 @@
     </w:p>
     <w:p>
       <w:pPr>
-        <w:pStyle w:val="29"/>
+        <w:pStyle w:val="a1"/>
         <w:keepNext w:val="0"/>
         <w:keepLines w:val="0"/>
         <w:pageBreakBefore w:val="0"/>
@@ -4910,7 +4883,7 @@
     </w:p>
     <w:p>
       <w:pPr>
-        <w:pStyle w:val="29"/>
+        <w:pStyle w:val="a1"/>
         <w:keepNext w:val="0"/>
         <w:keepLines w:val="0"/>
         <w:pageBreakBefore w:val="0"/>
@@ -4939,7 +4912,7 @@
     </w:p>
     <w:p>
       <w:pPr>
-        <w:pStyle w:val="29"/>
+        <w:pStyle w:val="a1"/>
         <w:keepNext w:val="0"/>
         <w:keepLines w:val="0"/>
         <w:pageBreakBefore w:val="0"/>
@@ -4968,7 +4941,7 @@
     </w:p>
     <w:p>
       <w:pPr>
-        <w:pStyle w:val="30"/>
+        <w:pStyle w:val="2"/>
         <w:bidi w:val="0"/>
         <w:rPr>
           <w:rFonts w:hint="default"/>
@@ -4987,7 +4960,7 @@
     </w:p>
     <w:p>
       <w:pPr>
-        <w:pStyle w:val="29"/>
+        <w:pStyle w:val="a1"/>
         <w:keepNext w:val="0"/>
         <w:keepLines w:val="0"/>
         <w:pageBreakBefore w:val="0"/>
@@ -5016,7 +4989,7 @@
     </w:p>
     <w:p>
       <w:pPr>
-        <w:pStyle w:val="29"/>
+        <w:pStyle w:val="a1"/>
         <w:keepNext w:val="0"/>
         <w:keepLines w:val="0"/>
         <w:pageBreakBefore w:val="0"/>
@@ -5045,7 +5018,7 @@
     </w:p>
     <w:p>
       <w:pPr>
-        <w:pStyle w:val="29"/>
+        <w:pStyle w:val="a1"/>
         <w:keepNext w:val="0"/>
         <w:keepLines w:val="0"/>
         <w:pageBreakBefore w:val="0"/>
@@ -5074,7 +5047,7 @@
     </w:p>
     <w:p>
       <w:pPr>
-        <w:pStyle w:val="30"/>
+        <w:pStyle w:val="2"/>
         <w:bidi w:val="0"/>
         <w:rPr>
           <w:rFonts w:hint="default"/>
@@ -5093,7 +5066,7 @@
     </w:p>
     <w:p>
       <w:pPr>
-        <w:pStyle w:val="29"/>
+        <w:pStyle w:val="a1"/>
         <w:keepNext w:val="0"/>
         <w:keepLines w:val="0"/>
         <w:pageBreakBefore w:val="0"/>
@@ -5122,7 +5095,7 @@
     </w:p>
     <w:p>
       <w:pPr>
-        <w:pStyle w:val="29"/>
+        <w:pStyle w:val="a1"/>
         <w:keepNext w:val="0"/>
         <w:keepLines w:val="0"/>
         <w:pageBreakBefore w:val="0"/>
@@ -5151,7 +5124,7 @@
     </w:p>
     <w:p>
       <w:pPr>
-        <w:pStyle w:val="28"/>
+        <w:pStyle w:val="1"/>
         <w:bidi w:val="0"/>
         <w:rPr>
           <w:rFonts w:hint="default"/>
@@ -5170,7 +5143,7 @@
     </w:p>
     <w:p>
       <w:pPr>
-        <w:pStyle w:val="30"/>
+        <w:pStyle w:val="2"/>
         <w:bidi w:val="0"/>
         <w:rPr>
           <w:rFonts w:hint="default"/>
@@ -5189,7 +5162,7 @@
     </w:p>
     <w:p>
       <w:pPr>
-        <w:pStyle w:val="29"/>
+        <w:pStyle w:val="a1"/>
         <w:keepNext w:val="0"/>
         <w:keepLines w:val="0"/>
         <w:pageBreakBefore w:val="0"/>
@@ -5218,7 +5191,7 @@
     </w:p>
     <w:p>
       <w:pPr>
-        <w:pStyle w:val="29"/>
+        <w:pStyle w:val="a1"/>
         <w:keepNext w:val="0"/>
         <w:keepLines w:val="0"/>
         <w:pageBreakBefore w:val="0"/>
@@ -5247,7 +5220,7 @@
     </w:p>
     <w:p>
       <w:pPr>
-        <w:pStyle w:val="30"/>
+        <w:pStyle w:val="2"/>
         <w:bidi w:val="0"/>
         <w:rPr>
           <w:rFonts w:hint="default"/>
@@ -5266,7 +5239,7 @@
     </w:p>
     <w:p>
       <w:pPr>
-        <w:pStyle w:val="29"/>
+        <w:pStyle w:val="a1"/>
         <w:keepNext w:val="0"/>
         <w:keepLines w:val="0"/>
         <w:pageBreakBefore w:val="0"/>
@@ -5295,7 +5268,7 @@
     </w:p>
     <w:p>
       <w:pPr>
-        <w:pStyle w:val="29"/>
+        <w:pStyle w:val="a1"/>
         <w:keepNext w:val="0"/>
         <w:keepLines w:val="0"/>
         <w:pageBreakBefore w:val="0"/>
@@ -5324,7 +5297,7 @@
     </w:p>
     <w:p>
       <w:pPr>
-        <w:pStyle w:val="30"/>
+        <w:pStyle w:val="2"/>
         <w:bidi w:val="0"/>
         <w:rPr>
           <w:rFonts w:hint="default"/>
@@ -5343,7 +5316,7 @@
     </w:p>
     <w:p>
       <w:pPr>
-        <w:pStyle w:val="29"/>
+        <w:pStyle w:val="a1"/>
         <w:keepNext w:val="0"/>
         <w:keepLines w:val="0"/>
         <w:pageBreakBefore w:val="0"/>
@@ -5372,7 +5345,7 @@
     </w:p>
     <w:p>
       <w:pPr>
-        <w:pStyle w:val="29"/>
+        <w:pStyle w:val="a1"/>
         <w:keepNext w:val="0"/>
         <w:keepLines w:val="0"/>
         <w:pageBreakBefore w:val="0"/>
@@ -5401,7 +5374,7 @@
     </w:p>
     <w:p>
       <w:pPr>
-        <w:pStyle w:val="28"/>
+        <w:pStyle w:val="1"/>
         <w:bidi w:val="0"/>
         <w:rPr>
           <w:rFonts w:hint="default"/>
@@ -5420,7 +5393,7 @@
     </w:p>
     <w:p>
       <w:pPr>
-        <w:pStyle w:val="29"/>
+        <w:pStyle w:val="a1"/>
         <w:keepNext w:val="0"/>
         <w:keepLines w:val="0"/>
         <w:pageBreakBefore w:val="0"/>
@@ -5449,7 +5422,7 @@
     </w:p>
     <w:p>
       <w:pPr>
-        <w:pStyle w:val="29"/>
+        <w:pStyle w:val="a1"/>
         <w:keepNext w:val="0"/>
         <w:keepLines w:val="0"/>
         <w:pageBreakBefore w:val="0"/>
@@ -5478,7 +5451,7 @@
     </w:p>
     <w:p>
       <w:pPr>
-        <w:pStyle w:val="29"/>
+        <w:pStyle w:val="a1"/>
         <w:keepNext w:val="0"/>
         <w:keepLines w:val="0"/>
         <w:pageBreakBefore w:val="0"/>
@@ -5521,7 +5494,7 @@
     </w:p>
     <w:p>
       <w:pPr>
-        <w:pStyle w:val="28"/>
+        <w:pStyle w:val="1"/>
         <w:bidi w:val="0"/>
         <w:rPr>
           <w:rFonts w:hint="default"/>
@@ -5542,15 +5515,14 @@
         <w:tblW w:w="8504" w:type="dxa"/>
         <w:tblInd w:w="96" w:type="dxa"/>
         <w:tblBorders>
-          <w:top w:val="none" w:color="auto" w:sz="0" w:space="0"/>
-          <w:left w:val="none" w:color="auto" w:sz="0" w:space="0"/>
-          <w:bottom w:val="none" w:color="auto" w:sz="0" w:space="0"/>
-          <w:right w:val="none" w:color="auto" w:sz="0" w:space="0"/>
-          <w:insideH w:val="none" w:color="auto" w:sz="0" w:space="0"/>
-          <w:insideV w:val="none" w:color="auto" w:sz="0" w:space="0"/>
+          <w:top w:val="nil"/>
+          <w:left w:val="nil"/>
+          <w:bottom w:val="nil"/>
+          <w:right w:val="nil"/>
+          <w:insideH w:val="nil"/>
+          <w:insideV w:val="nil"/>
         </w:tblBorders>
-        <w:shd w:val="clear"/>
-        <w:tblLayout w:type="autofit"/>
+        <w:shd w:val="clear" w:color="auto" w:fill="auto"/>
         <w:tblCellMar>
           <w:top w:w="0" w:type="dxa"/>
           <w:left w:w="108" w:type="dxa"/>
@@ -5566,15 +5538,17 @@
       </w:tblGrid>
       <w:tr>
         <w:tblPrEx>
+          <w:tblW w:w="8504" w:type="dxa"/>
+          <w:tblInd w:w="96" w:type="dxa"/>
           <w:tblBorders>
-            <w:top w:val="none" w:color="auto" w:sz="0" w:space="0"/>
-            <w:left w:val="none" w:color="auto" w:sz="0" w:space="0"/>
-            <w:bottom w:val="none" w:color="auto" w:sz="0" w:space="0"/>
-            <w:right w:val="none" w:color="auto" w:sz="0" w:space="0"/>
-            <w:insideH w:val="none" w:color="auto" w:sz="0" w:space="0"/>
-            <w:insideV w:val="none" w:color="auto" w:sz="0" w:space="0"/>
+            <w:top w:val="nil"/>
+            <w:left w:val="nil"/>
+            <w:bottom w:val="nil"/>
+            <w:right w:val="nil"/>
+            <w:insideH w:val="nil"/>
+            <w:insideV w:val="nil"/>
           </w:tblBorders>
-          <w:shd w:val="clear"/>
+          <w:shd w:val="clear" w:color="auto" w:fill="auto"/>
           <w:tblCellMar>
             <w:top w:w="0" w:type="dxa"/>
             <w:left w:w="108" w:type="dxa"/>
@@ -5583,16 +5557,16 @@
           </w:tblCellMar>
         </w:tblPrEx>
         <w:trPr>
-          <w:trHeight w:val="493" w:hRule="atLeast"/>
+          <w:trHeight w:val="493"/>
         </w:trPr>
         <w:tc>
           <w:tcPr>
             <w:tcW w:w="1267" w:type="dxa"/>
             <w:tcBorders>
-              <w:top w:val="single" w:color="000000" w:sz="4" w:space="0"/>
-              <w:left w:val="single" w:color="000000" w:sz="4" w:space="0"/>
-              <w:bottom w:val="single" w:color="000000" w:sz="4" w:space="0"/>
-              <w:right w:val="single" w:color="000000" w:sz="4" w:space="0"/>
+              <w:top w:val="single" w:sz="4" w:space="0" w:color="000000"/>
+              <w:left w:val="single" w:sz="4" w:space="0" w:color="000000"/>
+              <w:bottom w:val="single" w:sz="4" w:space="0" w:color="000000"/>
+              <w:right w:val="single" w:sz="4" w:space="0" w:color="000000"/>
             </w:tcBorders>
             <w:shd w:val="clear" w:color="auto" w:fill="C0C0C0"/>
             <w:vAlign w:val="center"/>
@@ -5606,7 +5580,7 @@
               <w:jc w:val="center"/>
               <w:textAlignment w:val="center"/>
               <w:rPr>
-                <w:rFonts w:ascii="楷体_GB2312" w:hAnsi="宋体" w:eastAsia="楷体_GB2312" w:cs="楷体_GB2312"/>
+                <w:rFonts w:ascii="楷体_GB2312" w:eastAsia="楷体_GB2312" w:hAnsi="宋体" w:cs="楷体_GB2312"/>
                 <w:b/>
                 <w:bCs/>
                 <w:i w:val="0"/>
@@ -5619,7 +5593,7 @@
             </w:pPr>
             <w:r>
               <w:rPr>
-                <w:rFonts w:hint="default" w:ascii="楷体_GB2312" w:hAnsi="宋体" w:eastAsia="楷体_GB2312" w:cs="楷体_GB2312"/>
+                <w:rFonts w:ascii="楷体_GB2312" w:eastAsia="楷体_GB2312" w:hAnsi="宋体" w:cs="楷体_GB2312" w:hint="default"/>
                 <w:b/>
                 <w:bCs/>
                 <w:i w:val="0"/>
@@ -5630,8 +5604,8 @@
                 <w:sz w:val="22"/>
                 <w:szCs w:val="22"/>
                 <w:u w:val="none"/>
-                <w:bdr w:val="none" w:color="auto" w:sz="0" w:space="0"/>
-                <w:lang w:val="en-US" w:eastAsia="zh-CN" w:bidi="ar"/>
+                <w:bdr w:val="nil"/>
+                <w:lang w:val="en-US" w:eastAsia="zh-CN"/>
               </w:rPr>
               <w:t>KPI</w:t>
             </w:r>
@@ -5641,10 +5615,10 @@
           <w:tcPr>
             <w:tcW w:w="1276" w:type="dxa"/>
             <w:tcBorders>
-              <w:top w:val="single" w:color="000000" w:sz="4" w:space="0"/>
-              <w:left w:val="single" w:color="000000" w:sz="4" w:space="0"/>
-              <w:bottom w:val="single" w:color="000000" w:sz="4" w:space="0"/>
-              <w:right w:val="single" w:color="000000" w:sz="4" w:space="0"/>
+              <w:top w:val="single" w:sz="4" w:space="0" w:color="000000"/>
+              <w:left w:val="single" w:sz="4" w:space="0" w:color="000000"/>
+              <w:bottom w:val="single" w:sz="4" w:space="0" w:color="000000"/>
+              <w:right w:val="single" w:sz="4" w:space="0" w:color="000000"/>
             </w:tcBorders>
             <w:shd w:val="clear" w:color="auto" w:fill="C0C0C0"/>
             <w:vAlign w:val="center"/>
@@ -5658,7 +5632,7 @@
               <w:jc w:val="center"/>
               <w:textAlignment w:val="center"/>
               <w:rPr>
-                <w:rFonts w:hint="default" w:ascii="楷体_GB2312" w:hAnsi="宋体" w:eastAsia="楷体_GB2312" w:cs="楷体_GB2312"/>
+                <w:rFonts w:ascii="楷体_GB2312" w:eastAsia="楷体_GB2312" w:hAnsi="宋体" w:cs="楷体_GB2312" w:hint="default"/>
                 <w:b/>
                 <w:bCs/>
                 <w:i w:val="0"/>
@@ -5671,7 +5645,7 @@
             </w:pPr>
             <w:r>
               <w:rPr>
-                <w:rFonts w:hint="default" w:ascii="楷体_GB2312" w:hAnsi="宋体" w:eastAsia="楷体_GB2312" w:cs="楷体_GB2312"/>
+                <w:rFonts w:ascii="楷体_GB2312" w:eastAsia="楷体_GB2312" w:hAnsi="宋体" w:cs="楷体_GB2312" w:hint="default"/>
                 <w:b/>
                 <w:bCs/>
                 <w:i w:val="0"/>
@@ -5682,8 +5656,8 @@
                 <w:sz w:val="22"/>
                 <w:szCs w:val="22"/>
                 <w:u w:val="none"/>
-                <w:bdr w:val="none" w:color="auto" w:sz="0" w:space="0"/>
-                <w:lang w:val="en-US" w:eastAsia="zh-CN" w:bidi="ar"/>
+                <w:bdr w:val="nil"/>
+                <w:lang w:val="en-US" w:eastAsia="zh-CN"/>
               </w:rPr>
               <w:t>目标值</w:t>
             </w:r>
@@ -5693,10 +5667,10 @@
           <w:tcPr>
             <w:tcW w:w="5035" w:type="dxa"/>
             <w:tcBorders>
-              <w:top w:val="single" w:color="000000" w:sz="4" w:space="0"/>
-              <w:left w:val="single" w:color="000000" w:sz="4" w:space="0"/>
-              <w:bottom w:val="single" w:color="000000" w:sz="4" w:space="0"/>
-              <w:right w:val="single" w:color="000000" w:sz="4" w:space="0"/>
+              <w:top w:val="single" w:sz="4" w:space="0" w:color="000000"/>
+              <w:left w:val="single" w:sz="4" w:space="0" w:color="000000"/>
+              <w:bottom w:val="single" w:sz="4" w:space="0" w:color="000000"/>
+              <w:right w:val="single" w:sz="4" w:space="0" w:color="000000"/>
             </w:tcBorders>
             <w:shd w:val="clear" w:color="auto" w:fill="C0C0C0"/>
             <w:vAlign w:val="center"/>
@@ -5710,7 +5684,7 @@
               <w:jc w:val="center"/>
               <w:textAlignment w:val="center"/>
               <w:rPr>
-                <w:rFonts w:hint="default" w:ascii="楷体_GB2312" w:hAnsi="宋体" w:eastAsia="楷体_GB2312" w:cs="楷体_GB2312"/>
+                <w:rFonts w:ascii="楷体_GB2312" w:eastAsia="楷体_GB2312" w:hAnsi="宋体" w:cs="楷体_GB2312" w:hint="default"/>
                 <w:b/>
                 <w:bCs/>
                 <w:i w:val="0"/>
@@ -5723,7 +5697,7 @@
             </w:pPr>
             <w:r>
               <w:rPr>
-                <w:rFonts w:hint="default" w:ascii="楷体_GB2312" w:hAnsi="宋体" w:eastAsia="楷体_GB2312" w:cs="楷体_GB2312"/>
+                <w:rFonts w:ascii="楷体_GB2312" w:eastAsia="楷体_GB2312" w:hAnsi="宋体" w:cs="楷体_GB2312" w:hint="default"/>
                 <w:b/>
                 <w:bCs/>
                 <w:i w:val="0"/>
@@ -5734,8 +5708,8 @@
                 <w:sz w:val="22"/>
                 <w:szCs w:val="22"/>
                 <w:u w:val="none"/>
-                <w:bdr w:val="none" w:color="auto" w:sz="0" w:space="0"/>
-                <w:lang w:val="en-US" w:eastAsia="zh-CN" w:bidi="ar"/>
+                <w:bdr w:val="nil"/>
+                <w:lang w:val="en-US" w:eastAsia="zh-CN"/>
               </w:rPr>
               <w:t>计算公式/方法</w:t>
             </w:r>
@@ -5745,10 +5719,10 @@
           <w:tcPr>
             <w:tcW w:w="926" w:type="dxa"/>
             <w:tcBorders>
-              <w:top w:val="single" w:color="000000" w:sz="4" w:space="0"/>
-              <w:left w:val="single" w:color="000000" w:sz="4" w:space="0"/>
-              <w:bottom w:val="single" w:color="000000" w:sz="4" w:space="0"/>
-              <w:right w:val="single" w:color="000000" w:sz="4" w:space="0"/>
+              <w:top w:val="single" w:sz="4" w:space="0" w:color="000000"/>
+              <w:left w:val="single" w:sz="4" w:space="0" w:color="000000"/>
+              <w:bottom w:val="single" w:sz="4" w:space="0" w:color="000000"/>
+              <w:right w:val="single" w:sz="4" w:space="0" w:color="000000"/>
             </w:tcBorders>
             <w:shd w:val="clear" w:color="auto" w:fill="C0C0C0"/>
             <w:vAlign w:val="center"/>
@@ -5762,7 +5736,7 @@
               <w:jc w:val="center"/>
               <w:textAlignment w:val="center"/>
               <w:rPr>
-                <w:rFonts w:hint="default" w:ascii="楷体_GB2312" w:hAnsi="宋体" w:eastAsia="楷体_GB2312" w:cs="楷体_GB2312"/>
+                <w:rFonts w:ascii="楷体_GB2312" w:eastAsia="楷体_GB2312" w:hAnsi="宋体" w:cs="楷体_GB2312" w:hint="default"/>
                 <w:b/>
                 <w:bCs/>
                 <w:i w:val="0"/>
@@ -5775,7 +5749,7 @@
             </w:pPr>
             <w:r>
               <w:rPr>
-                <w:rFonts w:hint="default" w:ascii="楷体_GB2312" w:hAnsi="宋体" w:eastAsia="楷体_GB2312" w:cs="楷体_GB2312"/>
+                <w:rFonts w:ascii="楷体_GB2312" w:eastAsia="楷体_GB2312" w:hAnsi="宋体" w:cs="楷体_GB2312" w:hint="default"/>
                 <w:b/>
                 <w:bCs/>
                 <w:i w:val="0"/>
@@ -5786,8 +5760,8 @@
                 <w:sz w:val="22"/>
                 <w:szCs w:val="22"/>
                 <w:u w:val="none"/>
-                <w:bdr w:val="none" w:color="auto" w:sz="0" w:space="0"/>
-                <w:lang w:val="en-US" w:eastAsia="zh-CN" w:bidi="ar"/>
+                <w:bdr w:val="nil"/>
+                <w:lang w:val="en-US" w:eastAsia="zh-CN"/>
               </w:rPr>
               <w:t>频度</w:t>
             </w:r>
@@ -5796,15 +5770,9 @@
       </w:tr>
       <w:tr>
         <w:tblPrEx>
-          <w:tblBorders>
-            <w:top w:val="none" w:color="auto" w:sz="0" w:space="0"/>
-            <w:left w:val="none" w:color="auto" w:sz="0" w:space="0"/>
-            <w:bottom w:val="none" w:color="auto" w:sz="0" w:space="0"/>
-            <w:right w:val="none" w:color="auto" w:sz="0" w:space="0"/>
-            <w:insideH w:val="none" w:color="auto" w:sz="0" w:space="0"/>
-            <w:insideV w:val="none" w:color="auto" w:sz="0" w:space="0"/>
-          </w:tblBorders>
-          <w:shd w:val="clear"/>
+          <w:tblW w:w="8504" w:type="dxa"/>
+          <w:tblInd w:w="96" w:type="dxa"/>
+          <w:shd w:val="clear" w:color="auto" w:fill="auto"/>
           <w:tblCellMar>
             <w:top w:w="0" w:type="dxa"/>
             <w:left w:w="108" w:type="dxa"/>
@@ -5813,16 +5781,16 @@
           </w:tblCellMar>
         </w:tblPrEx>
         <w:trPr>
-          <w:trHeight w:val="493" w:hRule="atLeast"/>
+          <w:trHeight w:val="493"/>
         </w:trPr>
         <w:tc>
           <w:tcPr>
             <w:tcW w:w="1267" w:type="dxa"/>
             <w:tcBorders>
-              <w:top w:val="single" w:color="000000" w:sz="4" w:space="0"/>
-              <w:left w:val="single" w:color="000000" w:sz="4" w:space="0"/>
-              <w:bottom w:val="single" w:color="000000" w:sz="4" w:space="0"/>
-              <w:right w:val="single" w:color="000000" w:sz="4" w:space="0"/>
+              <w:top w:val="single" w:sz="4" w:space="0" w:color="000000"/>
+              <w:left w:val="single" w:sz="4" w:space="0" w:color="000000"/>
+              <w:bottom w:val="single" w:sz="4" w:space="0" w:color="000000"/>
+              <w:right w:val="single" w:sz="4" w:space="0" w:color="000000"/>
             </w:tcBorders>
             <w:shd w:val="clear" w:color="auto" w:fill="auto"/>
             <w:vAlign w:val="center"/>
@@ -5836,7 +5804,7 @@
               <w:jc w:val="left"/>
               <w:textAlignment w:val="center"/>
               <w:rPr>
-                <w:rFonts w:hint="default" w:ascii="楷体_GB2312" w:hAnsi="宋体" w:eastAsia="楷体_GB2312" w:cs="楷体_GB2312"/>
+                <w:rFonts w:ascii="楷体_GB2312" w:eastAsia="楷体_GB2312" w:hAnsi="宋体" w:cs="楷体_GB2312" w:hint="default"/>
                 <w:b/>
                 <w:bCs/>
                 <w:i w:val="0"/>
@@ -5847,13 +5815,13 @@
                 <w:sz w:val="22"/>
                 <w:szCs w:val="22"/>
                 <w:u w:val="none"/>
-                <w:bdr w:val="none" w:color="auto" w:sz="0" w:space="0"/>
-                <w:lang w:val="en-US" w:eastAsia="zh-CN" w:bidi="ar"/>
+                <w:bdr w:val="nil"/>
+                <w:lang w:val="en-US" w:eastAsia="zh-CN"/>
               </w:rPr>
             </w:pPr>
             <w:r>
               <w:rPr>
-                <w:rFonts w:hint="eastAsia" w:ascii="宋体" w:hAnsi="宋体" w:eastAsia="宋体" w:cs="宋体"/>
+                <w:rFonts w:ascii="宋体" w:eastAsia="宋体" w:hAnsi="宋体" w:cs="宋体" w:hint="eastAsia"/>
                 <w:i w:val="0"/>
                 <w:iCs w:val="0"/>
                 <w:snapToGrid w:val="0"/>
@@ -5862,7 +5830,7 @@
                 <w:sz w:val="21"/>
                 <w:szCs w:val="21"/>
                 <w:u w:val="none"/>
-                <w:lang w:val="en-US" w:eastAsia="zh-CN" w:bidi="ar"/>
+                <w:lang w:val="en-US" w:eastAsia="zh-CN"/>
               </w:rPr>
               <w:t>项目应急演练次数</w:t>
             </w:r>
@@ -5872,10 +5840,10 @@
           <w:tcPr>
             <w:tcW w:w="1276" w:type="dxa"/>
             <w:tcBorders>
-              <w:top w:val="single" w:color="000000" w:sz="4" w:space="0"/>
-              <w:left w:val="single" w:color="000000" w:sz="4" w:space="0"/>
-              <w:bottom w:val="single" w:color="000000" w:sz="4" w:space="0"/>
-              <w:right w:val="single" w:color="000000" w:sz="4" w:space="0"/>
+              <w:top w:val="single" w:sz="4" w:space="0" w:color="000000"/>
+              <w:left w:val="single" w:sz="4" w:space="0" w:color="000000"/>
+              <w:bottom w:val="single" w:sz="4" w:space="0" w:color="000000"/>
+              <w:right w:val="single" w:sz="4" w:space="0" w:color="000000"/>
             </w:tcBorders>
             <w:shd w:val="clear" w:color="auto" w:fill="auto"/>
             <w:vAlign w:val="center"/>
@@ -5889,7 +5857,7 @@
               <w:jc w:val="left"/>
               <w:textAlignment w:val="center"/>
               <w:rPr>
-                <w:rFonts w:hint="default" w:ascii="楷体_GB2312" w:hAnsi="宋体" w:eastAsia="楷体_GB2312" w:cs="楷体_GB2312"/>
+                <w:rFonts w:ascii="楷体_GB2312" w:eastAsia="楷体_GB2312" w:hAnsi="宋体" w:cs="楷体_GB2312" w:hint="default"/>
                 <w:b/>
                 <w:bCs/>
                 <w:i w:val="0"/>
@@ -5900,13 +5868,13 @@
                 <w:sz w:val="22"/>
                 <w:szCs w:val="22"/>
                 <w:u w:val="none"/>
-                <w:bdr w:val="none" w:color="auto" w:sz="0" w:space="0"/>
-                <w:lang w:val="en-US" w:eastAsia="zh-CN" w:bidi="ar"/>
+                <w:bdr w:val="nil"/>
+                <w:lang w:val="en-US" w:eastAsia="zh-CN"/>
               </w:rPr>
             </w:pPr>
             <w:r>
               <w:rPr>
-                <w:rFonts w:hint="eastAsia" w:ascii="宋体" w:hAnsi="宋体" w:eastAsia="宋体" w:cs="宋体"/>
+                <w:rFonts w:ascii="宋体" w:eastAsia="宋体" w:hAnsi="宋体" w:cs="宋体" w:hint="eastAsia"/>
                 <w:i w:val="0"/>
                 <w:iCs w:val="0"/>
                 <w:snapToGrid w:val="0"/>
@@ -5915,7 +5883,7 @@
                 <w:sz w:val="21"/>
                 <w:szCs w:val="21"/>
                 <w:u w:val="none"/>
-                <w:lang w:val="en-US" w:eastAsia="zh-CN" w:bidi="ar"/>
+                <w:lang w:val="en-US" w:eastAsia="zh-CN"/>
               </w:rPr>
               <w:t>≥1次</w:t>
             </w:r>
@@ -5925,10 +5893,10 @@
           <w:tcPr>
             <w:tcW w:w="5035" w:type="dxa"/>
             <w:tcBorders>
-              <w:top w:val="single" w:color="000000" w:sz="4" w:space="0"/>
-              <w:left w:val="single" w:color="000000" w:sz="4" w:space="0"/>
-              <w:bottom w:val="single" w:color="000000" w:sz="4" w:space="0"/>
-              <w:right w:val="single" w:color="000000" w:sz="4" w:space="0"/>
+              <w:top w:val="single" w:sz="4" w:space="0" w:color="000000"/>
+              <w:left w:val="single" w:sz="4" w:space="0" w:color="000000"/>
+              <w:bottom w:val="single" w:sz="4" w:space="0" w:color="000000"/>
+              <w:right w:val="single" w:sz="4" w:space="0" w:color="000000"/>
             </w:tcBorders>
             <w:shd w:val="clear" w:color="auto" w:fill="auto"/>
             <w:vAlign w:val="center"/>
@@ -5942,7 +5910,7 @@
               <w:jc w:val="left"/>
               <w:textAlignment w:val="center"/>
               <w:rPr>
-                <w:rFonts w:hint="default" w:ascii="楷体_GB2312" w:hAnsi="宋体" w:eastAsia="楷体_GB2312" w:cs="楷体_GB2312"/>
+                <w:rFonts w:ascii="楷体_GB2312" w:eastAsia="楷体_GB2312" w:hAnsi="宋体" w:cs="楷体_GB2312" w:hint="default"/>
                 <w:b/>
                 <w:bCs/>
                 <w:i w:val="0"/>
@@ -5953,13 +5921,13 @@
                 <w:sz w:val="22"/>
                 <w:szCs w:val="22"/>
                 <w:u w:val="none"/>
-                <w:bdr w:val="none" w:color="auto" w:sz="0" w:space="0"/>
-                <w:lang w:val="en-US" w:eastAsia="zh-CN" w:bidi="ar"/>
+                <w:bdr w:val="nil"/>
+                <w:lang w:val="en-US" w:eastAsia="zh-CN"/>
               </w:rPr>
             </w:pPr>
             <w:r>
               <w:rPr>
-                <w:rFonts w:hint="eastAsia" w:ascii="宋体" w:hAnsi="宋体" w:eastAsia="宋体" w:cs="宋体"/>
+                <w:rFonts w:ascii="宋体" w:eastAsia="宋体" w:hAnsi="宋体" w:cs="宋体" w:hint="eastAsia"/>
                 <w:i w:val="0"/>
                 <w:iCs w:val="0"/>
                 <w:snapToGrid w:val="0"/>
@@ -5968,7 +5936,7 @@
                 <w:sz w:val="21"/>
                 <w:szCs w:val="21"/>
                 <w:u w:val="none"/>
-                <w:lang w:val="en-US" w:eastAsia="zh-CN" w:bidi="ar"/>
+                <w:lang w:val="en-US" w:eastAsia="zh-CN"/>
               </w:rPr>
               <w:t>数量，应急演练报告数量</w:t>
             </w:r>
@@ -5978,10 +5946,10 @@
           <w:tcPr>
             <w:tcW w:w="926" w:type="dxa"/>
             <w:tcBorders>
-              <w:top w:val="single" w:color="000000" w:sz="4" w:space="0"/>
-              <w:left w:val="single" w:color="000000" w:sz="4" w:space="0"/>
-              <w:bottom w:val="single" w:color="000000" w:sz="4" w:space="0"/>
-              <w:right w:val="single" w:color="000000" w:sz="4" w:space="0"/>
+              <w:top w:val="single" w:sz="4" w:space="0" w:color="000000"/>
+              <w:left w:val="single" w:sz="4" w:space="0" w:color="000000"/>
+              <w:bottom w:val="single" w:sz="4" w:space="0" w:color="000000"/>
+              <w:right w:val="single" w:sz="4" w:space="0" w:color="000000"/>
             </w:tcBorders>
             <w:shd w:val="clear" w:color="auto" w:fill="auto"/>
             <w:vAlign w:val="center"/>
@@ -5995,7 +5963,7 @@
               <w:jc w:val="left"/>
               <w:textAlignment w:val="center"/>
               <w:rPr>
-                <w:rFonts w:hint="default" w:ascii="楷体_GB2312" w:hAnsi="宋体" w:eastAsia="楷体_GB2312" w:cs="楷体_GB2312"/>
+                <w:rFonts w:ascii="楷体_GB2312" w:eastAsia="楷体_GB2312" w:hAnsi="宋体" w:cs="楷体_GB2312" w:hint="default"/>
                 <w:b/>
                 <w:bCs/>
                 <w:i w:val="0"/>
@@ -6006,13 +5974,13 @@
                 <w:sz w:val="22"/>
                 <w:szCs w:val="22"/>
                 <w:u w:val="none"/>
-                <w:bdr w:val="none" w:color="auto" w:sz="0" w:space="0"/>
-                <w:lang w:val="en-US" w:eastAsia="zh-CN" w:bidi="ar"/>
+                <w:bdr w:val="nil"/>
+                <w:lang w:val="en-US" w:eastAsia="zh-CN"/>
               </w:rPr>
             </w:pPr>
             <w:r>
               <w:rPr>
-                <w:rFonts w:hint="eastAsia" w:ascii="宋体" w:hAnsi="宋体" w:eastAsia="宋体" w:cs="宋体"/>
+                <w:rFonts w:ascii="宋体" w:eastAsia="宋体" w:hAnsi="宋体" w:cs="宋体" w:hint="eastAsia"/>
                 <w:i w:val="0"/>
                 <w:iCs w:val="0"/>
                 <w:snapToGrid w:val="0"/>
@@ -6021,7 +5989,7 @@
                 <w:sz w:val="21"/>
                 <w:szCs w:val="21"/>
                 <w:u w:val="none"/>
-                <w:lang w:val="en-US" w:eastAsia="zh-CN" w:bidi="ar"/>
+                <w:lang w:val="en-US" w:eastAsia="zh-CN"/>
               </w:rPr>
               <w:t>年度</w:t>
             </w:r>
@@ -6031,7 +5999,7 @@
     </w:tbl>
     <w:p>
       <w:pPr>
-        <w:pStyle w:val="28"/>
+        <w:pStyle w:val="1"/>
         <w:bidi w:val="0"/>
         <w:rPr>
           <w:rFonts w:hint="default"/>
@@ -6049,7 +6017,7 @@
     </w:p>
     <w:p>
       <w:pPr>
-        <w:pStyle w:val="29"/>
+        <w:pStyle w:val="a1"/>
         <w:keepNext w:val="0"/>
         <w:keepLines w:val="0"/>
         <w:pageBreakBefore w:val="0"/>
@@ -6086,73 +6054,23 @@
       </w:r>
     </w:p>
     <w:sectPr>
-      <w:headerReference r:id="rId5" w:type="default"/>
+      <w:headerReference w:type="default" r:id="rId7"/>
       <w:pgSz w:w="11906" w:h="16838"/>
       <w:pgMar w:top="1417" w:right="1800" w:bottom="1440" w:left="1800" w:header="1140" w:footer="992" w:gutter="0"/>
-      <w:cols w:space="425" w:num="1"/>
+      <w:cols w:num="1" w:space="425"/>
       <w:docGrid w:type="lines" w:linePitch="312" w:charSpace="0"/>
     </w:sectPr>
   </w:body>
 </w:document>
 </file>
 
-<file path=word/endnotes.xml><?xml version="1.0" encoding="utf-8"?>
-<w:endnotes xmlns:wpc="http://schemas.microsoft.com/office/word/2010/wordprocessingCanvas" xmlns:mc="http://schemas.openxmlformats.org/markup-compatibility/2006" xmlns:o="urn:schemas-microsoft-com:office:office" xmlns:r="http://schemas.openxmlformats.org/officeDocument/2006/relationships" xmlns:m="http://schemas.openxmlformats.org/officeDocument/2006/math" xmlns:v="urn:schemas-microsoft-com:vml" xmlns:wp14="http://schemas.microsoft.com/office/word/2010/wordprocessingDrawing" xmlns:wp="http://schemas.openxmlformats.org/drawingml/2006/wordprocessingDrawing" xmlns:w="http://schemas.openxmlformats.org/wordprocessingml/2006/main" xmlns:w14="http://schemas.microsoft.com/office/word/2010/wordml" xmlns:w15="http://schemas.microsoft.com/office/word/2012/wordml" xmlns:w10="urn:schemas-microsoft-com:office:word" xmlns:wpg="http://schemas.microsoft.com/office/word/2010/wordprocessingGroup" xmlns:wpi="http://schemas.microsoft.com/office/word/2010/wordprocessingInk" xmlns:wne="http://schemas.microsoft.com/office/word/2006/wordml" xmlns:wps="http://schemas.microsoft.com/office/word/2010/wordprocessingShape" xmlns:wpsCustomData="http://www.wps.cn/officeDocument/2013/wpsCustomData" mc:Ignorable="w14 w15 wp14">
-  <w:endnote w:type="separator" w:id="0">
-    <w:p>
-      <w:pPr>
-        <w:spacing w:line="240" w:lineRule="auto"/>
-      </w:pPr>
-      <w:r>
-        <w:separator/>
-      </w:r>
-    </w:p>
-  </w:endnote>
-  <w:endnote w:type="continuationSeparator" w:id="1">
-    <w:p>
-      <w:pPr>
-        <w:spacing w:line="240" w:lineRule="auto"/>
-      </w:pPr>
-      <w:r>
-        <w:continuationSeparator/>
-      </w:r>
-    </w:p>
-  </w:endnote>
-</w:endnotes>
-</file>
-
-<file path=word/footnotes.xml><?xml version="1.0" encoding="utf-8"?>
-<w:footnotes xmlns:wpc="http://schemas.microsoft.com/office/word/2010/wordprocessingCanvas" xmlns:mc="http://schemas.openxmlformats.org/markup-compatibility/2006" xmlns:o="urn:schemas-microsoft-com:office:office" xmlns:r="http://schemas.openxmlformats.org/officeDocument/2006/relationships" xmlns:m="http://schemas.openxmlformats.org/officeDocument/2006/math" xmlns:v="urn:schemas-microsoft-com:vml" xmlns:wp14="http://schemas.microsoft.com/office/word/2010/wordprocessingDrawing" xmlns:wp="http://schemas.openxmlformats.org/drawingml/2006/wordprocessingDrawing" xmlns:w="http://schemas.openxmlformats.org/wordprocessingml/2006/main" xmlns:w14="http://schemas.microsoft.com/office/word/2010/wordml" xmlns:w15="http://schemas.microsoft.com/office/word/2012/wordml" xmlns:w10="urn:schemas-microsoft-com:office:word" xmlns:wpg="http://schemas.microsoft.com/office/word/2010/wordprocessingGroup" xmlns:wpi="http://schemas.microsoft.com/office/word/2010/wordprocessingInk" xmlns:wne="http://schemas.microsoft.com/office/word/2006/wordml" xmlns:wps="http://schemas.microsoft.com/office/word/2010/wordprocessingShape" xmlns:wpsCustomData="http://www.wps.cn/officeDocument/2013/wpsCustomData" mc:Ignorable="w14 w15 wp14">
-  <w:footnote w:type="separator" w:id="0">
-    <w:p>
-      <w:pPr>
-        <w:spacing w:line="360" w:lineRule="auto"/>
-      </w:pPr>
-      <w:r>
-        <w:separator/>
-      </w:r>
-    </w:p>
-  </w:footnote>
-  <w:footnote w:type="continuationSeparator" w:id="1">
-    <w:p>
-      <w:pPr>
-        <w:spacing w:line="360" w:lineRule="auto"/>
-      </w:pPr>
-      <w:r>
-        <w:continuationSeparator/>
-      </w:r>
-    </w:p>
-  </w:footnote>
-</w:footnotes>
-</file>
-
 <file path=word/header1.xml><?xml version="1.0" encoding="utf-8"?>
-<w:hdr xmlns:wpc="http://schemas.microsoft.com/office/word/2010/wordprocessingCanvas" xmlns:mc="http://schemas.openxmlformats.org/markup-compatibility/2006" xmlns:o="urn:schemas-microsoft-com:office:office" xmlns:r="http://schemas.openxmlformats.org/officeDocument/2006/relationships" xmlns:m="http://schemas.openxmlformats.org/officeDocument/2006/math" xmlns:v="urn:schemas-microsoft-com:vml" xmlns:wp14="http://schemas.microsoft.com/office/word/2010/wordprocessingDrawing" xmlns:wp="http://schemas.openxmlformats.org/drawingml/2006/wordprocessingDrawing" xmlns:w10="urn:schemas-microsoft-com:office:word" xmlns:w="http://schemas.openxmlformats.org/wordprocessingml/2006/main" xmlns:w14="http://schemas.microsoft.com/office/word/2010/wordml" xmlns:w15="http://schemas.microsoft.com/office/word/2012/wordml" xmlns:wpg="http://schemas.microsoft.com/office/word/2010/wordprocessingGroup" xmlns:wpi="http://schemas.microsoft.com/office/word/2010/wordprocessingInk" xmlns:wne="http://schemas.microsoft.com/office/word/2006/wordml" xmlns:wps="http://schemas.microsoft.com/office/word/2010/wordprocessingShape" xmlns:wpsCustomData="http://www.wps.cn/officeDocument/2013/wpsCustomData" mc:Ignorable="w14 w15 wp14">
+<w:hdr xmlns:wpc="http://schemas.microsoft.com/office/word/2010/wordprocessingCanvas" xmlns:mc="http://schemas.openxmlformats.org/markup-compatibility/2006" xmlns:o="urn:schemas-microsoft-com:office:office" xmlns:r="http://schemas.openxmlformats.org/officeDocument/2006/relationships" xmlns:m="http://schemas.openxmlformats.org/officeDocument/2006/math" xmlns:v="urn:schemas-microsoft-com:vml" xmlns:wp14="http://schemas.microsoft.com/office/word/2010/wordprocessingDrawing" xmlns:wp="http://schemas.openxmlformats.org/drawingml/2006/wordprocessingDrawing" xmlns:w10="urn:schemas-microsoft-com:office:word" xmlns:w="http://schemas.openxmlformats.org/wordprocessingml/2006/main" xmlns:w14="http://schemas.microsoft.com/office/word/2010/wordml" xmlns:w15="http://schemas.microsoft.com/office/word/2012/wordml" xmlns:wne="http://schemas.microsoft.com/office/word/2006/wordml" xmlns:wpg="http://schemas.microsoft.com/office/word/2010/wordprocessingGroup" xmlns:wpi="http://schemas.microsoft.com/office/word/2010/wordprocessingInk" xmlns:wps="http://schemas.microsoft.com/office/word/2010/wordprocessingShape" mc:Ignorable="w14 w15 wp14">
   <w:p>
     <w:pPr>
-      <w:pStyle w:val="15"/>
+      <w:pStyle w:val="Header"/>
       <w:pBdr>
-        <w:bottom w:val="single" w:color="auto" w:sz="4" w:space="1"/>
+        <w:bottom w:val="single" w:sz="4" w:space="1" w:color="auto"/>
       </w:pBdr>
       <w:tabs>
         <w:tab w:val="left" w:pos="335"/>
@@ -6160,27 +6078,27 @@
       </w:tabs>
       <w:jc w:val="right"/>
       <w:rPr>
-        <w:rFonts w:hint="eastAsia" w:eastAsiaTheme="minorEastAsia"/>
+        <w:rFonts w:eastAsiaTheme="minorEastAsia" w:hint="eastAsia"/>
         <w:lang w:eastAsia="zh-CN"/>
       </w:rPr>
     </w:pPr>
     <w:r>
       <w:rPr>
-        <w:rFonts w:hint="eastAsia" w:eastAsiaTheme="minorEastAsia"/>
+        <w:rFonts w:eastAsiaTheme="minorEastAsia" w:hint="eastAsia"/>
         <w:lang w:val="en-US" w:eastAsia="zh-CN"/>
       </w:rPr>
       <w:tab/>
     </w:r>
     <w:r>
       <w:rPr>
-        <w:rFonts w:hint="eastAsia" w:eastAsiaTheme="minorEastAsia"/>
+        <w:rFonts w:eastAsiaTheme="minorEastAsia" w:hint="eastAsia"/>
         <w:lang w:val="en-US" w:eastAsia="zh-CN"/>
       </w:rPr>
       <w:tab/>
     </w:r>
     <w:r>
       <w:rPr>
-        <w:rFonts w:hint="eastAsia" w:eastAsiaTheme="minorEastAsia"/>
+        <w:rFonts w:eastAsiaTheme="minorEastAsia" w:hint="eastAsia"/>
         <w:lang w:val="en-US" w:eastAsia="zh-CN"/>
       </w:rPr>
       <w:t>江西通信产业服务有限公司</w:t>
@@ -6190,15 +6108,15 @@
 </file>
 
 <file path=word/numbering.xml><?xml version="1.0" encoding="utf-8"?>
-<w:numbering xmlns:wpc="http://schemas.microsoft.com/office/word/2010/wordprocessingCanvas" xmlns:mc="http://schemas.openxmlformats.org/markup-compatibility/2006" xmlns:o="urn:schemas-microsoft-com:office:office" xmlns:r="http://schemas.openxmlformats.org/officeDocument/2006/relationships" xmlns:m="http://schemas.openxmlformats.org/officeDocument/2006/math" xmlns:v="urn:schemas-microsoft-com:vml" xmlns:wp14="http://schemas.microsoft.com/office/word/2010/wordprocessingDrawing" xmlns:wp="http://schemas.openxmlformats.org/drawingml/2006/wordprocessingDrawing" xmlns:w10="urn:schemas-microsoft-com:office:word" xmlns:w="http://schemas.openxmlformats.org/wordprocessingml/2006/main" xmlns:w14="http://schemas.microsoft.com/office/word/2010/wordml" xmlns:wpg="http://schemas.microsoft.com/office/word/2010/wordprocessingGroup" xmlns:wpi="http://schemas.microsoft.com/office/word/2010/wordprocessingInk" xmlns:wne="http://schemas.microsoft.com/office/word/2006/wordml" xmlns:wps="http://schemas.microsoft.com/office/word/2010/wordprocessingShape" xmlns:wpsCustomData="http://www.wps.cn/officeDocument/2013/wpsCustomData" mc:Ignorable="w14 wp14">
+<w:numbering xmlns:wpc="http://schemas.microsoft.com/office/word/2010/wordprocessingCanvas" xmlns:mc="http://schemas.openxmlformats.org/markup-compatibility/2006" xmlns:o="urn:schemas-microsoft-com:office:office" xmlns:r="http://schemas.openxmlformats.org/officeDocument/2006/relationships" xmlns:m="http://schemas.openxmlformats.org/officeDocument/2006/math" xmlns:v="urn:schemas-microsoft-com:vml" xmlns:wp14="http://schemas.microsoft.com/office/word/2010/wordprocessingDrawing" xmlns:wp="http://schemas.openxmlformats.org/drawingml/2006/wordprocessingDrawing" xmlns:w10="urn:schemas-microsoft-com:office:word" xmlns:w="http://schemas.openxmlformats.org/wordprocessingml/2006/main" xmlns:w14="http://schemas.microsoft.com/office/word/2010/wordml" xmlns:w15="http://schemas.microsoft.com/office/word/2012/wordml" xmlns:wne="http://schemas.microsoft.com/office/word/2006/wordml" xmlns:wpg="http://schemas.microsoft.com/office/word/2010/wordprocessingGroup" xmlns:wpi="http://schemas.microsoft.com/office/word/2010/wordprocessingInk" xmlns:wps="http://schemas.microsoft.com/office/word/2010/wordprocessingShape" mc:Ignorable="w14 w15 wp14">
   <w:abstractNum w:abstractNumId="0">
     <w:nsid w:val="8E964DCE"/>
     <w:multiLevelType w:val="multilevel"/>
     <w:tmpl w:val="8E964DCE"/>
-    <w:lvl w:ilvl="0" w:tentative="0">
+    <w:lvl w:ilvl="0">
       <w:start w:val="1"/>
       <w:numFmt w:val="decimal"/>
-      <w:pStyle w:val="2"/>
+      <w:pStyle w:val="Heading1"/>
       <w:lvlText w:val="%1."/>
       <w:lvlJc w:val="left"/>
       <w:pPr>
@@ -6208,10 +6126,10 @@
         <w:rFonts w:hint="default"/>
       </w:rPr>
     </w:lvl>
-    <w:lvl w:ilvl="1" w:tentative="0">
+    <w:lvl w:ilvl="1">
       <w:start w:val="1"/>
       <w:numFmt w:val="decimal"/>
-      <w:pStyle w:val="3"/>
+      <w:pStyle w:val="Heading2"/>
       <w:lvlText w:val="%1.%2."/>
       <w:lvlJc w:val="left"/>
       <w:pPr>
@@ -6221,10 +6139,10 @@
         <w:rFonts w:hint="default"/>
       </w:rPr>
     </w:lvl>
-    <w:lvl w:ilvl="2" w:tentative="0">
+    <w:lvl w:ilvl="2">
       <w:start w:val="1"/>
       <w:numFmt w:val="decimal"/>
-      <w:pStyle w:val="4"/>
+      <w:pStyle w:val="Heading3"/>
       <w:lvlText w:val="%1.%2.%3."/>
       <w:lvlJc w:val="left"/>
       <w:pPr>
@@ -6234,10 +6152,10 @@
         <w:rFonts w:hint="default"/>
       </w:rPr>
     </w:lvl>
-    <w:lvl w:ilvl="3" w:tentative="0">
+    <w:lvl w:ilvl="3">
       <w:start w:val="1"/>
       <w:numFmt w:val="decimal"/>
-      <w:pStyle w:val="5"/>
+      <w:pStyle w:val="Heading4"/>
       <w:lvlText w:val="%1.%2.%3.%4."/>
       <w:lvlJc w:val="left"/>
       <w:pPr>
@@ -6247,10 +6165,10 @@
         <w:rFonts w:hint="default"/>
       </w:rPr>
     </w:lvl>
-    <w:lvl w:ilvl="4" w:tentative="0">
+    <w:lvl w:ilvl="4">
       <w:start w:val="1"/>
       <w:numFmt w:val="decimal"/>
-      <w:pStyle w:val="6"/>
+      <w:pStyle w:val="Heading5"/>
       <w:lvlText w:val="%1.%2.%3.%4.%5."/>
       <w:lvlJc w:val="left"/>
       <w:pPr>
@@ -6260,10 +6178,10 @@
         <w:rFonts w:hint="default"/>
       </w:rPr>
     </w:lvl>
-    <w:lvl w:ilvl="5" w:tentative="0">
+    <w:lvl w:ilvl="5">
       <w:start w:val="1"/>
       <w:numFmt w:val="decimal"/>
-      <w:pStyle w:val="7"/>
+      <w:pStyle w:val="Heading6"/>
       <w:lvlText w:val="%1.%2.%3.%4.%5.%6."/>
       <w:lvlJc w:val="left"/>
       <w:pPr>
@@ -6273,10 +6191,10 @@
         <w:rFonts w:hint="default"/>
       </w:rPr>
     </w:lvl>
-    <w:lvl w:ilvl="6" w:tentative="0">
+    <w:lvl w:ilvl="6">
       <w:start w:val="1"/>
       <w:numFmt w:val="decimal"/>
-      <w:pStyle w:val="8"/>
+      <w:pStyle w:val="Heading7"/>
       <w:lvlText w:val="%1.%2.%3.%4.%5.%6.%7."/>
       <w:lvlJc w:val="left"/>
       <w:pPr>
@@ -6286,10 +6204,10 @@
         <w:rFonts w:hint="default"/>
       </w:rPr>
     </w:lvl>
-    <w:lvl w:ilvl="7" w:tentative="0">
+    <w:lvl w:ilvl="7">
       <w:start w:val="1"/>
       <w:numFmt w:val="decimal"/>
-      <w:pStyle w:val="9"/>
+      <w:pStyle w:val="Heading8"/>
       <w:lvlText w:val="%1.%2.%3.%4.%5.%6.%7.%8."/>
       <w:lvlJc w:val="left"/>
       <w:pPr>
@@ -6299,10 +6217,10 @@
         <w:rFonts w:hint="default"/>
       </w:rPr>
     </w:lvl>
-    <w:lvl w:ilvl="8" w:tentative="0">
+    <w:lvl w:ilvl="8">
       <w:start w:val="1"/>
       <w:numFmt w:val="decimal"/>
-      <w:pStyle w:val="10"/>
+      <w:pStyle w:val="Heading9"/>
       <w:lvlText w:val="%1.%2.%3.%4.%5.%6.%7.%8.%9."/>
       <w:lvlJc w:val="left"/>
       <w:pPr>
@@ -6320,269 +6238,267 @@
 </file>
 
 <file path=word/styles.xml><?xml version="1.0" encoding="utf-8"?>
-<w:styles xmlns:mc="http://schemas.openxmlformats.org/markup-compatibility/2006" xmlns:o="urn:schemas-microsoft-com:office:office" xmlns:r="http://schemas.openxmlformats.org/officeDocument/2006/relationships" xmlns:m="http://schemas.openxmlformats.org/officeDocument/2006/math" xmlns:v="urn:schemas-microsoft-com:vml" xmlns:w="http://schemas.openxmlformats.org/wordprocessingml/2006/main" xmlns:w14="http://schemas.microsoft.com/office/word/2010/wordml" xmlns:w10="urn:schemas-microsoft-com:office:word" xmlns:sl="http://schemas.openxmlformats.org/schemaLibrary/2006/main" xmlns:wpsCustomData="http://www.wps.cn/officeDocument/2013/wpsCustomData" mc:Ignorable="w14">
+<w:styles xmlns:mc="http://schemas.openxmlformats.org/markup-compatibility/2006" xmlns:r="http://schemas.openxmlformats.org/officeDocument/2006/relationships" xmlns:w="http://schemas.openxmlformats.org/wordprocessingml/2006/main" xmlns:w14="http://schemas.microsoft.com/office/word/2010/wordml" xmlns:w15="http://schemas.microsoft.com/office/word/2012/wordml" mc:Ignorable="w14 w15">
   <w:docDefaults>
     <w:rPrDefault>
       <w:rPr>
-        <w:rFonts w:ascii="Times New Roman" w:hAnsi="Times New Roman" w:eastAsia="宋体" w:cs="Times New Roman"/>
+        <w:rFonts w:ascii="Times New Roman" w:eastAsia="宋体" w:hAnsi="Times New Roman" w:cs="Times New Roman"/>
       </w:rPr>
     </w:rPrDefault>
     <w:pPrDefault/>
   </w:docDefaults>
-  <w:latentStyles w:count="260" w:defQFormat="0" w:defUnhideWhenUsed="1" w:defSemiHidden="1" w:defUIPriority="99" w:defLockedState="0">
-    <w:lsdException w:qFormat="1" w:unhideWhenUsed="0" w:uiPriority="0" w:semiHidden="0" w:name="Normal"/>
-    <w:lsdException w:qFormat="1" w:unhideWhenUsed="0" w:uiPriority="0" w:semiHidden="0" w:name="heading 1"/>
-    <w:lsdException w:qFormat="1" w:uiPriority="0" w:semiHidden="0" w:name="heading 2"/>
-    <w:lsdException w:qFormat="1" w:uiPriority="0" w:name="heading 3"/>
-    <w:lsdException w:qFormat="1" w:uiPriority="0" w:semiHidden="0" w:name="heading 4"/>
-    <w:lsdException w:qFormat="1" w:uiPriority="0" w:name="heading 5"/>
-    <w:lsdException w:qFormat="1" w:uiPriority="0" w:name="heading 6"/>
-    <w:lsdException w:qFormat="1" w:uiPriority="0" w:name="heading 7"/>
-    <w:lsdException w:qFormat="1" w:uiPriority="0" w:name="heading 8"/>
-    <w:lsdException w:qFormat="1" w:uiPriority="0" w:name="heading 9"/>
-    <w:lsdException w:unhideWhenUsed="0" w:uiPriority="0" w:semiHidden="0" w:name="index 1"/>
-    <w:lsdException w:unhideWhenUsed="0" w:uiPriority="0" w:semiHidden="0" w:name="index 2"/>
-    <w:lsdException w:unhideWhenUsed="0" w:uiPriority="0" w:semiHidden="0" w:name="index 3"/>
-    <w:lsdException w:unhideWhenUsed="0" w:uiPriority="0" w:semiHidden="0" w:name="index 4"/>
-    <w:lsdException w:unhideWhenUsed="0" w:uiPriority="0" w:semiHidden="0" w:name="index 5"/>
-    <w:lsdException w:unhideWhenUsed="0" w:uiPriority="0" w:semiHidden="0" w:name="index 6"/>
-    <w:lsdException w:unhideWhenUsed="0" w:uiPriority="0" w:semiHidden="0" w:name="index 7"/>
-    <w:lsdException w:unhideWhenUsed="0" w:uiPriority="0" w:semiHidden="0" w:name="index 8"/>
-    <w:lsdException w:unhideWhenUsed="0" w:uiPriority="0" w:semiHidden="0" w:name="index 9"/>
-    <w:lsdException w:qFormat="1" w:unhideWhenUsed="0" w:uiPriority="0" w:semiHidden="0" w:name="toc 1"/>
-    <w:lsdException w:qFormat="1" w:unhideWhenUsed="0" w:uiPriority="0" w:semiHidden="0" w:name="toc 2"/>
-    <w:lsdException w:qFormat="1" w:unhideWhenUsed="0" w:uiPriority="0" w:semiHidden="0" w:name="toc 3"/>
-    <w:lsdException w:unhideWhenUsed="0" w:uiPriority="0" w:semiHidden="0" w:name="toc 4"/>
-    <w:lsdException w:unhideWhenUsed="0" w:uiPriority="0" w:semiHidden="0" w:name="toc 5"/>
-    <w:lsdException w:unhideWhenUsed="0" w:uiPriority="0" w:semiHidden="0" w:name="toc 6"/>
-    <w:lsdException w:unhideWhenUsed="0" w:uiPriority="0" w:semiHidden="0" w:name="toc 7"/>
-    <w:lsdException w:unhideWhenUsed="0" w:uiPriority="0" w:semiHidden="0" w:name="toc 8"/>
-    <w:lsdException w:unhideWhenUsed="0" w:uiPriority="0" w:semiHidden="0" w:name="toc 9"/>
-    <w:lsdException w:unhideWhenUsed="0" w:uiPriority="0" w:semiHidden="0" w:name="Normal Indent"/>
-    <w:lsdException w:unhideWhenUsed="0" w:uiPriority="0" w:semiHidden="0" w:name="footnote text"/>
-    <w:lsdException w:qFormat="1" w:unhideWhenUsed="0" w:uiPriority="0" w:semiHidden="0" w:name="annotation text"/>
-    <w:lsdException w:qFormat="1" w:unhideWhenUsed="0" w:uiPriority="0" w:semiHidden="0" w:name="header"/>
-    <w:lsdException w:qFormat="1" w:unhideWhenUsed="0" w:uiPriority="0" w:semiHidden="0" w:name="footer"/>
-    <w:lsdException w:unhideWhenUsed="0" w:uiPriority="0" w:semiHidden="0" w:name="index heading"/>
-    <w:lsdException w:qFormat="1" w:uiPriority="0" w:name="caption"/>
-    <w:lsdException w:unhideWhenUsed="0" w:uiPriority="0" w:semiHidden="0" w:name="table of figures"/>
-    <w:lsdException w:unhideWhenUsed="0" w:uiPriority="0" w:semiHidden="0" w:name="envelope address"/>
-    <w:lsdException w:unhideWhenUsed="0" w:uiPriority="0" w:semiHidden="0" w:name="envelope return"/>
-    <w:lsdException w:unhideWhenUsed="0" w:uiPriority="0" w:semiHidden="0" w:name="footnote reference"/>
-    <w:lsdException w:unhideWhenUsed="0" w:uiPriority="0" w:semiHidden="0" w:name="annotation reference"/>
-    <w:lsdException w:unhideWhenUsed="0" w:uiPriority="0" w:semiHidden="0" w:name="line number"/>
-    <w:lsdException w:unhideWhenUsed="0" w:uiPriority="0" w:semiHidden="0" w:name="page number"/>
-    <w:lsdException w:unhideWhenUsed="0" w:uiPriority="0" w:semiHidden="0" w:name="endnote reference"/>
-    <w:lsdException w:unhideWhenUsed="0" w:uiPriority="0" w:semiHidden="0" w:name="endnote text"/>
-    <w:lsdException w:unhideWhenUsed="0" w:uiPriority="0" w:semiHidden="0" w:name="table of authorities"/>
-    <w:lsdException w:unhideWhenUsed="0" w:uiPriority="0" w:semiHidden="0" w:name="macro"/>
-    <w:lsdException w:unhideWhenUsed="0" w:uiPriority="0" w:semiHidden="0" w:name="toa heading"/>
-    <w:lsdException w:unhideWhenUsed="0" w:uiPriority="0" w:semiHidden="0" w:name="List"/>
-    <w:lsdException w:unhideWhenUsed="0" w:uiPriority="0" w:semiHidden="0" w:name="List Bullet"/>
-    <w:lsdException w:unhideWhenUsed="0" w:uiPriority="0" w:semiHidden="0" w:name="List Number"/>
-    <w:lsdException w:unhideWhenUsed="0" w:uiPriority="0" w:semiHidden="0" w:name="List 2"/>
-    <w:lsdException w:unhideWhenUsed="0" w:uiPriority="0" w:semiHidden="0" w:name="List 3"/>
-    <w:lsdException w:unhideWhenUsed="0" w:uiPriority="0" w:semiHidden="0" w:name="List 4"/>
-    <w:lsdException w:unhideWhenUsed="0" w:uiPriority="0" w:semiHidden="0" w:name="List 5"/>
-    <w:lsdException w:unhideWhenUsed="0" w:uiPriority="0" w:semiHidden="0" w:name="List Bullet 2"/>
-    <w:lsdException w:unhideWhenUsed="0" w:uiPriority="0" w:semiHidden="0" w:name="List Bullet 3"/>
-    <w:lsdException w:unhideWhenUsed="0" w:uiPriority="0" w:semiHidden="0" w:name="List Bullet 4"/>
-    <w:lsdException w:unhideWhenUsed="0" w:uiPriority="0" w:semiHidden="0" w:name="List Bullet 5"/>
-    <w:lsdException w:unhideWhenUsed="0" w:uiPriority="0" w:semiHidden="0" w:name="List Number 2"/>
-    <w:lsdException w:unhideWhenUsed="0" w:uiPriority="0" w:semiHidden="0" w:name="List Number 3"/>
-    <w:lsdException w:unhideWhenUsed="0" w:uiPriority="0" w:semiHidden="0" w:name="List Number 4"/>
-    <w:lsdException w:unhideWhenUsed="0" w:uiPriority="0" w:semiHidden="0" w:name="List Number 5"/>
-    <w:lsdException w:qFormat="1" w:unhideWhenUsed="0" w:uiPriority="0" w:semiHidden="0" w:name="Title"/>
-    <w:lsdException w:unhideWhenUsed="0" w:uiPriority="0" w:semiHidden="0" w:name="Closing"/>
-    <w:lsdException w:unhideWhenUsed="0" w:uiPriority="0" w:semiHidden="0" w:name="Signature"/>
-    <w:lsdException w:qFormat="1" w:unhideWhenUsed="0" w:uiPriority="0" w:name="Default Paragraph Font"/>
-    <w:lsdException w:qFormat="1" w:unhideWhenUsed="0" w:uiPriority="0" w:name="Body Text"/>
-    <w:lsdException w:unhideWhenUsed="0" w:uiPriority="0" w:semiHidden="0" w:name="Body Text Indent"/>
-    <w:lsdException w:unhideWhenUsed="0" w:uiPriority="0" w:semiHidden="0" w:name="List Continue"/>
-    <w:lsdException w:unhideWhenUsed="0" w:uiPriority="0" w:semiHidden="0" w:name="List Continue 2"/>
-    <w:lsdException w:unhideWhenUsed="0" w:uiPriority="0" w:semiHidden="0" w:name="List Continue 3"/>
-    <w:lsdException w:unhideWhenUsed="0" w:uiPriority="0" w:semiHidden="0" w:name="List Continue 4"/>
-    <w:lsdException w:unhideWhenUsed="0" w:uiPriority="0" w:semiHidden="0" w:name="List Continue 5"/>
-    <w:lsdException w:unhideWhenUsed="0" w:uiPriority="0" w:semiHidden="0" w:name="Message Header"/>
-    <w:lsdException w:qFormat="1" w:unhideWhenUsed="0" w:uiPriority="0" w:semiHidden="0" w:name="Subtitle"/>
-    <w:lsdException w:unhideWhenUsed="0" w:uiPriority="0" w:semiHidden="0" w:name="Salutation"/>
-    <w:lsdException w:unhideWhenUsed="0" w:uiPriority="0" w:semiHidden="0" w:name="Date"/>
-    <w:lsdException w:unhideWhenUsed="0" w:uiPriority="0" w:semiHidden="0" w:name="Body Text First Indent"/>
-    <w:lsdException w:unhideWhenUsed="0" w:uiPriority="0" w:semiHidden="0" w:name="Body Text First Indent 2"/>
-    <w:lsdException w:uiPriority="99" w:name="Note Heading"/>
-    <w:lsdException w:unhideWhenUsed="0" w:uiPriority="0" w:semiHidden="0" w:name="Body Text 2"/>
-    <w:lsdException w:unhideWhenUsed="0" w:uiPriority="0" w:semiHidden="0" w:name="Body Text 3"/>
-    <w:lsdException w:unhideWhenUsed="0" w:uiPriority="0" w:semiHidden="0" w:name="Body Text Indent 2"/>
-    <w:lsdException w:unhideWhenUsed="0" w:uiPriority="0" w:semiHidden="0" w:name="Body Text Indent 3"/>
-    <w:lsdException w:unhideWhenUsed="0" w:uiPriority="0" w:semiHidden="0" w:name="Block Text"/>
-    <w:lsdException w:unhideWhenUsed="0" w:uiPriority="0" w:semiHidden="0" w:name="Hyperlink"/>
-    <w:lsdException w:unhideWhenUsed="0" w:uiPriority="0" w:semiHidden="0" w:name="FollowedHyperlink"/>
-    <w:lsdException w:qFormat="1" w:unhideWhenUsed="0" w:uiPriority="0" w:semiHidden="0" w:name="Strong"/>
-    <w:lsdException w:qFormat="1" w:unhideWhenUsed="0" w:uiPriority="0" w:semiHidden="0" w:name="Emphasis"/>
-    <w:lsdException w:unhideWhenUsed="0" w:uiPriority="0" w:semiHidden="0" w:name="Document Map"/>
-    <w:lsdException w:unhideWhenUsed="0" w:uiPriority="0" w:semiHidden="0" w:name="Plain Text"/>
-    <w:lsdException w:unhideWhenUsed="0" w:uiPriority="0" w:semiHidden="0" w:name="E-mail Signature"/>
-    <w:lsdException w:qFormat="1" w:unhideWhenUsed="0" w:uiPriority="0" w:semiHidden="0" w:name="Normal (Web)"/>
-    <w:lsdException w:unhideWhenUsed="0" w:uiPriority="0" w:semiHidden="0" w:name="HTML Acronym"/>
-    <w:lsdException w:unhideWhenUsed="0" w:uiPriority="0" w:semiHidden="0" w:name="HTML Address"/>
-    <w:lsdException w:unhideWhenUsed="0" w:uiPriority="0" w:semiHidden="0" w:name="HTML Cite"/>
-    <w:lsdException w:unhideWhenUsed="0" w:uiPriority="0" w:semiHidden="0" w:name="HTML Code"/>
-    <w:lsdException w:unhideWhenUsed="0" w:uiPriority="0" w:semiHidden="0" w:name="HTML Definition"/>
-    <w:lsdException w:unhideWhenUsed="0" w:uiPriority="0" w:semiHidden="0" w:name="HTML Keyboard"/>
-    <w:lsdException w:unhideWhenUsed="0" w:uiPriority="0" w:semiHidden="0" w:name="HTML Preformatted"/>
-    <w:lsdException w:unhideWhenUsed="0" w:uiPriority="0" w:semiHidden="0" w:name="HTML Sample"/>
-    <w:lsdException w:unhideWhenUsed="0" w:uiPriority="0" w:semiHidden="0" w:name="HTML Typewriter"/>
-    <w:lsdException w:unhideWhenUsed="0" w:uiPriority="0" w:semiHidden="0" w:name="HTML Variable"/>
-    <w:lsdException w:qFormat="1" w:unhideWhenUsed="0" w:uiPriority="0" w:name="Normal Table"/>
-    <w:lsdException w:unhideWhenUsed="0" w:uiPriority="0" w:semiHidden="0" w:name="annotation subject"/>
-    <w:lsdException w:unhideWhenUsed="0" w:uiPriority="0" w:semiHidden="0" w:name="Table Simple 1"/>
-    <w:lsdException w:unhideWhenUsed="0" w:uiPriority="0" w:semiHidden="0" w:name="Table Simple 2"/>
-    <w:lsdException w:unhideWhenUsed="0" w:uiPriority="0" w:semiHidden="0" w:name="Table Simple 3"/>
-    <w:lsdException w:unhideWhenUsed="0" w:uiPriority="0" w:semiHidden="0" w:name="Table Classic 1"/>
-    <w:lsdException w:unhideWhenUsed="0" w:uiPriority="0" w:semiHidden="0" w:name="Table Classic 2"/>
-    <w:lsdException w:unhideWhenUsed="0" w:uiPriority="0" w:semiHidden="0" w:name="Table Classic 3"/>
-    <w:lsdException w:unhideWhenUsed="0" w:uiPriority="0" w:semiHidden="0" w:name="Table Classic 4"/>
-    <w:lsdException w:unhideWhenUsed="0" w:uiPriority="0" w:semiHidden="0" w:name="Table Colorful 1"/>
-    <w:lsdException w:unhideWhenUsed="0" w:uiPriority="0" w:semiHidden="0" w:name="Table Colorful 2"/>
-    <w:lsdException w:unhideWhenUsed="0" w:uiPriority="0" w:semiHidden="0" w:name="Table Colorful 3"/>
-    <w:lsdException w:unhideWhenUsed="0" w:uiPriority="0" w:semiHidden="0" w:name="Table Columns 1"/>
-    <w:lsdException w:unhideWhenUsed="0" w:uiPriority="0" w:semiHidden="0" w:name="Table Columns 2"/>
-    <w:lsdException w:unhideWhenUsed="0" w:uiPriority="0" w:semiHidden="0" w:name="Table Columns 3"/>
-    <w:lsdException w:unhideWhenUsed="0" w:uiPriority="0" w:semiHidden="0" w:name="Table Columns 4"/>
-    <w:lsdException w:unhideWhenUsed="0" w:uiPriority="0" w:semiHidden="0" w:name="Table Columns 5"/>
-    <w:lsdException w:unhideWhenUsed="0" w:uiPriority="0" w:semiHidden="0" w:name="Table Grid 1"/>
-    <w:lsdException w:unhideWhenUsed="0" w:uiPriority="0" w:semiHidden="0" w:name="Table Grid 2"/>
-    <w:lsdException w:unhideWhenUsed="0" w:uiPriority="0" w:semiHidden="0" w:name="Table Grid 3"/>
-    <w:lsdException w:unhideWhenUsed="0" w:uiPriority="0" w:semiHidden="0" w:name="Table Grid 4"/>
-    <w:lsdException w:unhideWhenUsed="0" w:uiPriority="0" w:semiHidden="0" w:name="Table Grid 5"/>
-    <w:lsdException w:unhideWhenUsed="0" w:uiPriority="0" w:semiHidden="0" w:name="Table Grid 6"/>
-    <w:lsdException w:unhideWhenUsed="0" w:uiPriority="0" w:semiHidden="0" w:name="Table Grid 7"/>
-    <w:lsdException w:unhideWhenUsed="0" w:uiPriority="0" w:semiHidden="0" w:name="Table Grid 8"/>
-    <w:lsdException w:unhideWhenUsed="0" w:uiPriority="0" w:semiHidden="0" w:name="Table List 1"/>
-    <w:lsdException w:unhideWhenUsed="0" w:uiPriority="0" w:semiHidden="0" w:name="Table List 2"/>
-    <w:lsdException w:unhideWhenUsed="0" w:uiPriority="0" w:semiHidden="0" w:name="Table List 3"/>
-    <w:lsdException w:unhideWhenUsed="0" w:uiPriority="0" w:semiHidden="0" w:name="Table List 4"/>
-    <w:lsdException w:unhideWhenUsed="0" w:uiPriority="0" w:semiHidden="0" w:name="Table List 5"/>
-    <w:lsdException w:unhideWhenUsed="0" w:uiPriority="0" w:semiHidden="0" w:name="Table List 6"/>
-    <w:lsdException w:unhideWhenUsed="0" w:uiPriority="0" w:semiHidden="0" w:name="Table List 7"/>
-    <w:lsdException w:unhideWhenUsed="0" w:uiPriority="0" w:semiHidden="0" w:name="Table List 8"/>
-    <w:lsdException w:unhideWhenUsed="0" w:uiPriority="0" w:semiHidden="0" w:name="Table 3D effects 1"/>
-    <w:lsdException w:unhideWhenUsed="0" w:uiPriority="0" w:semiHidden="0" w:name="Table 3D effects 2"/>
-    <w:lsdException w:unhideWhenUsed="0" w:uiPriority="0" w:semiHidden="0" w:name="Table 3D effects 3"/>
-    <w:lsdException w:unhideWhenUsed="0" w:uiPriority="0" w:semiHidden="0" w:name="Table Contemporary"/>
-    <w:lsdException w:unhideWhenUsed="0" w:uiPriority="0" w:semiHidden="0" w:name="Table Elegant"/>
-    <w:lsdException w:unhideWhenUsed="0" w:uiPriority="0" w:semiHidden="0" w:name="Table Professional"/>
-    <w:lsdException w:unhideWhenUsed="0" w:uiPriority="0" w:semiHidden="0" w:name="Table Subtle 1"/>
-    <w:lsdException w:unhideWhenUsed="0" w:uiPriority="0" w:semiHidden="0" w:name="Table Subtle 2"/>
-    <w:lsdException w:unhideWhenUsed="0" w:uiPriority="0" w:semiHidden="0" w:name="Table Web 1"/>
-    <w:lsdException w:unhideWhenUsed="0" w:uiPriority="0" w:semiHidden="0" w:name="Table Web 2"/>
-    <w:lsdException w:unhideWhenUsed="0" w:uiPriority="0" w:semiHidden="0" w:name="Table Web 3"/>
-    <w:lsdException w:unhideWhenUsed="0" w:uiPriority="0" w:semiHidden="0" w:name="Balloon Text"/>
-    <w:lsdException w:qFormat="1" w:unhideWhenUsed="0" w:uiPriority="0" w:semiHidden="0" w:name="Table Grid"/>
-    <w:lsdException w:unhideWhenUsed="0" w:uiPriority="0" w:semiHidden="0" w:name="Table Theme"/>
-    <w:lsdException w:unhideWhenUsed="0" w:uiPriority="60" w:semiHidden="0" w:name="Light Shading"/>
-    <w:lsdException w:unhideWhenUsed="0" w:uiPriority="61" w:semiHidden="0" w:name="Light List"/>
-    <w:lsdException w:unhideWhenUsed="0" w:uiPriority="62" w:semiHidden="0" w:name="Light Grid"/>
-    <w:lsdException w:unhideWhenUsed="0" w:uiPriority="63" w:semiHidden="0" w:name="Medium Shading 1"/>
-    <w:lsdException w:unhideWhenUsed="0" w:uiPriority="64" w:semiHidden="0" w:name="Medium Shading 2"/>
-    <w:lsdException w:unhideWhenUsed="0" w:uiPriority="65" w:semiHidden="0" w:name="Medium List 1"/>
-    <w:lsdException w:unhideWhenUsed="0" w:uiPriority="66" w:semiHidden="0" w:name="Medium List 2"/>
-    <w:lsdException w:unhideWhenUsed="0" w:uiPriority="67" w:semiHidden="0" w:name="Medium Grid 1"/>
-    <w:lsdException w:unhideWhenUsed="0" w:uiPriority="68" w:semiHidden="0" w:name="Medium Grid 2"/>
-    <w:lsdException w:unhideWhenUsed="0" w:uiPriority="69" w:semiHidden="0" w:name="Medium Grid 3"/>
-    <w:lsdException w:unhideWhenUsed="0" w:uiPriority="70" w:semiHidden="0" w:name="Dark List"/>
-    <w:lsdException w:unhideWhenUsed="0" w:uiPriority="71" w:semiHidden="0" w:name="Colorful Shading"/>
-    <w:lsdException w:unhideWhenUsed="0" w:uiPriority="72" w:semiHidden="0" w:name="Colorful List"/>
-    <w:lsdException w:unhideWhenUsed="0" w:uiPriority="73" w:semiHidden="0" w:name="Colorful Grid"/>
-    <w:lsdException w:unhideWhenUsed="0" w:uiPriority="60" w:semiHidden="0" w:name="Light Shading Accent 1"/>
-    <w:lsdException w:unhideWhenUsed="0" w:uiPriority="61" w:semiHidden="0" w:name="Light List Accent 1"/>
-    <w:lsdException w:unhideWhenUsed="0" w:uiPriority="62" w:semiHidden="0" w:name="Light Grid Accent 1"/>
-    <w:lsdException w:unhideWhenUsed="0" w:uiPriority="63" w:semiHidden="0" w:name="Medium Shading 1 Accent 1"/>
-    <w:lsdException w:unhideWhenUsed="0" w:uiPriority="64" w:semiHidden="0" w:name="Medium Shading 2 Accent 1"/>
-    <w:lsdException w:unhideWhenUsed="0" w:uiPriority="65" w:semiHidden="0" w:name="Medium List 1 Accent 1"/>
-    <w:lsdException w:unhideWhenUsed="0" w:uiPriority="66" w:semiHidden="0" w:name="Medium List 2 Accent 1"/>
-    <w:lsdException w:unhideWhenUsed="0" w:uiPriority="67" w:semiHidden="0" w:name="Medium Grid 1 Accent 1"/>
-    <w:lsdException w:unhideWhenUsed="0" w:uiPriority="68" w:semiHidden="0" w:name="Medium Grid 2 Accent 1"/>
-    <w:lsdException w:unhideWhenUsed="0" w:uiPriority="69" w:semiHidden="0" w:name="Medium Grid 3 Accent 1"/>
-    <w:lsdException w:unhideWhenUsed="0" w:uiPriority="70" w:semiHidden="0" w:name="Dark List Accent 1"/>
-    <w:lsdException w:unhideWhenUsed="0" w:uiPriority="71" w:semiHidden="0" w:name="Colorful Shading Accent 1"/>
-    <w:lsdException w:unhideWhenUsed="0" w:uiPriority="72" w:semiHidden="0" w:name="Colorful List Accent 1"/>
-    <w:lsdException w:unhideWhenUsed="0" w:uiPriority="73" w:semiHidden="0" w:name="Colorful Grid Accent 1"/>
-    <w:lsdException w:unhideWhenUsed="0" w:uiPriority="60" w:semiHidden="0" w:name="Light Shading Accent 2"/>
-    <w:lsdException w:unhideWhenUsed="0" w:uiPriority="61" w:semiHidden="0" w:name="Light List Accent 2"/>
-    <w:lsdException w:unhideWhenUsed="0" w:uiPriority="62" w:semiHidden="0" w:name="Light Grid Accent 2"/>
-    <w:lsdException w:unhideWhenUsed="0" w:uiPriority="63" w:semiHidden="0" w:name="Medium Shading 1 Accent 2"/>
-    <w:lsdException w:unhideWhenUsed="0" w:uiPriority="64" w:semiHidden="0" w:name="Medium Shading 2 Accent 2"/>
-    <w:lsdException w:unhideWhenUsed="0" w:uiPriority="65" w:semiHidden="0" w:name="Medium List 1 Accent 2"/>
-    <w:lsdException w:unhideWhenUsed="0" w:uiPriority="66" w:semiHidden="0" w:name="Medium List 2 Accent 2"/>
-    <w:lsdException w:unhideWhenUsed="0" w:uiPriority="67" w:semiHidden="0" w:name="Medium Grid 1 Accent 2"/>
-    <w:lsdException w:unhideWhenUsed="0" w:uiPriority="68" w:semiHidden="0" w:name="Medium Grid 2 Accent 2"/>
-    <w:lsdException w:unhideWhenUsed="0" w:uiPriority="69" w:semiHidden="0" w:name="Medium Grid 3 Accent 2"/>
-    <w:lsdException w:unhideWhenUsed="0" w:uiPriority="70" w:semiHidden="0" w:name="Dark List Accent 2"/>
-    <w:lsdException w:unhideWhenUsed="0" w:uiPriority="71" w:semiHidden="0" w:name="Colorful Shading Accent 2"/>
-    <w:lsdException w:unhideWhenUsed="0" w:uiPriority="72" w:semiHidden="0" w:name="Colorful List Accent 2"/>
-    <w:lsdException w:unhideWhenUsed="0" w:uiPriority="73" w:semiHidden="0" w:name="Colorful Grid Accent 2"/>
-    <w:lsdException w:unhideWhenUsed="0" w:uiPriority="60" w:semiHidden="0" w:name="Light Shading Accent 3"/>
-    <w:lsdException w:unhideWhenUsed="0" w:uiPriority="61" w:semiHidden="0" w:name="Light List Accent 3"/>
-    <w:lsdException w:unhideWhenUsed="0" w:uiPriority="62" w:semiHidden="0" w:name="Light Grid Accent 3"/>
-    <w:lsdException w:unhideWhenUsed="0" w:uiPriority="63" w:semiHidden="0" w:name="Medium Shading 1 Accent 3"/>
-    <w:lsdException w:unhideWhenUsed="0" w:uiPriority="64" w:semiHidden="0" w:name="Medium Shading 2 Accent 3"/>
-    <w:lsdException w:unhideWhenUsed="0" w:uiPriority="65" w:semiHidden="0" w:name="Medium List 1 Accent 3"/>
-    <w:lsdException w:unhideWhenUsed="0" w:uiPriority="66" w:semiHidden="0" w:name="Medium List 2 Accent 3"/>
-    <w:lsdException w:unhideWhenUsed="0" w:uiPriority="67" w:semiHidden="0" w:name="Medium Grid 1 Accent 3"/>
-    <w:lsdException w:unhideWhenUsed="0" w:uiPriority="68" w:semiHidden="0" w:name="Medium Grid 2 Accent 3"/>
-    <w:lsdException w:unhideWhenUsed="0" w:uiPriority="69" w:semiHidden="0" w:name="Medium Grid 3 Accent 3"/>
-    <w:lsdException w:unhideWhenUsed="0" w:uiPriority="70" w:semiHidden="0" w:name="Dark List Accent 3"/>
-    <w:lsdException w:unhideWhenUsed="0" w:uiPriority="71" w:semiHidden="0" w:name="Colorful Shading Accent 3"/>
-    <w:lsdException w:unhideWhenUsed="0" w:uiPriority="72" w:semiHidden="0" w:name="Colorful List Accent 3"/>
-    <w:lsdException w:unhideWhenUsed="0" w:uiPriority="73" w:semiHidden="0" w:name="Colorful Grid Accent 3"/>
-    <w:lsdException w:unhideWhenUsed="0" w:uiPriority="60" w:semiHidden="0" w:name="Light Shading Accent 4"/>
-    <w:lsdException w:unhideWhenUsed="0" w:uiPriority="61" w:semiHidden="0" w:name="Light List Accent 4"/>
-    <w:lsdException w:unhideWhenUsed="0" w:uiPriority="62" w:semiHidden="0" w:name="Light Grid Accent 4"/>
-    <w:lsdException w:unhideWhenUsed="0" w:uiPriority="63" w:semiHidden="0" w:name="Medium Shading 1 Accent 4"/>
-    <w:lsdException w:unhideWhenUsed="0" w:uiPriority="64" w:semiHidden="0" w:name="Medium Shading 2 Accent 4"/>
-    <w:lsdException w:unhideWhenUsed="0" w:uiPriority="65" w:semiHidden="0" w:name="Medium List 1 Accent 4"/>
-    <w:lsdException w:unhideWhenUsed="0" w:uiPriority="66" w:semiHidden="0" w:name="Medium List 2 Accent 4"/>
-    <w:lsdException w:unhideWhenUsed="0" w:uiPriority="67" w:semiHidden="0" w:name="Medium Grid 1 Accent 4"/>
-    <w:lsdException w:unhideWhenUsed="0" w:uiPriority="68" w:semiHidden="0" w:name="Medium Grid 2 Accent 4"/>
-    <w:lsdException w:unhideWhenUsed="0" w:uiPriority="69" w:semiHidden="0" w:name="Medium Grid 3 Accent 4"/>
-    <w:lsdException w:unhideWhenUsed="0" w:uiPriority="70" w:semiHidden="0" w:name="Dark List Accent 4"/>
-    <w:lsdException w:unhideWhenUsed="0" w:uiPriority="71" w:semiHidden="0" w:name="Colorful Shading Accent 4"/>
-    <w:lsdException w:unhideWhenUsed="0" w:uiPriority="72" w:semiHidden="0" w:name="Colorful List Accent 4"/>
-    <w:lsdException w:unhideWhenUsed="0" w:uiPriority="73" w:semiHidden="0" w:name="Colorful Grid Accent 4"/>
-    <w:lsdException w:unhideWhenUsed="0" w:uiPriority="60" w:semiHidden="0" w:name="Light Shading Accent 5"/>
-    <w:lsdException w:unhideWhenUsed="0" w:uiPriority="61" w:semiHidden="0" w:name="Light List Accent 5"/>
-    <w:lsdException w:unhideWhenUsed="0" w:uiPriority="62" w:semiHidden="0" w:name="Light Grid Accent 5"/>
-    <w:lsdException w:unhideWhenUsed="0" w:uiPriority="63" w:semiHidden="0" w:name="Medium Shading 1 Accent 5"/>
-    <w:lsdException w:unhideWhenUsed="0" w:uiPriority="64" w:semiHidden="0" w:name="Medium Shading 2 Accent 5"/>
-    <w:lsdException w:unhideWhenUsed="0" w:uiPriority="65" w:semiHidden="0" w:name="Medium List 1 Accent 5"/>
-    <w:lsdException w:unhideWhenUsed="0" w:uiPriority="66" w:semiHidden="0" w:name="Medium List 2 Accent 5"/>
-    <w:lsdException w:unhideWhenUsed="0" w:uiPriority="67" w:semiHidden="0" w:name="Medium Grid 1 Accent 5"/>
-    <w:lsdException w:unhideWhenUsed="0" w:uiPriority="68" w:semiHidden="0" w:name="Medium Grid 2 Accent 5"/>
-    <w:lsdException w:unhideWhenUsed="0" w:uiPriority="69" w:semiHidden="0" w:name="Medium Grid 3 Accent 5"/>
-    <w:lsdException w:unhideWhenUsed="0" w:uiPriority="70" w:semiHidden="0" w:name="Dark List Accent 5"/>
-    <w:lsdException w:unhideWhenUsed="0" w:uiPriority="71" w:semiHidden="0" w:name="Colorful Shading Accent 5"/>
-    <w:lsdException w:unhideWhenUsed="0" w:uiPriority="72" w:semiHidden="0" w:name="Colorful List Accent 5"/>
-    <w:lsdException w:unhideWhenUsed="0" w:uiPriority="73" w:semiHidden="0" w:name="Colorful Grid Accent 5"/>
-    <w:lsdException w:unhideWhenUsed="0" w:uiPriority="60" w:semiHidden="0" w:name="Light Shading Accent 6"/>
-    <w:lsdException w:unhideWhenUsed="0" w:uiPriority="61" w:semiHidden="0" w:name="Light List Accent 6"/>
-    <w:lsdException w:unhideWhenUsed="0" w:uiPriority="62" w:semiHidden="0" w:name="Light Grid Accent 6"/>
-    <w:lsdException w:unhideWhenUsed="0" w:uiPriority="63" w:semiHidden="0" w:name="Medium Shading 1 Accent 6"/>
-    <w:lsdException w:unhideWhenUsed="0" w:uiPriority="64" w:semiHidden="0" w:name="Medium Shading 2 Accent 6"/>
-    <w:lsdException w:unhideWhenUsed="0" w:uiPriority="65" w:semiHidden="0" w:name="Medium List 1 Accent 6"/>
-    <w:lsdException w:unhideWhenUsed="0" w:uiPriority="66" w:semiHidden="0" w:name="Medium List 2 Accent 6"/>
-    <w:lsdException w:unhideWhenUsed="0" w:uiPriority="67" w:semiHidden="0" w:name="Medium Grid 1 Accent 6"/>
-    <w:lsdException w:unhideWhenUsed="0" w:uiPriority="68" w:semiHidden="0" w:name="Medium Grid 2 Accent 6"/>
-    <w:lsdException w:unhideWhenUsed="0" w:uiPriority="69" w:semiHidden="0" w:name="Medium Grid 3 Accent 6"/>
-    <w:lsdException w:unhideWhenUsed="0" w:uiPriority="70" w:semiHidden="0" w:name="Dark List Accent 6"/>
-    <w:lsdException w:unhideWhenUsed="0" w:uiPriority="71" w:semiHidden="0" w:name="Colorful Shading Accent 6"/>
-    <w:lsdException w:unhideWhenUsed="0" w:uiPriority="72" w:semiHidden="0" w:name="Colorful List Accent 6"/>
-    <w:lsdException w:unhideWhenUsed="0" w:uiPriority="73" w:semiHidden="0" w:name="Colorful Grid Accent 6"/>
+  <w:latentStyles w:defLockedState="0" w:defUIPriority="99" w:defSemiHidden="1" w:defUnhideWhenUsed="1" w:defQFormat="0" w:count="260">
+    <w:lsdException w:name="Normal" w:semiHidden="0" w:uiPriority="0" w:unhideWhenUsed="0" w:qFormat="1"/>
+    <w:lsdException w:name="heading 1" w:semiHidden="0" w:uiPriority="0" w:unhideWhenUsed="0" w:qFormat="1"/>
+    <w:lsdException w:name="heading 2" w:semiHidden="0" w:uiPriority="0" w:qFormat="1"/>
+    <w:lsdException w:name="heading 3" w:uiPriority="0" w:qFormat="1"/>
+    <w:lsdException w:name="heading 4" w:semiHidden="0" w:uiPriority="0" w:qFormat="1"/>
+    <w:lsdException w:name="heading 5" w:uiPriority="0" w:qFormat="1"/>
+    <w:lsdException w:name="heading 6" w:uiPriority="0" w:qFormat="1"/>
+    <w:lsdException w:name="heading 7" w:uiPriority="0" w:qFormat="1"/>
+    <w:lsdException w:name="heading 8" w:uiPriority="0" w:qFormat="1"/>
+    <w:lsdException w:name="heading 9" w:uiPriority="0" w:qFormat="1"/>
+    <w:lsdException w:name="index 1" w:semiHidden="0" w:uiPriority="0" w:unhideWhenUsed="0"/>
+    <w:lsdException w:name="index 2" w:semiHidden="0" w:uiPriority="0" w:unhideWhenUsed="0"/>
+    <w:lsdException w:name="index 3" w:semiHidden="0" w:uiPriority="0" w:unhideWhenUsed="0"/>
+    <w:lsdException w:name="index 4" w:semiHidden="0" w:uiPriority="0" w:unhideWhenUsed="0"/>
+    <w:lsdException w:name="index 5" w:semiHidden="0" w:uiPriority="0" w:unhideWhenUsed="0"/>
+    <w:lsdException w:name="index 6" w:semiHidden="0" w:uiPriority="0" w:unhideWhenUsed="0"/>
+    <w:lsdException w:name="index 7" w:semiHidden="0" w:uiPriority="0" w:unhideWhenUsed="0"/>
+    <w:lsdException w:name="index 8" w:semiHidden="0" w:uiPriority="0" w:unhideWhenUsed="0"/>
+    <w:lsdException w:name="index 9" w:semiHidden="0" w:uiPriority="0" w:unhideWhenUsed="0"/>
+    <w:lsdException w:name="toc 1" w:semiHidden="0" w:uiPriority="0" w:unhideWhenUsed="0" w:qFormat="1"/>
+    <w:lsdException w:name="toc 2" w:semiHidden="0" w:uiPriority="0" w:unhideWhenUsed="0" w:qFormat="1"/>
+    <w:lsdException w:name="toc 3" w:semiHidden="0" w:uiPriority="0" w:unhideWhenUsed="0" w:qFormat="1"/>
+    <w:lsdException w:name="toc 4" w:semiHidden="0" w:uiPriority="0" w:unhideWhenUsed="0"/>
+    <w:lsdException w:name="toc 5" w:semiHidden="0" w:uiPriority="0" w:unhideWhenUsed="0"/>
+    <w:lsdException w:name="toc 6" w:semiHidden="0" w:uiPriority="0" w:unhideWhenUsed="0"/>
+    <w:lsdException w:name="toc 7" w:semiHidden="0" w:uiPriority="0" w:unhideWhenUsed="0"/>
+    <w:lsdException w:name="toc 8" w:semiHidden="0" w:uiPriority="0" w:unhideWhenUsed="0"/>
+    <w:lsdException w:name="toc 9" w:semiHidden="0" w:uiPriority="0" w:unhideWhenUsed="0"/>
+    <w:lsdException w:name="Normal Indent" w:semiHidden="0" w:uiPriority="0" w:unhideWhenUsed="0"/>
+    <w:lsdException w:name="footnote text" w:semiHidden="0" w:uiPriority="0" w:unhideWhenUsed="0"/>
+    <w:lsdException w:name="annotation text" w:semiHidden="0" w:uiPriority="0" w:unhideWhenUsed="0" w:qFormat="1"/>
+    <w:lsdException w:name="header" w:semiHidden="0" w:uiPriority="0" w:unhideWhenUsed="0" w:qFormat="1"/>
+    <w:lsdException w:name="footer" w:semiHidden="0" w:uiPriority="0" w:unhideWhenUsed="0" w:qFormat="1"/>
+    <w:lsdException w:name="index heading" w:semiHidden="0" w:uiPriority="0" w:unhideWhenUsed="0"/>
+    <w:lsdException w:name="caption" w:uiPriority="0" w:qFormat="1"/>
+    <w:lsdException w:name="table of figures" w:semiHidden="0" w:uiPriority="0" w:unhideWhenUsed="0"/>
+    <w:lsdException w:name="envelope address" w:semiHidden="0" w:uiPriority="0" w:unhideWhenUsed="0"/>
+    <w:lsdException w:name="envelope return" w:semiHidden="0" w:uiPriority="0" w:unhideWhenUsed="0"/>
+    <w:lsdException w:name="footnote reference" w:semiHidden="0" w:uiPriority="0" w:unhideWhenUsed="0"/>
+    <w:lsdException w:name="annotation reference" w:semiHidden="0" w:uiPriority="0" w:unhideWhenUsed="0"/>
+    <w:lsdException w:name="line number" w:semiHidden="0" w:uiPriority="0" w:unhideWhenUsed="0"/>
+    <w:lsdException w:name="page number" w:semiHidden="0" w:uiPriority="0" w:unhideWhenUsed="0"/>
+    <w:lsdException w:name="endnote reference" w:semiHidden="0" w:uiPriority="0" w:unhideWhenUsed="0"/>
+    <w:lsdException w:name="endnote text" w:semiHidden="0" w:uiPriority="0" w:unhideWhenUsed="0"/>
+    <w:lsdException w:name="table of authorities" w:semiHidden="0" w:uiPriority="0" w:unhideWhenUsed="0"/>
+    <w:lsdException w:name="macro" w:semiHidden="0" w:uiPriority="0" w:unhideWhenUsed="0"/>
+    <w:lsdException w:name="toa heading" w:semiHidden="0" w:uiPriority="0" w:unhideWhenUsed="0"/>
+    <w:lsdException w:name="List" w:semiHidden="0" w:uiPriority="0" w:unhideWhenUsed="0"/>
+    <w:lsdException w:name="List Bullet" w:semiHidden="0" w:uiPriority="0" w:unhideWhenUsed="0"/>
+    <w:lsdException w:name="List Number" w:semiHidden="0" w:uiPriority="0" w:unhideWhenUsed="0"/>
+    <w:lsdException w:name="List 2" w:semiHidden="0" w:uiPriority="0" w:unhideWhenUsed="0"/>
+    <w:lsdException w:name="List 3" w:semiHidden="0" w:uiPriority="0" w:unhideWhenUsed="0"/>
+    <w:lsdException w:name="List 4" w:semiHidden="0" w:uiPriority="0" w:unhideWhenUsed="0"/>
+    <w:lsdException w:name="List 5" w:semiHidden="0" w:uiPriority="0" w:unhideWhenUsed="0"/>
+    <w:lsdException w:name="List Bullet 2" w:semiHidden="0" w:uiPriority="0" w:unhideWhenUsed="0"/>
+    <w:lsdException w:name="List Bullet 3" w:semiHidden="0" w:uiPriority="0" w:unhideWhenUsed="0"/>
+    <w:lsdException w:name="List Bullet 4" w:semiHidden="0" w:uiPriority="0" w:unhideWhenUsed="0"/>
+    <w:lsdException w:name="List Bullet 5" w:semiHidden="0" w:uiPriority="0" w:unhideWhenUsed="0"/>
+    <w:lsdException w:name="List Number 2" w:semiHidden="0" w:uiPriority="0" w:unhideWhenUsed="0"/>
+    <w:lsdException w:name="List Number 3" w:semiHidden="0" w:uiPriority="0" w:unhideWhenUsed="0"/>
+    <w:lsdException w:name="List Number 4" w:semiHidden="0" w:uiPriority="0" w:unhideWhenUsed="0"/>
+    <w:lsdException w:name="List Number 5" w:semiHidden="0" w:uiPriority="0" w:unhideWhenUsed="0"/>
+    <w:lsdException w:name="Title" w:semiHidden="0" w:uiPriority="0" w:unhideWhenUsed="0" w:qFormat="1"/>
+    <w:lsdException w:name="Closing" w:semiHidden="0" w:uiPriority="0" w:unhideWhenUsed="0"/>
+    <w:lsdException w:name="Signature" w:semiHidden="0" w:uiPriority="0" w:unhideWhenUsed="0"/>
+    <w:lsdException w:name="Default Paragraph Font" w:uiPriority="0" w:unhideWhenUsed="0" w:qFormat="1"/>
+    <w:lsdException w:name="Body Text" w:uiPriority="0" w:unhideWhenUsed="0" w:qFormat="1"/>
+    <w:lsdException w:name="Body Text Indent" w:semiHidden="0" w:uiPriority="0" w:unhideWhenUsed="0"/>
+    <w:lsdException w:name="List Continue" w:semiHidden="0" w:uiPriority="0" w:unhideWhenUsed="0"/>
+    <w:lsdException w:name="List Continue 2" w:semiHidden="0" w:uiPriority="0" w:unhideWhenUsed="0"/>
+    <w:lsdException w:name="List Continue 3" w:semiHidden="0" w:uiPriority="0" w:unhideWhenUsed="0"/>
+    <w:lsdException w:name="List Continue 4" w:semiHidden="0" w:uiPriority="0" w:unhideWhenUsed="0"/>
+    <w:lsdException w:name="List Continue 5" w:semiHidden="0" w:uiPriority="0" w:unhideWhenUsed="0"/>
+    <w:lsdException w:name="Message Header" w:semiHidden="0" w:uiPriority="0" w:unhideWhenUsed="0"/>
+    <w:lsdException w:name="Subtitle" w:semiHidden="0" w:uiPriority="0" w:unhideWhenUsed="0" w:qFormat="1"/>
+    <w:lsdException w:name="Salutation" w:semiHidden="0" w:uiPriority="0" w:unhideWhenUsed="0"/>
+    <w:lsdException w:name="Date" w:semiHidden="0" w:uiPriority="0" w:unhideWhenUsed="0"/>
+    <w:lsdException w:name="Body Text First Indent" w:semiHidden="0" w:uiPriority="0" w:unhideWhenUsed="0"/>
+    <w:lsdException w:name="Body Text First Indent 2" w:semiHidden="0" w:uiPriority="0" w:unhideWhenUsed="0"/>
+    <w:lsdException w:name="Body Text 2" w:semiHidden="0" w:uiPriority="0" w:unhideWhenUsed="0"/>
+    <w:lsdException w:name="Body Text 3" w:semiHidden="0" w:uiPriority="0" w:unhideWhenUsed="0"/>
+    <w:lsdException w:name="Body Text Indent 2" w:semiHidden="0" w:uiPriority="0" w:unhideWhenUsed="0"/>
+    <w:lsdException w:name="Body Text Indent 3" w:semiHidden="0" w:uiPriority="0" w:unhideWhenUsed="0"/>
+    <w:lsdException w:name="Block Text" w:semiHidden="0" w:uiPriority="0" w:unhideWhenUsed="0"/>
+    <w:lsdException w:name="Hyperlink" w:semiHidden="0" w:uiPriority="0" w:unhideWhenUsed="0"/>
+    <w:lsdException w:name="FollowedHyperlink" w:semiHidden="0" w:uiPriority="0" w:unhideWhenUsed="0"/>
+    <w:lsdException w:name="Strong" w:semiHidden="0" w:uiPriority="0" w:unhideWhenUsed="0" w:qFormat="1"/>
+    <w:lsdException w:name="Emphasis" w:semiHidden="0" w:uiPriority="0" w:unhideWhenUsed="0" w:qFormat="1"/>
+    <w:lsdException w:name="Document Map" w:semiHidden="0" w:uiPriority="0" w:unhideWhenUsed="0"/>
+    <w:lsdException w:name="Plain Text" w:semiHidden="0" w:uiPriority="0" w:unhideWhenUsed="0"/>
+    <w:lsdException w:name="E-mail Signature" w:semiHidden="0" w:uiPriority="0" w:unhideWhenUsed="0"/>
+    <w:lsdException w:name="Normal (Web)" w:semiHidden="0" w:uiPriority="0" w:unhideWhenUsed="0" w:qFormat="1"/>
+    <w:lsdException w:name="HTML Acronym" w:semiHidden="0" w:uiPriority="0" w:unhideWhenUsed="0"/>
+    <w:lsdException w:name="HTML Address" w:semiHidden="0" w:uiPriority="0" w:unhideWhenUsed="0"/>
+    <w:lsdException w:name="HTML Cite" w:semiHidden="0" w:uiPriority="0" w:unhideWhenUsed="0"/>
+    <w:lsdException w:name="HTML Code" w:semiHidden="0" w:uiPriority="0" w:unhideWhenUsed="0"/>
+    <w:lsdException w:name="HTML Definition" w:semiHidden="0" w:uiPriority="0" w:unhideWhenUsed="0"/>
+    <w:lsdException w:name="HTML Keyboard" w:semiHidden="0" w:uiPriority="0" w:unhideWhenUsed="0"/>
+    <w:lsdException w:name="HTML Preformatted" w:semiHidden="0" w:uiPriority="0" w:unhideWhenUsed="0"/>
+    <w:lsdException w:name="HTML Sample" w:semiHidden="0" w:uiPriority="0" w:unhideWhenUsed="0"/>
+    <w:lsdException w:name="HTML Typewriter" w:semiHidden="0" w:uiPriority="0" w:unhideWhenUsed="0"/>
+    <w:lsdException w:name="HTML Variable" w:semiHidden="0" w:uiPriority="0" w:unhideWhenUsed="0"/>
+    <w:lsdException w:name="Normal Table" w:uiPriority="0" w:unhideWhenUsed="0" w:qFormat="1"/>
+    <w:lsdException w:name="annotation subject" w:semiHidden="0" w:uiPriority="0" w:unhideWhenUsed="0"/>
+    <w:lsdException w:name="Table Simple 1" w:semiHidden="0" w:uiPriority="0" w:unhideWhenUsed="0"/>
+    <w:lsdException w:name="Table Simple 2" w:semiHidden="0" w:uiPriority="0" w:unhideWhenUsed="0"/>
+    <w:lsdException w:name="Table Simple 3" w:semiHidden="0" w:uiPriority="0" w:unhideWhenUsed="0"/>
+    <w:lsdException w:name="Table Classic 1" w:semiHidden="0" w:uiPriority="0" w:unhideWhenUsed="0"/>
+    <w:lsdException w:name="Table Classic 2" w:semiHidden="0" w:uiPriority="0" w:unhideWhenUsed="0"/>
+    <w:lsdException w:name="Table Classic 3" w:semiHidden="0" w:uiPriority="0" w:unhideWhenUsed="0"/>
+    <w:lsdException w:name="Table Classic 4" w:semiHidden="0" w:uiPriority="0" w:unhideWhenUsed="0"/>
+    <w:lsdException w:name="Table Colorful 1" w:semiHidden="0" w:uiPriority="0" w:unhideWhenUsed="0"/>
+    <w:lsdException w:name="Table Colorful 2" w:semiHidden="0" w:uiPriority="0" w:unhideWhenUsed="0"/>
+    <w:lsdException w:name="Table Colorful 3" w:semiHidden="0" w:uiPriority="0" w:unhideWhenUsed="0"/>
+    <w:lsdException w:name="Table Columns 1" w:semiHidden="0" w:uiPriority="0" w:unhideWhenUsed="0"/>
+    <w:lsdException w:name="Table Columns 2" w:semiHidden="0" w:uiPriority="0" w:unhideWhenUsed="0"/>
+    <w:lsdException w:name="Table Columns 3" w:semiHidden="0" w:uiPriority="0" w:unhideWhenUsed="0"/>
+    <w:lsdException w:name="Table Columns 4" w:semiHidden="0" w:uiPriority="0" w:unhideWhenUsed="0"/>
+    <w:lsdException w:name="Table Columns 5" w:semiHidden="0" w:uiPriority="0" w:unhideWhenUsed="0"/>
+    <w:lsdException w:name="Table Grid 1" w:semiHidden="0" w:uiPriority="0" w:unhideWhenUsed="0"/>
+    <w:lsdException w:name="Table Grid 2" w:semiHidden="0" w:uiPriority="0" w:unhideWhenUsed="0"/>
+    <w:lsdException w:name="Table Grid 3" w:semiHidden="0" w:uiPriority="0" w:unhideWhenUsed="0"/>
+    <w:lsdException w:name="Table Grid 4" w:semiHidden="0" w:uiPriority="0" w:unhideWhenUsed="0"/>
+    <w:lsdException w:name="Table Grid 5" w:semiHidden="0" w:uiPriority="0" w:unhideWhenUsed="0"/>
+    <w:lsdException w:name="Table Grid 6" w:semiHidden="0" w:uiPriority="0" w:unhideWhenUsed="0"/>
+    <w:lsdException w:name="Table Grid 7" w:semiHidden="0" w:uiPriority="0" w:unhideWhenUsed="0"/>
+    <w:lsdException w:name="Table Grid 8" w:semiHidden="0" w:uiPriority="0" w:unhideWhenUsed="0"/>
+    <w:lsdException w:name="Table List 1" w:semiHidden="0" w:uiPriority="0" w:unhideWhenUsed="0"/>
+    <w:lsdException w:name="Table List 2" w:semiHidden="0" w:uiPriority="0" w:unhideWhenUsed="0"/>
+    <w:lsdException w:name="Table List 3" w:semiHidden="0" w:uiPriority="0" w:unhideWhenUsed="0"/>
+    <w:lsdException w:name="Table List 4" w:semiHidden="0" w:uiPriority="0" w:unhideWhenUsed="0"/>
+    <w:lsdException w:name="Table List 5" w:semiHidden="0" w:uiPriority="0" w:unhideWhenUsed="0"/>
+    <w:lsdException w:name="Table List 6" w:semiHidden="0" w:uiPriority="0" w:unhideWhenUsed="0"/>
+    <w:lsdException w:name="Table List 7" w:semiHidden="0" w:uiPriority="0" w:unhideWhenUsed="0"/>
+    <w:lsdException w:name="Table List 8" w:semiHidden="0" w:uiPriority="0" w:unhideWhenUsed="0"/>
+    <w:lsdException w:name="Table 3D effects 1" w:semiHidden="0" w:uiPriority="0" w:unhideWhenUsed="0"/>
+    <w:lsdException w:name="Table 3D effects 2" w:semiHidden="0" w:uiPriority="0" w:unhideWhenUsed="0"/>
+    <w:lsdException w:name="Table 3D effects 3" w:semiHidden="0" w:uiPriority="0" w:unhideWhenUsed="0"/>
+    <w:lsdException w:name="Table Contemporary" w:semiHidden="0" w:uiPriority="0" w:unhideWhenUsed="0"/>
+    <w:lsdException w:name="Table Elegant" w:semiHidden="0" w:uiPriority="0" w:unhideWhenUsed="0"/>
+    <w:lsdException w:name="Table Professional" w:semiHidden="0" w:uiPriority="0" w:unhideWhenUsed="0"/>
+    <w:lsdException w:name="Table Subtle 1" w:semiHidden="0" w:uiPriority="0" w:unhideWhenUsed="0"/>
+    <w:lsdException w:name="Table Subtle 2" w:semiHidden="0" w:uiPriority="0" w:unhideWhenUsed="0"/>
+    <w:lsdException w:name="Table Web 1" w:semiHidden="0" w:uiPriority="0" w:unhideWhenUsed="0"/>
+    <w:lsdException w:name="Table Web 2" w:semiHidden="0" w:uiPriority="0" w:unhideWhenUsed="0"/>
+    <w:lsdException w:name="Table Web 3" w:semiHidden="0" w:uiPriority="0" w:unhideWhenUsed="0"/>
+    <w:lsdException w:name="Balloon Text" w:semiHidden="0" w:uiPriority="0" w:unhideWhenUsed="0"/>
+    <w:lsdException w:name="Table Grid" w:semiHidden="0" w:uiPriority="0" w:unhideWhenUsed="0" w:qFormat="1"/>
+    <w:lsdException w:name="Table Theme" w:semiHidden="0" w:uiPriority="0" w:unhideWhenUsed="0"/>
+    <w:lsdException w:name="Light Shading" w:semiHidden="0" w:uiPriority="60" w:unhideWhenUsed="0"/>
+    <w:lsdException w:name="Light List" w:semiHidden="0" w:uiPriority="61" w:unhideWhenUsed="0"/>
+    <w:lsdException w:name="Light Grid" w:semiHidden="0" w:uiPriority="62" w:unhideWhenUsed="0"/>
+    <w:lsdException w:name="Medium Shading 1" w:semiHidden="0" w:uiPriority="63" w:unhideWhenUsed="0"/>
+    <w:lsdException w:name="Medium Shading 2" w:semiHidden="0" w:uiPriority="64" w:unhideWhenUsed="0"/>
+    <w:lsdException w:name="Medium List 1" w:semiHidden="0" w:uiPriority="65" w:unhideWhenUsed="0"/>
+    <w:lsdException w:name="Medium List 2" w:semiHidden="0" w:uiPriority="66" w:unhideWhenUsed="0"/>
+    <w:lsdException w:name="Medium Grid 1" w:semiHidden="0" w:uiPriority="67" w:unhideWhenUsed="0"/>
+    <w:lsdException w:name="Medium Grid 2" w:semiHidden="0" w:uiPriority="68" w:unhideWhenUsed="0"/>
+    <w:lsdException w:name="Medium Grid 3" w:semiHidden="0" w:uiPriority="69" w:unhideWhenUsed="0"/>
+    <w:lsdException w:name="Dark List" w:semiHidden="0" w:uiPriority="70" w:unhideWhenUsed="0"/>
+    <w:lsdException w:name="Colorful Shading" w:semiHidden="0" w:uiPriority="71" w:unhideWhenUsed="0"/>
+    <w:lsdException w:name="Colorful List" w:semiHidden="0" w:uiPriority="72" w:unhideWhenUsed="0"/>
+    <w:lsdException w:name="Colorful Grid" w:semiHidden="0" w:uiPriority="73" w:unhideWhenUsed="0"/>
+    <w:lsdException w:name="Light Shading Accent 1" w:semiHidden="0" w:uiPriority="60" w:unhideWhenUsed="0"/>
+    <w:lsdException w:name="Light List Accent 1" w:semiHidden="0" w:uiPriority="61" w:unhideWhenUsed="0"/>
+    <w:lsdException w:name="Light Grid Accent 1" w:semiHidden="0" w:uiPriority="62" w:unhideWhenUsed="0"/>
+    <w:lsdException w:name="Medium Shading 1 Accent 1" w:semiHidden="0" w:uiPriority="63" w:unhideWhenUsed="0"/>
+    <w:lsdException w:name="Medium Shading 2 Accent 1" w:semiHidden="0" w:uiPriority="64" w:unhideWhenUsed="0"/>
+    <w:lsdException w:name="Medium List 1 Accent 1" w:semiHidden="0" w:uiPriority="65" w:unhideWhenUsed="0"/>
+    <w:lsdException w:name="Medium List 2 Accent 1" w:semiHidden="0" w:uiPriority="66" w:unhideWhenUsed="0"/>
+    <w:lsdException w:name="Medium Grid 1 Accent 1" w:semiHidden="0" w:uiPriority="67" w:unhideWhenUsed="0"/>
+    <w:lsdException w:name="Medium Grid 2 Accent 1" w:semiHidden="0" w:uiPriority="68" w:unhideWhenUsed="0"/>
+    <w:lsdException w:name="Medium Grid 3 Accent 1" w:semiHidden="0" w:uiPriority="69" w:unhideWhenUsed="0"/>
+    <w:lsdException w:name="Dark List Accent 1" w:semiHidden="0" w:uiPriority="70" w:unhideWhenUsed="0"/>
+    <w:lsdException w:name="Colorful Shading Accent 1" w:semiHidden="0" w:uiPriority="71" w:unhideWhenUsed="0"/>
+    <w:lsdException w:name="Colorful List Accent 1" w:semiHidden="0" w:uiPriority="72" w:unhideWhenUsed="0"/>
+    <w:lsdException w:name="Colorful Grid Accent 1" w:semiHidden="0" w:uiPriority="73" w:unhideWhenUsed="0"/>
+    <w:lsdException w:name="Light Shading Accent 2" w:semiHidden="0" w:uiPriority="60" w:unhideWhenUsed="0"/>
+    <w:lsdException w:name="Light List Accent 2" w:semiHidden="0" w:uiPriority="61" w:unhideWhenUsed="0"/>
+    <w:lsdException w:name="Light Grid Accent 2" w:semiHidden="0" w:uiPriority="62" w:unhideWhenUsed="0"/>
+    <w:lsdException w:name="Medium Shading 1 Accent 2" w:semiHidden="0" w:uiPriority="63" w:unhideWhenUsed="0"/>
+    <w:lsdException w:name="Medium Shading 2 Accent 2" w:semiHidden="0" w:uiPriority="64" w:unhideWhenUsed="0"/>
+    <w:lsdException w:name="Medium List 1 Accent 2" w:semiHidden="0" w:uiPriority="65" w:unhideWhenUsed="0"/>
+    <w:lsdException w:name="Medium List 2 Accent 2" w:semiHidden="0" w:uiPriority="66" w:unhideWhenUsed="0"/>
+    <w:lsdException w:name="Medium Grid 1 Accent 2" w:semiHidden="0" w:uiPriority="67" w:unhideWhenUsed="0"/>
+    <w:lsdException w:name="Medium Grid 2 Accent 2" w:semiHidden="0" w:uiPriority="68" w:unhideWhenUsed="0"/>
+    <w:lsdException w:name="Medium Grid 3 Accent 2" w:semiHidden="0" w:uiPriority="69" w:unhideWhenUsed="0"/>
+    <w:lsdException w:name="Dark List Accent 2" w:semiHidden="0" w:uiPriority="70" w:unhideWhenUsed="0"/>
+    <w:lsdException w:name="Colorful Shading Accent 2" w:semiHidden="0" w:uiPriority="71" w:unhideWhenUsed="0"/>
+    <w:lsdException w:name="Colorful List Accent 2" w:semiHidden="0" w:uiPriority="72" w:unhideWhenUsed="0"/>
+    <w:lsdException w:name="Colorful Grid Accent 2" w:semiHidden="0" w:uiPriority="73" w:unhideWhenUsed="0"/>
+    <w:lsdException w:name="Light Shading Accent 3" w:semiHidden="0" w:uiPriority="60" w:unhideWhenUsed="0"/>
+    <w:lsdException w:name="Light List Accent 3" w:semiHidden="0" w:uiPriority="61" w:unhideWhenUsed="0"/>
+    <w:lsdException w:name="Light Grid Accent 3" w:semiHidden="0" w:uiPriority="62" w:unhideWhenUsed="0"/>
+    <w:lsdException w:name="Medium Shading 1 Accent 3" w:semiHidden="0" w:uiPriority="63" w:unhideWhenUsed="0"/>
+    <w:lsdException w:name="Medium Shading 2 Accent 3" w:semiHidden="0" w:uiPriority="64" w:unhideWhenUsed="0"/>
+    <w:lsdException w:name="Medium List 1 Accent 3" w:semiHidden="0" w:uiPriority="65" w:unhideWhenUsed="0"/>
+    <w:lsdException w:name="Medium List 2 Accent 3" w:semiHidden="0" w:uiPriority="66" w:unhideWhenUsed="0"/>
+    <w:lsdException w:name="Medium Grid 1 Accent 3" w:semiHidden="0" w:uiPriority="67" w:unhideWhenUsed="0"/>
+    <w:lsdException w:name="Medium Grid 2 Accent 3" w:semiHidden="0" w:uiPriority="68" w:unhideWhenUsed="0"/>
+    <w:lsdException w:name="Medium Grid 3 Accent 3" w:semiHidden="0" w:uiPriority="69" w:unhideWhenUsed="0"/>
+    <w:lsdException w:name="Dark List Accent 3" w:semiHidden="0" w:uiPriority="70" w:unhideWhenUsed="0"/>
+    <w:lsdException w:name="Colorful Shading Accent 3" w:semiHidden="0" w:uiPriority="71" w:unhideWhenUsed="0"/>
+    <w:lsdException w:name="Colorful List Accent 3" w:semiHidden="0" w:uiPriority="72" w:unhideWhenUsed="0"/>
+    <w:lsdException w:name="Colorful Grid Accent 3" w:semiHidden="0" w:uiPriority="73" w:unhideWhenUsed="0"/>
+    <w:lsdException w:name="Light Shading Accent 4" w:semiHidden="0" w:uiPriority="60" w:unhideWhenUsed="0"/>
+    <w:lsdException w:name="Light List Accent 4" w:semiHidden="0" w:uiPriority="61" w:unhideWhenUsed="0"/>
+    <w:lsdException w:name="Light Grid Accent 4" w:semiHidden="0" w:uiPriority="62" w:unhideWhenUsed="0"/>
+    <w:lsdException w:name="Medium Shading 1 Accent 4" w:semiHidden="0" w:uiPriority="63" w:unhideWhenUsed="0"/>
+    <w:lsdException w:name="Medium Shading 2 Accent 4" w:semiHidden="0" w:uiPriority="64" w:unhideWhenUsed="0"/>
+    <w:lsdException w:name="Medium List 1 Accent 4" w:semiHidden="0" w:uiPriority="65" w:unhideWhenUsed="0"/>
+    <w:lsdException w:name="Medium List 2 Accent 4" w:semiHidden="0" w:uiPriority="66" w:unhideWhenUsed="0"/>
+    <w:lsdException w:name="Medium Grid 1 Accent 4" w:semiHidden="0" w:uiPriority="67" w:unhideWhenUsed="0"/>
+    <w:lsdException w:name="Medium Grid 2 Accent 4" w:semiHidden="0" w:uiPriority="68" w:unhideWhenUsed="0"/>
+    <w:lsdException w:name="Medium Grid 3 Accent 4" w:semiHidden="0" w:uiPriority="69" w:unhideWhenUsed="0"/>
+    <w:lsdException w:name="Dark List Accent 4" w:semiHidden="0" w:uiPriority="70" w:unhideWhenUsed="0"/>
+    <w:lsdException w:name="Colorful Shading Accent 4" w:semiHidden="0" w:uiPriority="71" w:unhideWhenUsed="0"/>
+    <w:lsdException w:name="Colorful List Accent 4" w:semiHidden="0" w:uiPriority="72" w:unhideWhenUsed="0"/>
+    <w:lsdException w:name="Colorful Grid Accent 4" w:semiHidden="0" w:uiPriority="73" w:unhideWhenUsed="0"/>
+    <w:lsdException w:name="Light Shading Accent 5" w:semiHidden="0" w:uiPriority="60" w:unhideWhenUsed="0"/>
+    <w:lsdException w:name="Light List Accent 5" w:semiHidden="0" w:uiPriority="61" w:unhideWhenUsed="0"/>
+    <w:lsdException w:name="Light Grid Accent 5" w:semiHidden="0" w:uiPriority="62" w:unhideWhenUsed="0"/>
+    <w:lsdException w:name="Medium Shading 1 Accent 5" w:semiHidden="0" w:uiPriority="63" w:unhideWhenUsed="0"/>
+    <w:lsdException w:name="Medium Shading 2 Accent 5" w:semiHidden="0" w:uiPriority="64" w:unhideWhenUsed="0"/>
+    <w:lsdException w:name="Medium List 1 Accent 5" w:semiHidden="0" w:uiPriority="65" w:unhideWhenUsed="0"/>
+    <w:lsdException w:name="Medium List 2 Accent 5" w:semiHidden="0" w:uiPriority="66" w:unhideWhenUsed="0"/>
+    <w:lsdException w:name="Medium Grid 1 Accent 5" w:semiHidden="0" w:uiPriority="67" w:unhideWhenUsed="0"/>
+    <w:lsdException w:name="Medium Grid 2 Accent 5" w:semiHidden="0" w:uiPriority="68" w:unhideWhenUsed="0"/>
+    <w:lsdException w:name="Medium Grid 3 Accent 5" w:semiHidden="0" w:uiPriority="69" w:unhideWhenUsed="0"/>
+    <w:lsdException w:name="Dark List Accent 5" w:semiHidden="0" w:uiPriority="70" w:unhideWhenUsed="0"/>
+    <w:lsdException w:name="Colorful Shading Accent 5" w:semiHidden="0" w:uiPriority="71" w:unhideWhenUsed="0"/>
+    <w:lsdException w:name="Colorful List Accent 5" w:semiHidden="0" w:uiPriority="72" w:unhideWhenUsed="0"/>
+    <w:lsdException w:name="Colorful Grid Accent 5" w:semiHidden="0" w:uiPriority="73" w:unhideWhenUsed="0"/>
+    <w:lsdException w:name="Light Shading Accent 6" w:semiHidden="0" w:uiPriority="60" w:unhideWhenUsed="0"/>
+    <w:lsdException w:name="Light List Accent 6" w:semiHidden="0" w:uiPriority="61" w:unhideWhenUsed="0"/>
+    <w:lsdException w:name="Light Grid Accent 6" w:semiHidden="0" w:uiPriority="62" w:unhideWhenUsed="0"/>
+    <w:lsdException w:name="Medium Shading 1 Accent 6" w:semiHidden="0" w:uiPriority="63" w:unhideWhenUsed="0"/>
+    <w:lsdException w:name="Medium Shading 2 Accent 6" w:semiHidden="0" w:uiPriority="64" w:unhideWhenUsed="0"/>
+    <w:lsdException w:name="Medium List 1 Accent 6" w:semiHidden="0" w:uiPriority="65" w:unhideWhenUsed="0"/>
+    <w:lsdException w:name="Medium List 2 Accent 6" w:semiHidden="0" w:uiPriority="66" w:unhideWhenUsed="0"/>
+    <w:lsdException w:name="Medium Grid 1 Accent 6" w:semiHidden="0" w:uiPriority="67" w:unhideWhenUsed="0"/>
+    <w:lsdException w:name="Medium Grid 2 Accent 6" w:semiHidden="0" w:uiPriority="68" w:unhideWhenUsed="0"/>
+    <w:lsdException w:name="Medium Grid 3 Accent 6" w:semiHidden="0" w:uiPriority="69" w:unhideWhenUsed="0"/>
+    <w:lsdException w:name="Dark List Accent 6" w:semiHidden="0" w:uiPriority="70" w:unhideWhenUsed="0"/>
+    <w:lsdException w:name="Colorful Shading Accent 6" w:semiHidden="0" w:uiPriority="71" w:unhideWhenUsed="0"/>
+    <w:lsdException w:name="Colorful List Accent 6" w:semiHidden="0" w:uiPriority="72" w:unhideWhenUsed="0"/>
+    <w:lsdException w:name="Colorful Grid Accent 6" w:semiHidden="0" w:uiPriority="73" w:unhideWhenUsed="0"/>
   </w:latentStyles>
-  <w:style w:type="paragraph" w:default="1" w:styleId="1">
+  <w:style w:type="paragraph" w:default="1" w:styleId="Normal">
     <w:name w:val="Normal"/>
     <w:qFormat/>
-    <w:uiPriority w:val="0"/>
     <w:pPr>
       <w:kinsoku w:val="0"/>
       <w:autoSpaceDE w:val="0"/>
@@ -6594,7 +6510,7 @@
       <w:textAlignment w:val="baseline"/>
     </w:pPr>
     <w:rPr>
-      <w:rFonts w:ascii="Arial" w:hAnsi="Arial" w:eastAsia="宋体" w:cs="Arial"/>
+      <w:rFonts w:ascii="Arial" w:eastAsia="宋体" w:hAnsi="Arial" w:cs="Arial"/>
       <w:snapToGrid w:val="0"/>
       <w:color w:val="000000"/>
       <w:kern w:val="0"/>
@@ -6603,12 +6519,11 @@
       <w:lang w:val="en-US" w:eastAsia="en-US" w:bidi="ar-SA"/>
     </w:rPr>
   </w:style>
-  <w:style w:type="paragraph" w:styleId="2">
+  <w:style w:type="paragraph" w:styleId="Heading1">
     <w:name w:val="heading 1"/>
-    <w:basedOn w:val="1"/>
-    <w:next w:val="1"/>
+    <w:basedOn w:val="Normal"/>
+    <w:next w:val="Normal"/>
     <w:qFormat/>
-    <w:uiPriority w:val="0"/>
     <w:pPr>
       <w:keepNext/>
       <w:keepLines/>
@@ -6626,13 +6541,12 @@
       <w:sz w:val="44"/>
     </w:rPr>
   </w:style>
-  <w:style w:type="paragraph" w:styleId="3">
+  <w:style w:type="paragraph" w:styleId="Heading2">
     <w:name w:val="heading 2"/>
-    <w:basedOn w:val="1"/>
-    <w:next w:val="1"/>
+    <w:basedOn w:val="Normal"/>
+    <w:next w:val="Normal"/>
     <w:unhideWhenUsed/>
     <w:qFormat/>
-    <w:uiPriority w:val="0"/>
     <w:pPr>
       <w:keepNext/>
       <w:keepLines/>
@@ -6645,19 +6559,18 @@
       <w:outlineLvl w:val="1"/>
     </w:pPr>
     <w:rPr>
-      <w:rFonts w:ascii="Arial" w:hAnsi="Arial" w:eastAsia="黑体"/>
+      <w:rFonts w:ascii="Arial" w:eastAsia="黑体" w:hAnsi="Arial"/>
       <w:b/>
       <w:sz w:val="32"/>
     </w:rPr>
   </w:style>
-  <w:style w:type="paragraph" w:styleId="4">
+  <w:style w:type="paragraph" w:styleId="Heading3">
     <w:name w:val="heading 3"/>
-    <w:basedOn w:val="1"/>
-    <w:next w:val="1"/>
+    <w:basedOn w:val="Normal"/>
+    <w:next w:val="Normal"/>
     <w:semiHidden/>
     <w:unhideWhenUsed/>
     <w:qFormat/>
-    <w:uiPriority w:val="0"/>
     <w:pPr>
       <w:keepNext/>
       <w:keepLines/>
@@ -6674,13 +6587,12 @@
       <w:sz w:val="32"/>
     </w:rPr>
   </w:style>
-  <w:style w:type="paragraph" w:styleId="5">
+  <w:style w:type="paragraph" w:styleId="Heading4">
     <w:name w:val="heading 4"/>
-    <w:basedOn w:val="1"/>
-    <w:next w:val="1"/>
+    <w:basedOn w:val="Normal"/>
+    <w:next w:val="Normal"/>
     <w:unhideWhenUsed/>
     <w:qFormat/>
-    <w:uiPriority w:val="0"/>
     <w:pPr>
       <w:keepNext/>
       <w:keepLines/>
@@ -6693,19 +6605,18 @@
       <w:outlineLvl w:val="3"/>
     </w:pPr>
     <w:rPr>
-      <w:rFonts w:ascii="Arial" w:hAnsi="Arial" w:eastAsia="黑体"/>
+      <w:rFonts w:ascii="Arial" w:eastAsia="黑体" w:hAnsi="Arial"/>
       <w:b/>
       <w:sz w:val="28"/>
     </w:rPr>
   </w:style>
-  <w:style w:type="paragraph" w:styleId="6">
+  <w:style w:type="paragraph" w:styleId="Heading5">
     <w:name w:val="heading 5"/>
-    <w:basedOn w:val="1"/>
-    <w:next w:val="1"/>
+    <w:basedOn w:val="Normal"/>
+    <w:next w:val="Normal"/>
     <w:semiHidden/>
     <w:unhideWhenUsed/>
     <w:qFormat/>
-    <w:uiPriority w:val="0"/>
     <w:pPr>
       <w:keepNext/>
       <w:keepLines/>
@@ -6722,14 +6633,13 @@
       <w:sz w:val="28"/>
     </w:rPr>
   </w:style>
-  <w:style w:type="paragraph" w:styleId="7">
+  <w:style w:type="paragraph" w:styleId="Heading6">
     <w:name w:val="heading 6"/>
-    <w:basedOn w:val="1"/>
-    <w:next w:val="1"/>
+    <w:basedOn w:val="Normal"/>
+    <w:next w:val="Normal"/>
     <w:semiHidden/>
     <w:unhideWhenUsed/>
     <w:qFormat/>
-    <w:uiPriority w:val="0"/>
     <w:pPr>
       <w:keepNext/>
       <w:keepLines/>
@@ -6742,19 +6652,18 @@
       <w:outlineLvl w:val="5"/>
     </w:pPr>
     <w:rPr>
-      <w:rFonts w:ascii="Arial" w:hAnsi="Arial" w:eastAsia="黑体"/>
+      <w:rFonts w:ascii="Arial" w:eastAsia="黑体" w:hAnsi="Arial"/>
       <w:b/>
       <w:sz w:val="24"/>
     </w:rPr>
   </w:style>
-  <w:style w:type="paragraph" w:styleId="8">
+  <w:style w:type="paragraph" w:styleId="Heading7">
     <w:name w:val="heading 7"/>
-    <w:basedOn w:val="1"/>
-    <w:next w:val="1"/>
+    <w:basedOn w:val="Normal"/>
+    <w:next w:val="Normal"/>
     <w:semiHidden/>
     <w:unhideWhenUsed/>
     <w:qFormat/>
-    <w:uiPriority w:val="0"/>
     <w:pPr>
       <w:keepNext/>
       <w:keepLines/>
@@ -6771,14 +6680,13 @@
       <w:sz w:val="24"/>
     </w:rPr>
   </w:style>
-  <w:style w:type="paragraph" w:styleId="9">
+  <w:style w:type="paragraph" w:styleId="Heading8">
     <w:name w:val="heading 8"/>
-    <w:basedOn w:val="1"/>
-    <w:next w:val="1"/>
+    <w:basedOn w:val="Normal"/>
+    <w:next w:val="Normal"/>
     <w:semiHidden/>
     <w:unhideWhenUsed/>
     <w:qFormat/>
-    <w:uiPriority w:val="0"/>
     <w:pPr>
       <w:keepNext/>
       <w:keepLines/>
@@ -6791,18 +6699,17 @@
       <w:outlineLvl w:val="7"/>
     </w:pPr>
     <w:rPr>
-      <w:rFonts w:ascii="Arial" w:hAnsi="Arial" w:eastAsia="黑体"/>
+      <w:rFonts w:ascii="Arial" w:eastAsia="黑体" w:hAnsi="Arial"/>
       <w:sz w:val="24"/>
     </w:rPr>
   </w:style>
-  <w:style w:type="paragraph" w:styleId="10">
+  <w:style w:type="paragraph" w:styleId="Heading9">
     <w:name w:val="heading 9"/>
-    <w:basedOn w:val="1"/>
-    <w:next w:val="1"/>
+    <w:basedOn w:val="Normal"/>
+    <w:next w:val="Normal"/>
     <w:semiHidden/>
     <w:unhideWhenUsed/>
     <w:qFormat/>
-    <w:uiPriority w:val="0"/>
     <w:pPr>
       <w:keepNext/>
       <w:keepLines/>
@@ -6815,21 +6722,19 @@
       <w:outlineLvl w:val="8"/>
     </w:pPr>
     <w:rPr>
-      <w:rFonts w:ascii="Arial" w:hAnsi="Arial" w:eastAsia="黑体"/>
+      <w:rFonts w:ascii="Arial" w:eastAsia="黑体" w:hAnsi="Arial"/>
       <w:sz w:val="21"/>
     </w:rPr>
   </w:style>
-  <w:style w:type="character" w:default="1" w:styleId="22">
+  <w:style w:type="character" w:default="1" w:styleId="DefaultParagraphFont">
     <w:name w:val="Default Paragraph Font"/>
     <w:semiHidden/>
     <w:qFormat/>
-    <w:uiPriority w:val="0"/>
   </w:style>
-  <w:style w:type="table" w:default="1" w:styleId="20">
+  <w:style w:type="table" w:default="1" w:styleId="TableNormal">
     <w:name w:val="Normal Table"/>
     <w:semiHidden/>
     <w:qFormat/>
-    <w:uiPriority w:val="0"/>
     <w:tblPr>
       <w:tblCellMar>
         <w:top w:w="0" w:type="dxa"/>
@@ -6839,43 +6744,39 @@
       </w:tblCellMar>
     </w:tblPr>
   </w:style>
-  <w:style w:type="paragraph" w:styleId="11">
+  <w:style w:type="paragraph" w:styleId="CommentText">
     <w:name w:val="annotation text"/>
-    <w:basedOn w:val="1"/>
+    <w:basedOn w:val="Normal"/>
     <w:qFormat/>
-    <w:uiPriority w:val="0"/>
     <w:pPr>
       <w:jc w:val="left"/>
     </w:pPr>
   </w:style>
-  <w:style w:type="paragraph" w:styleId="12">
+  <w:style w:type="paragraph" w:styleId="BodyText">
     <w:name w:val="Body Text"/>
-    <w:basedOn w:val="1"/>
+    <w:basedOn w:val="Normal"/>
     <w:semiHidden/>
     <w:qFormat/>
-    <w:uiPriority w:val="0"/>
     <w:rPr>
-      <w:rFonts w:ascii="Arial" w:hAnsi="Arial" w:eastAsia="Arial" w:cs="Arial"/>
+      <w:rFonts w:ascii="Arial" w:eastAsia="Arial" w:hAnsi="Arial" w:cs="Arial"/>
       <w:sz w:val="21"/>
       <w:szCs w:val="21"/>
       <w:lang w:val="en-US" w:eastAsia="en-US" w:bidi="ar-SA"/>
     </w:rPr>
   </w:style>
-  <w:style w:type="paragraph" w:styleId="13">
+  <w:style w:type="paragraph" w:styleId="TOC3">
     <w:name w:val="toc 3"/>
-    <w:basedOn w:val="1"/>
-    <w:next w:val="1"/>
+    <w:basedOn w:val="Normal"/>
+    <w:next w:val="Normal"/>
     <w:qFormat/>
-    <w:uiPriority w:val="0"/>
     <w:pPr>
       <w:ind w:left="840" w:leftChars="400"/>
     </w:pPr>
   </w:style>
-  <w:style w:type="paragraph" w:styleId="14">
+  <w:style w:type="paragraph" w:styleId="Footer">
     <w:name w:val="footer"/>
-    <w:basedOn w:val="1"/>
+    <w:basedOn w:val="Normal"/>
     <w:qFormat/>
-    <w:uiPriority w:val="0"/>
     <w:pPr>
       <w:tabs>
         <w:tab w:val="center" w:pos="4153"/>
@@ -6888,17 +6789,16 @@
       <w:sz w:val="18"/>
     </w:rPr>
   </w:style>
-  <w:style w:type="paragraph" w:styleId="15">
+  <w:style w:type="paragraph" w:styleId="Header">
     <w:name w:val="header"/>
-    <w:basedOn w:val="1"/>
+    <w:basedOn w:val="Normal"/>
     <w:qFormat/>
-    <w:uiPriority w:val="0"/>
     <w:pPr>
       <w:pBdr>
-        <w:top w:val="none" w:color="auto" w:sz="0" w:space="0"/>
-        <w:left w:val="none" w:color="auto" w:sz="0" w:space="0"/>
-        <w:bottom w:val="none" w:color="auto" w:sz="0" w:space="0"/>
-        <w:right w:val="none" w:color="auto" w:sz="0" w:space="0"/>
+        <w:top w:val="nil"/>
+        <w:left w:val="nil"/>
+        <w:bottom w:val="nil"/>
+        <w:right w:val="nil"/>
       </w:pBdr>
       <w:tabs>
         <w:tab w:val="center" w:pos="4153"/>
@@ -6913,41 +6813,37 @@
       <w:sz w:val="18"/>
     </w:rPr>
   </w:style>
-  <w:style w:type="paragraph" w:styleId="16">
+  <w:style w:type="paragraph" w:styleId="TOC1">
     <w:name w:val="toc 1"/>
-    <w:basedOn w:val="1"/>
-    <w:next w:val="1"/>
+    <w:basedOn w:val="Normal"/>
+    <w:next w:val="Normal"/>
     <w:qFormat/>
-    <w:uiPriority w:val="0"/>
     <w:rPr>
-      <w:rFonts w:ascii="Arial" w:hAnsi="Arial" w:eastAsia="Microsoft JhengHei"/>
+      <w:rFonts w:ascii="Arial" w:eastAsia="Microsoft JhengHei" w:hAnsi="Arial"/>
       <w:sz w:val="24"/>
     </w:rPr>
   </w:style>
-  <w:style w:type="paragraph" w:styleId="17">
+  <w:style w:type="paragraph" w:styleId="TOC2">
     <w:name w:val="toc 2"/>
-    <w:basedOn w:val="1"/>
-    <w:next w:val="1"/>
+    <w:basedOn w:val="Normal"/>
+    <w:next w:val="Normal"/>
     <w:qFormat/>
-    <w:uiPriority w:val="0"/>
     <w:pPr>
       <w:ind w:left="420" w:leftChars="200"/>
     </w:pPr>
   </w:style>
-  <w:style w:type="paragraph" w:styleId="18">
+  <w:style w:type="paragraph" w:styleId="NormalWeb">
     <w:name w:val="Normal (Web)"/>
-    <w:basedOn w:val="1"/>
+    <w:basedOn w:val="Normal"/>
     <w:qFormat/>
-    <w:uiPriority w:val="0"/>
     <w:rPr>
       <w:sz w:val="24"/>
     </w:rPr>
   </w:style>
-  <w:style w:type="paragraph" w:styleId="19">
+  <w:style w:type="paragraph" w:styleId="Title">
     <w:name w:val="Title"/>
-    <w:basedOn w:val="1"/>
+    <w:basedOn w:val="Normal"/>
     <w:qFormat/>
-    <w:uiPriority w:val="0"/>
     <w:pPr>
       <w:spacing w:before="240" w:beforeLines="0" w:beforeAutospacing="0" w:after="60" w:afterLines="0" w:afterAutospacing="0"/>
       <w:jc w:val="center"/>
@@ -6959,73 +6855,68 @@
       <w:sz w:val="32"/>
     </w:rPr>
   </w:style>
-  <w:style w:type="table" w:styleId="21">
+  <w:style w:type="table" w:styleId="TableGrid">
     <w:name w:val="Table Grid"/>
-    <w:basedOn w:val="20"/>
+    <w:basedOn w:val="TableNormal"/>
     <w:qFormat/>
-    <w:uiPriority w:val="0"/>
     <w:pPr>
       <w:widowControl w:val="0"/>
       <w:jc w:val="both"/>
     </w:pPr>
     <w:tblPr>
       <w:tblBorders>
-        <w:top w:val="single" w:color="auto" w:sz="4" w:space="0"/>
-        <w:left w:val="single" w:color="auto" w:sz="4" w:space="0"/>
-        <w:bottom w:val="single" w:color="auto" w:sz="4" w:space="0"/>
-        <w:right w:val="single" w:color="auto" w:sz="4" w:space="0"/>
-        <w:insideH w:val="single" w:color="auto" w:sz="4" w:space="0"/>
-        <w:insideV w:val="single" w:color="auto" w:sz="4" w:space="0"/>
+        <w:top w:val="single" w:sz="4" w:space="0" w:color="auto"/>
+        <w:left w:val="single" w:sz="4" w:space="0" w:color="auto"/>
+        <w:bottom w:val="single" w:sz="4" w:space="0" w:color="auto"/>
+        <w:right w:val="single" w:sz="4" w:space="0" w:color="auto"/>
+        <w:insideH w:val="single" w:sz="4" w:space="0" w:color="auto"/>
+        <w:insideV w:val="single" w:sz="4" w:space="0" w:color="auto"/>
       </w:tblBorders>
     </w:tblPr>
   </w:style>
-  <w:style w:type="character" w:styleId="23">
+  <w:style w:type="character" w:styleId="Strong">
     <w:name w:val="Strong"/>
-    <w:basedOn w:val="22"/>
+    <w:basedOn w:val="DefaultParagraphFont"/>
     <w:qFormat/>
-    <w:uiPriority w:val="0"/>
     <w:rPr>
       <w:b/>
     </w:rPr>
   </w:style>
-  <w:style w:type="paragraph" w:customStyle="1" w:styleId="24">
+  <w:style w:type="paragraph" w:customStyle="1" w:styleId="a">
     <w:name w:val="柴_公司名"/>
-    <w:basedOn w:val="19"/>
+    <w:basedOn w:val="Title"/>
     <w:qFormat/>
-    <w:uiPriority w:val="0"/>
     <w:pPr>
       <w:spacing w:after="600" w:afterLines="600"/>
     </w:pPr>
     <w:rPr>
-      <w:rFonts w:hint="eastAsia" w:ascii="宋体" w:hAnsi="宋体" w:eastAsia="宋体" w:cs="宋体"/>
+      <w:rFonts w:ascii="宋体" w:eastAsia="宋体" w:hAnsi="宋体" w:cs="宋体" w:hint="eastAsia"/>
       <w:bCs/>
       <w:spacing w:val="-6"/>
       <w:sz w:val="52"/>
       <w:szCs w:val="52"/>
     </w:rPr>
   </w:style>
-  <w:style w:type="paragraph" w:customStyle="1" w:styleId="25">
+  <w:style w:type="paragraph" w:customStyle="1" w:styleId="a0">
     <w:name w:val="柴_文档名"/>
-    <w:basedOn w:val="19"/>
+    <w:basedOn w:val="Title"/>
     <w:qFormat/>
-    <w:uiPriority w:val="0"/>
     <w:pPr>
       <w:spacing w:after="900" w:afterLines="900"/>
     </w:pPr>
     <w:rPr>
-      <w:rFonts w:ascii="黑体" w:hAnsi="黑体" w:eastAsia="黑体" w:cs="黑体"/>
+      <w:rFonts w:ascii="黑体" w:eastAsia="黑体" w:hAnsi="黑体" w:cs="黑体"/>
       <w:bCs/>
       <w:spacing w:val="-7"/>
       <w:sz w:val="52"/>
       <w:szCs w:val="52"/>
     </w:rPr>
   </w:style>
-  <w:style w:type="table" w:customStyle="1" w:styleId="26">
+  <w:style w:type="table" w:customStyle="1" w:styleId="TableNormal0">
     <w:name w:val="Table Normal_0"/>
     <w:semiHidden/>
     <w:unhideWhenUsed/>
     <w:qFormat/>
-    <w:uiPriority w:val="0"/>
     <w:tblPr>
       <w:tblCellMar>
         <w:top w:w="0" w:type="dxa"/>
@@ -7035,87 +6926,81 @@
       </w:tblCellMar>
     </w:tblPr>
   </w:style>
-  <w:style w:type="paragraph" w:customStyle="1" w:styleId="27">
+  <w:style w:type="paragraph" w:customStyle="1" w:styleId="TableText">
     <w:name w:val="Table Text"/>
-    <w:basedOn w:val="1"/>
+    <w:basedOn w:val="Normal"/>
     <w:semiHidden/>
     <w:qFormat/>
-    <w:uiPriority w:val="0"/>
     <w:rPr>
-      <w:rFonts w:ascii="宋体" w:hAnsi="宋体" w:eastAsia="宋体" w:cs="宋体"/>
+      <w:rFonts w:ascii="宋体" w:eastAsia="宋体" w:hAnsi="宋体" w:cs="宋体"/>
       <w:sz w:val="21"/>
       <w:szCs w:val="21"/>
       <w:lang w:val="en-US" w:eastAsia="en-US" w:bidi="ar-SA"/>
     </w:rPr>
   </w:style>
-  <w:style w:type="paragraph" w:customStyle="1" w:styleId="28">
+  <w:style w:type="paragraph" w:customStyle="1" w:styleId="1">
     <w:name w:val="柴_标题1"/>
-    <w:basedOn w:val="2"/>
-    <w:next w:val="29"/>
-    <w:link w:val="38"/>
+    <w:basedOn w:val="Heading1"/>
+    <w:next w:val="a1"/>
+    <w:link w:val="1Char"/>
     <w:qFormat/>
-    <w:uiPriority w:val="0"/>
     <w:pPr>
       <w:spacing w:before="100" w:after="90" w:line="360" w:lineRule="auto"/>
     </w:pPr>
     <w:rPr>
-      <w:rFonts w:ascii="Arial" w:hAnsi="Arial" w:eastAsia="宋体"/>
+      <w:rFonts w:ascii="Arial" w:eastAsia="宋体" w:hAnsi="Arial"/>
       <w:sz w:val="32"/>
     </w:rPr>
   </w:style>
-  <w:style w:type="paragraph" w:customStyle="1" w:styleId="29">
+  <w:style w:type="paragraph" w:customStyle="1" w:styleId="a1">
     <w:name w:val="柴_正文"/>
-    <w:basedOn w:val="12"/>
-    <w:link w:val="42"/>
+    <w:basedOn w:val="BodyText"/>
+    <w:link w:val="Char"/>
     <w:qFormat/>
-    <w:uiPriority w:val="0"/>
     <w:pPr>
       <w:spacing w:line="360" w:lineRule="auto"/>
       <w:ind w:firstLine="470" w:firstLineChars="200"/>
     </w:pPr>
     <w:rPr>
-      <w:rFonts w:ascii="Arial" w:hAnsi="Arial" w:eastAsia="宋体"/>
+      <w:rFonts w:ascii="Arial" w:eastAsia="宋体" w:hAnsi="Arial"/>
       <w:sz w:val="24"/>
       <w:lang w:eastAsia="zh-CN"/>
     </w:rPr>
   </w:style>
-  <w:style w:type="paragraph" w:customStyle="1" w:styleId="30">
+  <w:style w:type="paragraph" w:customStyle="1" w:styleId="2">
     <w:name w:val="柴_标题2"/>
-    <w:basedOn w:val="3"/>
-    <w:next w:val="29"/>
+    <w:basedOn w:val="Heading2"/>
+    <w:next w:val="a1"/>
     <w:qFormat/>
-    <w:uiPriority w:val="0"/>
     <w:pPr>
       <w:spacing w:line="360" w:lineRule="auto"/>
     </w:pPr>
     <w:rPr>
-      <w:rFonts w:ascii="Arial" w:hAnsi="Arial" w:eastAsia="宋体"/>
+      <w:rFonts w:ascii="Arial" w:eastAsia="宋体" w:hAnsi="Arial"/>
       <w:sz w:val="28"/>
     </w:rPr>
   </w:style>
-  <w:style w:type="paragraph" w:customStyle="1" w:styleId="31">
+  <w:style w:type="paragraph" w:customStyle="1" w:styleId="3">
     <w:name w:val="柴_标题3"/>
-    <w:basedOn w:val="4"/>
-    <w:next w:val="29"/>
+    <w:basedOn w:val="Heading3"/>
+    <w:next w:val="a1"/>
     <w:qFormat/>
-    <w:uiPriority w:val="0"/>
     <w:pPr>
       <w:spacing w:line="360" w:lineRule="auto"/>
       <w:ind w:left="0" w:firstLine="472" w:firstLineChars="200"/>
     </w:pPr>
     <w:rPr>
-      <w:rFonts w:ascii="宋体" w:hAnsi="宋体" w:eastAsia="宋体" w:cs="宋体"/>
+      <w:rFonts w:ascii="宋体" w:eastAsia="宋体" w:hAnsi="宋体" w:cs="宋体"/>
       <w:spacing w:val="-2"/>
       <w:sz w:val="24"/>
       <w:szCs w:val="24"/>
     </w:rPr>
   </w:style>
-  <w:style w:type="paragraph" w:customStyle="1" w:styleId="32">
+  <w:style w:type="paragraph" w:customStyle="1" w:styleId="a2">
     <w:name w:val="柴_目录"/>
-    <w:basedOn w:val="1"/>
-    <w:next w:val="12"/>
+    <w:basedOn w:val="Normal"/>
+    <w:next w:val="BodyText"/>
     <w:qFormat/>
-    <w:uiPriority w:val="0"/>
     <w:pPr>
       <w:tabs>
         <w:tab w:val="right" w:leader="dot" w:pos="8442"/>
@@ -7123,64 +7008,59 @@
       <w:ind w:left="0" w:leftChars="0"/>
     </w:pPr>
     <w:rPr>
-      <w:rFonts w:ascii="Arial" w:hAnsi="Arial" w:eastAsia="Microsoft JhengHei"/>
+      <w:rFonts w:ascii="Arial" w:eastAsia="Microsoft JhengHei" w:hAnsi="Arial"/>
       <w:sz w:val="24"/>
     </w:rPr>
   </w:style>
-  <w:style w:type="paragraph" w:customStyle="1" w:styleId="33">
+  <w:style w:type="paragraph" w:customStyle="1" w:styleId="WPSOffice1">
     <w:name w:val="WPSOffice手动目录 1"/>
     <w:qFormat/>
-    <w:uiPriority w:val="0"/>
     <w:pPr>
       <w:ind w:leftChars="0"/>
     </w:pPr>
     <w:rPr>
-      <w:rFonts w:ascii="Times New Roman" w:hAnsi="Times New Roman" w:eastAsia="宋体" w:cs="Times New Roman"/>
+      <w:rFonts w:ascii="Times New Roman" w:eastAsia="宋体" w:hAnsi="Times New Roman" w:cs="Times New Roman"/>
       <w:sz w:val="20"/>
       <w:szCs w:val="20"/>
     </w:rPr>
   </w:style>
-  <w:style w:type="paragraph" w:customStyle="1" w:styleId="34">
+  <w:style w:type="paragraph" w:customStyle="1" w:styleId="WPSOffice2">
     <w:name w:val="WPSOffice手动目录 2"/>
     <w:qFormat/>
-    <w:uiPriority w:val="0"/>
     <w:pPr>
       <w:ind w:leftChars="200"/>
     </w:pPr>
     <w:rPr>
-      <w:rFonts w:ascii="Times New Roman" w:hAnsi="Times New Roman" w:eastAsia="宋体" w:cs="Times New Roman"/>
+      <w:rFonts w:ascii="Times New Roman" w:eastAsia="宋体" w:hAnsi="Times New Roman" w:cs="Times New Roman"/>
       <w:sz w:val="20"/>
       <w:szCs w:val="20"/>
     </w:rPr>
   </w:style>
-  <w:style w:type="paragraph" w:customStyle="1" w:styleId="35">
+  <w:style w:type="paragraph" w:customStyle="1" w:styleId="WPSOffice3">
     <w:name w:val="WPSOffice手动目录 3"/>
     <w:qFormat/>
-    <w:uiPriority w:val="0"/>
     <w:pPr>
       <w:ind w:leftChars="400"/>
     </w:pPr>
     <w:rPr>
-      <w:rFonts w:ascii="Times New Roman" w:hAnsi="Times New Roman" w:eastAsia="宋体" w:cs="Times New Roman"/>
+      <w:rFonts w:ascii="Times New Roman" w:eastAsia="宋体" w:hAnsi="Times New Roman" w:cs="Times New Roman"/>
       <w:sz w:val="20"/>
       <w:szCs w:val="20"/>
     </w:rPr>
   </w:style>
-  <w:style w:type="paragraph" w:customStyle="1" w:styleId="36">
+  <w:style w:type="paragraph" w:customStyle="1" w:styleId="Compact">
     <w:name w:val="Compact"/>
-    <w:basedOn w:val="12"/>
+    <w:basedOn w:val="BodyText"/>
     <w:qFormat/>
-    <w:uiPriority w:val="0"/>
     <w:pPr>
       <w:spacing w:before="36" w:after="36"/>
     </w:pPr>
   </w:style>
-  <w:style w:type="table" w:customStyle="1" w:styleId="37">
+  <w:style w:type="table" w:customStyle="1" w:styleId="Table">
     <w:name w:val="Table"/>
     <w:semiHidden/>
     <w:unhideWhenUsed/>
     <w:qFormat/>
-    <w:uiPriority w:val="0"/>
     <w:tblPr>
       <w:tblCellMar>
         <w:top w:w="0" w:type="dxa"/>
@@ -7192,28 +7072,26 @@
     <w:tblStylePr w:type="firstRow">
       <w:tcPr>
         <w:tcBorders>
-          <w:bottom w:val="single" w:color="auto" w:sz="0" w:space="0"/>
+          <w:bottom w:val="single" w:sz="0" w:space="0" w:color="auto"/>
         </w:tcBorders>
         <w:vAlign w:val="bottom"/>
       </w:tcPr>
     </w:tblStylePr>
   </w:style>
-  <w:style w:type="character" w:customStyle="1" w:styleId="38">
+  <w:style w:type="character" w:customStyle="1" w:styleId="1Char">
     <w:name w:val="柴_标题1 Char"/>
-    <w:link w:val="28"/>
+    <w:link w:val="1"/>
     <w:qFormat/>
-    <w:uiPriority w:val="0"/>
     <w:rPr>
-      <w:rFonts w:ascii="Arial" w:hAnsi="Arial" w:eastAsia="宋体"/>
+      <w:rFonts w:ascii="Arial" w:eastAsia="宋体" w:hAnsi="Arial"/>
       <w:sz w:val="32"/>
     </w:rPr>
   </w:style>
-  <w:style w:type="table" w:customStyle="1" w:styleId="39">
+  <w:style w:type="table" w:customStyle="1" w:styleId="TableNormal1">
     <w:name w:val="Table Normal_1"/>
     <w:semiHidden/>
     <w:unhideWhenUsed/>
     <w:qFormat/>
-    <w:uiPriority w:val="0"/>
     <w:tblPr>
       <w:tblCellMar>
         <w:top w:w="0" w:type="dxa"/>
@@ -7223,11 +7101,10 @@
       </w:tblCellMar>
     </w:tblPr>
   </w:style>
-  <w:style w:type="paragraph" w:customStyle="1" w:styleId="40">
+  <w:style w:type="paragraph" w:customStyle="1" w:styleId="a3">
     <w:name w:val="柴_正文_无缩进"/>
-    <w:basedOn w:val="1"/>
+    <w:basedOn w:val="Normal"/>
     <w:qFormat/>
-    <w:uiPriority w:val="0"/>
     <w:pPr>
       <w:ind w:firstLine="0" w:firstLineChars="0"/>
     </w:pPr>
@@ -7237,31 +7114,29 @@
       <w:lang w:eastAsia="zh-CN"/>
     </w:rPr>
   </w:style>
-  <w:style w:type="paragraph" w:customStyle="1" w:styleId="41">
+  <w:style w:type="paragraph" w:customStyle="1" w:styleId="4">
     <w:name w:val="柴_标题4"/>
-    <w:basedOn w:val="5"/>
-    <w:next w:val="1"/>
+    <w:basedOn w:val="Heading4"/>
+    <w:next w:val="Normal"/>
     <w:qFormat/>
-    <w:uiPriority w:val="0"/>
     <w:pPr>
       <w:widowControl w:val="0"/>
       <w:spacing w:before="160" w:line="360" w:lineRule="auto"/>
-      <w:ind w:left="981" w:leftChars="300" w:hanging="862"/>
+      <w:ind w:left="981" w:hanging="862" w:leftChars="300"/>
     </w:pPr>
     <w:rPr>
-      <w:rFonts w:hint="eastAsia" w:ascii="Calibri" w:hAnsi="Calibri" w:eastAsia="宋体" w:cs="宋体"/>
+      <w:rFonts w:ascii="Calibri" w:eastAsia="宋体" w:hAnsi="Calibri" w:cs="宋体" w:hint="eastAsia"/>
       <w:sz w:val="24"/>
       <w:szCs w:val="24"/>
       <w:lang w:eastAsia="zh-CN" w:bidi="zh-CN"/>
     </w:rPr>
   </w:style>
-  <w:style w:type="character" w:customStyle="1" w:styleId="42">
+  <w:style w:type="character" w:customStyle="1" w:styleId="Char">
     <w:name w:val="柴_正文 Char"/>
-    <w:link w:val="29"/>
+    <w:link w:val="a1"/>
     <w:qFormat/>
-    <w:uiPriority w:val="0"/>
     <w:rPr>
-      <w:rFonts w:ascii="Arial" w:hAnsi="Arial" w:eastAsia="宋体"/>
+      <w:rFonts w:ascii="Arial" w:eastAsia="宋体" w:hAnsi="Arial"/>
       <w:sz w:val="24"/>
       <w:lang w:eastAsia="zh-CN"/>
     </w:rPr>
